--- a/BaoCaoTTTN.docx
+++ b/BaoCaoTTTN.docx
@@ -91,7 +91,7 @@
           </mc:Choice>
           <mc:Fallback>
             <w:pict>
-              <v:line w14:anchorId="129FE394" id="Straight Connector 1" o:spid="_x0000_s1026" style="position:absolute;z-index:251659264;visibility:visible;mso-wrap-style:square;mso-wrap-distance-left:9pt;mso-wrap-distance-top:0;mso-wrap-distance-right:9pt;mso-wrap-distance-bottom:0;mso-position-horizontal:absolute;mso-position-horizontal-relative:margin;mso-position-vertical:absolute;mso-position-vertical-relative:text" from="193.75pt,17.35pt" to="264.6pt,17.35pt" o:gfxdata="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" strokecolor="black [3213]" strokeweight="1pt">
+              <v:line w14:anchorId="129FE394" id="Straight Connector 1" o:spid="_x0000_s1026" style="position:absolute;z-index:251659264;visibility:visible;mso-wrap-style:square;mso-wrap-distance-left:9pt;mso-wrap-distance-top:0;mso-wrap-distance-right:9pt;mso-wrap-distance-bottom:0;mso-position-horizontal:absolute;mso-position-horizontal-relative:margin;mso-position-vertical:absolute;mso-position-vertical-relative:text" from="193.75pt,17.35pt" to="264.6pt,17.35pt" o:gfxdata="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" strokecolor="black [3213]" strokeweight="1pt">
                 <v:stroke joinstyle="miter"/>
                 <w10:wrap anchorx="margin"/>
               </v:line>
@@ -482,7 +482,7 @@
           </mc:Choice>
           <mc:Fallback>
             <w:pict>
-              <v:line w14:anchorId="4C40A8F0" id="Straight Connector 1" o:spid="_x0000_s1026" style="position:absolute;z-index:251661312;visibility:visible;mso-wrap-style:square;mso-wrap-distance-left:9pt;mso-wrap-distance-top:0;mso-wrap-distance-right:9pt;mso-wrap-distance-bottom:0;mso-position-horizontal:absolute;mso-position-horizontal-relative:margin;mso-position-vertical:absolute;mso-position-vertical-relative:text" from="193.75pt,17.35pt" to="264.6pt,17.35pt" o:gfxdata="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" strokecolor="black [3213]" strokeweight="1pt">
+              <v:line w14:anchorId="4C40A8F0" id="Straight Connector 1" o:spid="_x0000_s1026" style="position:absolute;z-index:251661312;visibility:visible;mso-wrap-style:square;mso-wrap-distance-left:9pt;mso-wrap-distance-top:0;mso-wrap-distance-right:9pt;mso-wrap-distance-bottom:0;mso-position-horizontal:absolute;mso-position-horizontal-relative:margin;mso-position-vertical:absolute;mso-position-vertical-relative:text" from="193.75pt,17.35pt" to="264.6pt,17.35pt" o:gfxdata="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" strokecolor="black [3213]" strokeweight="1pt">
                 <v:stroke joinstyle="miter"/>
                 <w10:wrap anchorx="margin"/>
               </v:line>
@@ -815,6 +815,8 @@
         <w:rPr>
           <w:b/>
           <w:bCs/>
+          <w:sz w:val="28"/>
+          <w:szCs w:val="28"/>
         </w:rPr>
       </w:pPr>
       <w:r>
@@ -828,6 +830,8 @@
         <w:rPr>
           <w:b/>
           <w:bCs/>
+          <w:sz w:val="28"/>
+          <w:szCs w:val="28"/>
         </w:rPr>
         <w:lastRenderedPageBreak/>
         <w:t>LỜI CẢM ƠN</w:t>
@@ -835,6 +839,198 @@
     </w:p>
     <w:p>
       <w:pPr>
+        <w:pStyle w:val="DoanVB"/>
+      </w:pPr>
+      <w:r>
+        <w:t xml:space="preserve">Lời đầu tiên, em xin được bày tỏ lòng biết ơn chân thành và sâu sắc nhất tới Ban Giám hiệu trường Đại học Thăng Long, cùng toàn thể quý thầy cô giáo khoa </w:t>
+      </w:r>
+      <w:r>
+        <w:t>Công nghệ Thông tin</w:t>
+      </w:r>
+      <w:r>
+        <w:t xml:space="preserve"> đã tận tình truyền đạt những kiến thức quý báu, tạo điều kiện thuận lợi và môi trường học tập hiện đại để em có được nền tảng chuyên môn vững chắc như ngày hôm nay.</w:t>
+      </w:r>
+    </w:p>
+    <w:p>
+      <w:pPr>
+        <w:pStyle w:val="DoanVB"/>
+      </w:pPr>
+      <w:r>
+        <w:t xml:space="preserve">Đặc biệt, em xin gửi lời cảm ơn sâu sắc nhất tới </w:t>
+      </w:r>
+      <w:r>
+        <w:t xml:space="preserve">thầy Nguyễn </w:t>
+      </w:r>
+      <w:r>
+        <w:t>Quốc Việt</w:t>
+      </w:r>
+      <w:r>
+        <w:t xml:space="preserve">, người đã trực tiếp hướng dẫn, dành nhiều thời gian và tâm huyết để chỉ bảo, định hướng cho em trong suốt quá trình triển khai và hoàn thiện </w:t>
+      </w:r>
+      <w:r>
+        <w:t>C</w:t>
+      </w:r>
+      <w:r>
+        <w:t xml:space="preserve">huyên đề </w:t>
+      </w:r>
+      <w:r>
+        <w:t>t</w:t>
+      </w:r>
+      <w:r>
+        <w:t>ốt nghiệp này. Những góp ý</w:t>
+      </w:r>
+      <w:r>
+        <w:t xml:space="preserve"> về</w:t>
+      </w:r>
+      <w:r>
+        <w:t xml:space="preserve"> chuyên môn quý và sự khích lệ </w:t>
+      </w:r>
+      <w:r>
+        <w:t>của thầy</w:t>
+      </w:r>
+      <w:r>
+        <w:t xml:space="preserve"> không chỉ giúp em tháo gỡ những khó khăn về mặt kỹ thuật mà còn giúp em rèn luyện tư duy làm việc chuyên nghiệp.</w:t>
+      </w:r>
+    </w:p>
+    <w:p>
+      <w:pPr>
+        <w:pStyle w:val="DoanVB"/>
+      </w:pPr>
+      <w:r>
+        <w:t xml:space="preserve">Cuối cùng, em xin dành </w:t>
+      </w:r>
+      <w:r>
+        <w:t>một lời cảm ơn</w:t>
+      </w:r>
+      <w:r>
+        <w:t xml:space="preserve"> tới gia đình và bạn bè – những người luôn là chỗ dựa tinh thần vững chắc, luôn ủng hộ và đồng hành cùng em trong suốt quãng đời sinh viên cũng như trong những giai đoạn khó khăn nhất để em có thể hoàn thành tốt chương trình học tập của mình.</w:t>
+      </w:r>
+    </w:p>
+    <w:p>
+      <w:pPr>
+        <w:pStyle w:val="DoanVB"/>
+      </w:pPr>
+      <w:r>
+        <w:t>Dù đã dành nhiều tâm huyết và nỗ lực, nhưng do kiến thức và kinh nghiệm còn hạn chế, chuyên đề chắc chắn không tránh khỏi những thiếu sót. Em rất mong nhận được những ý kiến đóng góp quý báu từ quý thầy cô để công trình nghiên cứu của em được hoàn thiện hơn.</w:t>
+      </w:r>
+    </w:p>
+    <w:p>
+      <w:pPr>
+        <w:pStyle w:val="DoanVB"/>
+      </w:pPr>
+      <w:r>
+        <w:t>Em xin chân thành cảm ơn!</w:t>
+      </w:r>
+    </w:p>
+    <w:tbl>
+      <w:tblPr>
+        <w:tblStyle w:val="TableGrid"/>
+        <w:tblW w:w="0" w:type="auto"/>
+        <w:tblBorders>
+          <w:top w:val="none" w:sz="0" w:space="0" w:color="auto"/>
+          <w:left w:val="none" w:sz="0" w:space="0" w:color="auto"/>
+          <w:bottom w:val="none" w:sz="0" w:space="0" w:color="auto"/>
+          <w:right w:val="none" w:sz="0" w:space="0" w:color="auto"/>
+          <w:insideH w:val="none" w:sz="0" w:space="0" w:color="auto"/>
+          <w:insideV w:val="none" w:sz="0" w:space="0" w:color="auto"/>
+        </w:tblBorders>
+        <w:tblLook w:val="04A0" w:firstRow="1" w:lastRow="0" w:firstColumn="1" w:lastColumn="0" w:noHBand="0" w:noVBand="1"/>
+      </w:tblPr>
+      <w:tblGrid>
+        <w:gridCol w:w="5949"/>
+        <w:gridCol w:w="3231"/>
+      </w:tblGrid>
+      <w:tr>
+        <w:tc>
+          <w:tcPr>
+            <w:tcW w:w="5949" w:type="dxa"/>
+          </w:tcPr>
+          <w:p>
+            <w:pPr>
+              <w:jc w:val="left"/>
+              <w:rPr>
+                <w:b/>
+                <w:bCs/>
+              </w:rPr>
+            </w:pPr>
+          </w:p>
+        </w:tc>
+        <w:tc>
+          <w:tcPr>
+            <w:tcW w:w="3231" w:type="dxa"/>
+            <w:vAlign w:val="center"/>
+          </w:tcPr>
+          <w:p>
+            <w:pPr>
+              <w:jc w:val="center"/>
+              <w:rPr>
+                <w:b/>
+                <w:bCs/>
+              </w:rPr>
+            </w:pPr>
+            <w:r>
+              <w:rPr>
+                <w:b/>
+                <w:bCs/>
+              </w:rPr>
+              <w:t>SINH VIÊN</w:t>
+            </w:r>
+          </w:p>
+        </w:tc>
+      </w:tr>
+      <w:tr>
+        <w:trPr>
+          <w:trHeight w:val="1137"/>
+        </w:trPr>
+        <w:tc>
+          <w:tcPr>
+            <w:tcW w:w="5949" w:type="dxa"/>
+          </w:tcPr>
+          <w:p>
+            <w:pPr>
+              <w:jc w:val="left"/>
+              <w:rPr>
+                <w:b/>
+                <w:bCs/>
+              </w:rPr>
+            </w:pPr>
+          </w:p>
+        </w:tc>
+        <w:tc>
+          <w:tcPr>
+            <w:tcW w:w="3231" w:type="dxa"/>
+            <w:vAlign w:val="bottom"/>
+          </w:tcPr>
+          <w:p>
+            <w:pPr>
+              <w:jc w:val="center"/>
+              <w:rPr>
+                <w:b/>
+                <w:bCs/>
+              </w:rPr>
+            </w:pPr>
+            <w:r>
+              <w:rPr>
+                <w:b/>
+                <w:bCs/>
+              </w:rPr>
+              <w:t>Nguyễn Công Hoàn</w:t>
+            </w:r>
+          </w:p>
+        </w:tc>
+      </w:tr>
+    </w:tbl>
+    <w:p>
+      <w:pPr>
+        <w:jc w:val="left"/>
+        <w:rPr>
+          <w:b/>
+          <w:bCs/>
+        </w:rPr>
+      </w:pPr>
+    </w:p>
+    <w:p>
+      <w:pPr>
         <w:rPr>
           <w:b/>
           <w:bCs/>
@@ -875,6 +1071,173 @@
     </w:p>
     <w:p>
       <w:pPr>
+        <w:pStyle w:val="DoanVB"/>
+      </w:pPr>
+      <w:r>
+        <w:t>Em tên là</w:t>
+      </w:r>
+      <w:r>
+        <w:t xml:space="preserve"> Nguyễn Công Hoàn, sinh viên khóa 32, ngành Công nghệ Thông tin.</w:t>
+      </w:r>
+    </w:p>
+    <w:p>
+      <w:pPr>
+        <w:pStyle w:val="DoanVB"/>
+      </w:pPr>
+      <w:r>
+        <w:t>Em</w:t>
+      </w:r>
+      <w:r>
+        <w:t xml:space="preserve"> xin cam đoan chuyên đề tốt nghiệp này là kết quả của quá trình học tập, nghiên cứu và thực tập thực tế. </w:t>
+      </w:r>
+      <w:r>
+        <w:t>Em</w:t>
+      </w:r>
+      <w:r>
+        <w:t xml:space="preserve"> xin khẳng định các nội dung trình bày trong báo cáo, các giải pháp kỹ thuật và mã nguồn ứng dụng được xây dựng trong chuyên đề là do </w:t>
+      </w:r>
+      <w:r>
+        <w:t>em</w:t>
+      </w:r>
+      <w:r>
+        <w:t xml:space="preserve"> tự thực hiện dưới sự hướng dẫn của giảng viên hướng dẫn, không sao chép từ bất kỳ công trình hoặc báo cáo của người khác.</w:t>
+      </w:r>
+    </w:p>
+    <w:p>
+      <w:pPr>
+        <w:pStyle w:val="DoanVB"/>
+      </w:pPr>
+      <w:r>
+        <w:t>Mọi tài liệu tham khảo, trích dẫn nội dung từ các nguồn sách, báo, internet và các công trình nghiên cứu liên quan đều được chú thích rõ ràng và trình bày trung thực trong danh mục tài liệu tham khảo. Các kết quả thực nghiệm và số liệu thu thập trong quá trình triển khai dự án là hoàn toàn khách quan và trung thực.</w:t>
+      </w:r>
+    </w:p>
+    <w:p>
+      <w:pPr>
+        <w:pStyle w:val="DoanVB"/>
+      </w:pPr>
+      <w:r>
+        <w:t>Em</w:t>
+      </w:r>
+      <w:r>
+        <w:t xml:space="preserve"> xin hoàn toàn chịu trách nhiệm về lời cam đoan này. Nếu có bất kỳ sự trùng lặp hay vi phạm quy chế đào tạo nào, </w:t>
+      </w:r>
+      <w:r>
+        <w:t>em</w:t>
+      </w:r>
+      <w:r>
+        <w:t xml:space="preserve"> xin chịu mọi hình thức kỷ luật theo quy định của Trường Đại học Thăng Long.</w:t>
+      </w:r>
+    </w:p>
+    <w:tbl>
+      <w:tblPr>
+        <w:tblStyle w:val="TableGrid"/>
+        <w:tblW w:w="0" w:type="auto"/>
+        <w:tblBorders>
+          <w:top w:val="none" w:sz="0" w:space="0" w:color="auto"/>
+          <w:left w:val="none" w:sz="0" w:space="0" w:color="auto"/>
+          <w:bottom w:val="none" w:sz="0" w:space="0" w:color="auto"/>
+          <w:right w:val="none" w:sz="0" w:space="0" w:color="auto"/>
+          <w:insideH w:val="none" w:sz="0" w:space="0" w:color="auto"/>
+          <w:insideV w:val="none" w:sz="0" w:space="0" w:color="auto"/>
+        </w:tblBorders>
+        <w:tblLook w:val="04A0" w:firstRow="1" w:lastRow="0" w:firstColumn="1" w:lastColumn="0" w:noHBand="0" w:noVBand="1"/>
+      </w:tblPr>
+      <w:tblGrid>
+        <w:gridCol w:w="5949"/>
+        <w:gridCol w:w="3231"/>
+      </w:tblGrid>
+      <w:tr>
+        <w:tc>
+          <w:tcPr>
+            <w:tcW w:w="5949" w:type="dxa"/>
+          </w:tcPr>
+          <w:p>
+            <w:pPr>
+              <w:jc w:val="left"/>
+              <w:rPr>
+                <w:b/>
+                <w:bCs/>
+              </w:rPr>
+            </w:pPr>
+          </w:p>
+        </w:tc>
+        <w:tc>
+          <w:tcPr>
+            <w:tcW w:w="3231" w:type="dxa"/>
+            <w:vAlign w:val="center"/>
+          </w:tcPr>
+          <w:p>
+            <w:pPr>
+              <w:jc w:val="center"/>
+              <w:rPr>
+                <w:b/>
+                <w:bCs/>
+              </w:rPr>
+            </w:pPr>
+            <w:r>
+              <w:rPr>
+                <w:b/>
+                <w:bCs/>
+              </w:rPr>
+              <w:t>SINH VIÊN</w:t>
+            </w:r>
+          </w:p>
+        </w:tc>
+      </w:tr>
+      <w:tr>
+        <w:trPr>
+          <w:trHeight w:val="1137"/>
+        </w:trPr>
+        <w:tc>
+          <w:tcPr>
+            <w:tcW w:w="5949" w:type="dxa"/>
+          </w:tcPr>
+          <w:p>
+            <w:pPr>
+              <w:jc w:val="left"/>
+              <w:rPr>
+                <w:b/>
+                <w:bCs/>
+              </w:rPr>
+            </w:pPr>
+          </w:p>
+        </w:tc>
+        <w:tc>
+          <w:tcPr>
+            <w:tcW w:w="3231" w:type="dxa"/>
+            <w:vAlign w:val="bottom"/>
+          </w:tcPr>
+          <w:p>
+            <w:pPr>
+              <w:jc w:val="center"/>
+              <w:rPr>
+                <w:b/>
+                <w:bCs/>
+              </w:rPr>
+            </w:pPr>
+            <w:r>
+              <w:rPr>
+                <w:b/>
+                <w:bCs/>
+              </w:rPr>
+              <w:t>Nguyễn Công Hoàn</w:t>
+            </w:r>
+          </w:p>
+        </w:tc>
+      </w:tr>
+    </w:tbl>
+    <w:p>
+      <w:pPr>
+        <w:pStyle w:val="DoanVB"/>
+      </w:pPr>
+    </w:p>
+    <w:p>
+      <w:pPr>
+        <w:jc w:val="left"/>
+      </w:pPr>
+    </w:p>
+    <w:p>
+      <w:pPr>
         <w:rPr>
           <w:b/>
           <w:bCs/>
@@ -965,6 +1328,20 @@
           <w:b/>
         </w:rPr>
         <w:t>TP. HCM: Thành phố Hồ Chí Minh</w:t>
+      </w:r>
+    </w:p>
+    <w:p>
+      <w:pPr>
+        <w:jc w:val="left"/>
+        <w:rPr>
+          <w:b/>
+        </w:rPr>
+      </w:pPr>
+      <w:r>
+        <w:rPr>
+          <w:b/>
+        </w:rPr>
+        <w:t>CNTT: Công nghệ Thông tin</w:t>
       </w:r>
       <w:r>
         <w:rPr>
@@ -1544,19 +1921,7 @@
         <w:pStyle w:val="StyleCng"/>
       </w:pPr>
       <w:r>
-        <w:t xml:space="preserve">Tương tác </w:t>
-      </w:r>
-      <w:r>
-        <w:t>và</w:t>
-      </w:r>
-      <w:r>
-        <w:t xml:space="preserve"> </w:t>
-      </w:r>
-      <w:r>
-        <w:t>đ</w:t>
-      </w:r>
-      <w:r>
-        <w:t>ánh giá: Xem các đánh giá từ người dùng khác và viết đánh giá/phản hồi sau khi sử dụng dịch vụ.</w:t>
+        <w:t>Tương tác và đánh giá: Xem các đánh giá từ người dùng khác và viết đánh giá/phản hồi sau khi sử dụng dịch vụ.</w:t>
       </w:r>
     </w:p>
     <w:p>
@@ -1685,10 +2050,7 @@
         <w:pStyle w:val="DoanVB"/>
       </w:pPr>
       <w:r>
-        <w:t>Ứ</w:t>
-      </w:r>
-      <w:r>
-        <w:t>ng dụng có một số điểm giới hạn về kỹ thuật và nghiệp vụ như sau:</w:t>
+        <w:t>Ứng dụng có một số điểm giới hạn về kỹ thuật và nghiệp vụ như sau:</w:t>
       </w:r>
     </w:p>
     <w:p>
@@ -1699,48 +2061,1624 @@
         <w:t>Chưa có hệ thống thanh toán trực tuyến</w:t>
       </w:r>
       <w:r>
+        <w:t>: Điều này cho thấy việc thanh toán có thể đang được xử lý thủ công hoặc tại sân.</w:t>
+      </w:r>
+    </w:p>
+    <w:p>
+      <w:pPr>
+        <w:pStyle w:val="StyleTr"/>
+      </w:pPr>
+      <w:r>
+        <w:rPr>
+          <w:b/>
+          <w:bCs/>
+        </w:rPr>
+        <w:t>Quản lý hình ảnh</w:t>
+      </w:r>
+      <w:r>
+        <w:t>: API chủ yếu truyền nhận dữ liệu JSON</w:t>
+      </w:r>
+      <w:r>
+        <w:t xml:space="preserve">. </w:t>
+      </w:r>
+      <w:r>
+        <w:t>Chưa thấy các endpoint Multipart để upload hình ảnh trực tiếp cho sân hoặc ảnh đại diện.</w:t>
+      </w:r>
+    </w:p>
+    <w:p>
+      <w:pPr>
+        <w:pStyle w:val="StyleTr"/>
+      </w:pPr>
+      <w:r>
+        <w:rPr>
+          <w:b/>
+          <w:bCs/>
+        </w:rPr>
+        <w:t>Tính năng thông báo</w:t>
+      </w:r>
+      <w:r>
+        <w:t>: Chưa có endpoint để lưu Token nhằm gửi thông báo đẩy khi đơn đặt sân được xác nhận hoặc nhắc lịch.</w:t>
+      </w:r>
+    </w:p>
+    <w:p>
+      <w:pPr>
+        <w:pStyle w:val="StyleTr"/>
+      </w:pPr>
+      <w:r>
+        <w:rPr>
+          <w:b/>
+          <w:bCs/>
+        </w:rPr>
+        <w:t>Chính sách đặt sân còn đơn giản</w:t>
+      </w:r>
+      <w:r>
+        <w:t>: Chưa thấy hỗ trợ đặt sân định kỳ (ví dụ: đặt thứ 2 hàng tuần) hoặc các chính sách giảm giá, khuyến mãi (Vouchers).</w:t>
+      </w:r>
+    </w:p>
+    <w:p>
+      <w:pPr>
+        <w:pStyle w:val="StyleTr"/>
+      </w:pPr>
+      <w:r>
+        <w:rPr>
+          <w:b/>
+          <w:bCs/>
+        </w:rPr>
+        <w:t>Tính xác thực</w:t>
+      </w:r>
+      <w:r>
+        <w:t>: Hiện tại hệ thống sử dụng các phương thức PUT, POST cơ bản, chưa thấy cơ chế Refresh Token để duy trì đăng nhập lâu dài một cách bảo mật hơn.</w:t>
+      </w:r>
+    </w:p>
+    <w:p>
+      <w:pPr>
+        <w:pStyle w:val="Heading2"/>
+      </w:pPr>
+      <w:r>
+        <w:t>Phương pháp tiếp cận</w:t>
+      </w:r>
+    </w:p>
+    <w:p>
+      <w:pPr>
+        <w:pStyle w:val="DoanVB"/>
+      </w:pPr>
+      <w:r>
+        <w:t>Ứng dụng áp dụng mô hình phát triển phần mềm Waterfall. Đây là mô hình tiếp cận theo hướng tuần tự, trong đó mỗi giai đoạn phát triển phải được hoàn thành đầy đủ và có sự phê duyệt về mặt tài liệu trước khi bước sang giai đoạn tiếp theo.</w:t>
+      </w:r>
+    </w:p>
+    <w:p>
+      <w:pPr>
+        <w:pStyle w:val="DoanVB"/>
+      </w:pPr>
+      <w:r>
+        <w:t>Lý do lựa chọn mô hình này là để đảm bảo tính ổn định và xác định rõ ràng các yêu cầu ngay từ đầu, đặc biệt là các quy trình xử lý dữ liệu nhạy cảm như: Quản lý thông tin người dùng, bảo mật mật khẩu và phân quyền hệ thống. Ứng dụng có cấu trúc Client-Server. Ở giai đoạn xây dựng mã nguồn, các chức năng được triển khai bám sát theo các đặc tả kỹ thuật đã đề ra. Cuối cùng, giai đoạn kiểm thử được thực hiện tập trung để đảm bảo luồng xử lý từ phía Client gửi lên API và phản hồi từ Server luôn đạt độ chính xác cao nhất trước khi triển khai sản phẩm.</w:t>
+      </w:r>
+    </w:p>
+    <w:p>
+      <w:pPr>
+        <w:pStyle w:val="Heading2"/>
+      </w:pPr>
+      <w:r>
+        <w:t>Đóng góp của đề tài</w:t>
+      </w:r>
+    </w:p>
+    <w:p>
+      <w:pPr>
+        <w:pStyle w:val="StyleTr"/>
+      </w:pPr>
+      <w:r>
+        <w:rPr>
+          <w:b/>
+          <w:bCs/>
+        </w:rPr>
+        <w:t>Đối với người dùng</w:t>
+      </w:r>
+      <w:r>
+        <w:t>: Mang lại giải pháp đặt sân nhanh chóng, quản lý thông tin cá nhân bảo mật và tiện lợi thông qua giao diện di động trực quan.</w:t>
+      </w:r>
+    </w:p>
+    <w:p>
+      <w:pPr>
+        <w:pStyle w:val="StyleTr"/>
+      </w:pPr>
+      <w:r>
+        <w:rPr>
+          <w:b/>
+          <w:bCs/>
+        </w:rPr>
+        <w:t>Đối với bản thân sinh viên</w:t>
+      </w:r>
+      <w:r>
+        <w:t xml:space="preserve">: Giúp </w:t>
+      </w:r>
+      <w:r>
+        <w:t>sinh viên</w:t>
+      </w:r>
+      <w:r>
+        <w:t xml:space="preserve"> nắm vững quy trình phát triển ứng dụng di động thực tế, kỹ năng xử lý lỗi mạng, quản lý mã nguồn và hiểu sâu hơn về kiến trúc Client-Server.</w:t>
+      </w:r>
+    </w:p>
+    <w:p>
+      <w:pPr>
+        <w:pStyle w:val="Heading1"/>
+      </w:pPr>
+      <w:r>
+        <w:lastRenderedPageBreak/>
+        <w:t>CƠ</w:t>
+      </w:r>
+      <w:r>
+        <w:t xml:space="preserve"> SỞ LÝ THUYẾT VÀ CÔNG NGHỆ LIÊN QUAN</w:t>
+      </w:r>
+    </w:p>
+    <w:p>
+      <w:pPr>
+        <w:pStyle w:val="Heading2"/>
+      </w:pPr>
+      <w:r>
+        <w:t>Tổng quan lý thuyết cơ sở ngành</w:t>
+      </w:r>
+    </w:p>
+    <w:p>
+      <w:pPr>
+        <w:pStyle w:val="DoanVB"/>
+      </w:pPr>
+      <w:r>
+        <w:rPr>
+          <w:b/>
+          <w:bCs/>
+        </w:rPr>
+        <w:t xml:space="preserve">Công nghệ thông tin </w:t>
+      </w:r>
+      <w:r>
+        <w:t>là một tập hợp các phương pháp khoa học, thiết bị công cụ và quy trình kỹ thuật hiện đại chủ yếu là máy tính và hệ thống mạng nhằm khai thác, xử lý, lưu trữ và truyền tải thông tin một cách hiệu quả nhất. Trong kỷ nguyên số, IT không chỉ dừng lại ở phần cứng hay phần mềm đơn thuần, mà còn bao hàm cả các giải pháp tích hợp hệ thống, trí tuệ nhân tạo và quản trị dữ liệu nhằm tối ưu hóa các hoạt động của con người.</w:t>
+      </w:r>
+    </w:p>
+    <w:p>
+      <w:pPr>
+        <w:pStyle w:val="DoanVB"/>
+        <w:rPr>
+          <w:b/>
+          <w:bCs/>
+        </w:rPr>
+      </w:pPr>
+      <w:r>
+        <w:rPr>
+          <w:b/>
+          <w:bCs/>
+        </w:rPr>
+        <w:t>Vai trò của Công nghệ Thông tin trong tổ chức và doanh nghiệp:</w:t>
+      </w:r>
+    </w:p>
+    <w:p>
+      <w:pPr>
+        <w:pStyle w:val="StyleTr"/>
+        <w:rPr>
+          <w:rFonts w:eastAsiaTheme="majorEastAsia"/>
+        </w:rPr>
+      </w:pPr>
+      <w:r>
+        <w:rPr>
+          <w:rFonts w:eastAsiaTheme="majorEastAsia"/>
+          <w:b/>
+          <w:bCs/>
+        </w:rPr>
+        <w:t>Tối ưu hóa quy trình vận hành:</w:t>
+      </w:r>
+      <w:r>
+        <w:rPr>
+          <w:rFonts w:eastAsiaTheme="majorEastAsia"/>
+        </w:rPr>
+        <w:t xml:space="preserve"> </w:t>
+      </w:r>
+      <w:r>
+        <w:rPr>
+          <w:rFonts w:eastAsiaTheme="majorEastAsia"/>
+        </w:rPr>
+        <w:t>CNTT</w:t>
+      </w:r>
+      <w:r>
+        <w:rPr>
+          <w:rFonts w:eastAsiaTheme="majorEastAsia"/>
+        </w:rPr>
+        <w:t xml:space="preserve"> giúp tự động hóa các tác vụ lặp đi lặp lại, giảm thiểu sai sót do con người và rút ngắn thời gian triển khai công việc. Đối với các hệ thống quản lý, việc áp dụng phần mềm giúp luồng thông tin giữa các phòng ban trở nên thông suốt và minh bạch.</w:t>
+      </w:r>
+    </w:p>
+    <w:p>
+      <w:pPr>
+        <w:pStyle w:val="StyleTr"/>
+        <w:rPr>
+          <w:rFonts w:eastAsiaTheme="majorEastAsia"/>
+        </w:rPr>
+      </w:pPr>
+      <w:r>
+        <w:rPr>
+          <w:rFonts w:eastAsiaTheme="majorEastAsia"/>
+          <w:b/>
+          <w:bCs/>
+        </w:rPr>
+        <w:t>Hỗ trợ ra quyết định:</w:t>
+      </w:r>
+      <w:r>
+        <w:rPr>
+          <w:rFonts w:eastAsiaTheme="majorEastAsia"/>
+        </w:rPr>
+        <w:t xml:space="preserve"> Thông qua việc thu thập và phân tích dữ liệu lớn (Big Data), lãnh đạo doanh nghiệp có được cái nhìn trực quan và chính xác về tình hình kinh doanh, từ đó đưa ra các chiến lược phát triển dựa trên số liệu thực tế thay vì cảm tính.</w:t>
+      </w:r>
+    </w:p>
+    <w:p>
+      <w:pPr>
+        <w:pStyle w:val="StyleTr"/>
+        <w:rPr>
+          <w:rFonts w:eastAsiaTheme="majorEastAsia"/>
+        </w:rPr>
+      </w:pPr>
+      <w:r>
+        <w:rPr>
+          <w:rFonts w:eastAsiaTheme="majorEastAsia"/>
+          <w:b/>
+          <w:bCs/>
+        </w:rPr>
+        <w:t>Nâng cao năng lực cạnh tranh:</w:t>
+      </w:r>
+      <w:r>
+        <w:rPr>
+          <w:rFonts w:eastAsiaTheme="majorEastAsia"/>
+        </w:rPr>
+        <w:t xml:space="preserve"> </w:t>
+      </w:r>
+      <w:r>
+        <w:rPr>
+          <w:rFonts w:eastAsiaTheme="majorEastAsia"/>
+        </w:rPr>
+        <w:t xml:space="preserve">CNTT </w:t>
+      </w:r>
+      <w:r>
+        <w:rPr>
+          <w:rFonts w:eastAsiaTheme="majorEastAsia"/>
+        </w:rPr>
+        <w:t>cho phép doanh nghiệp tiếp cận khách hàng qua nhiều kênh số hóa, cá nhân hóa trải nghiệm người dùng và tạo ra các sản phẩm/</w:t>
+      </w:r>
+      <w:r>
+        <w:rPr>
+          <w:rFonts w:eastAsiaTheme="majorEastAsia"/>
+        </w:rPr>
+        <w:t xml:space="preserve"> </w:t>
+      </w:r>
+      <w:r>
+        <w:rPr>
+          <w:rFonts w:eastAsiaTheme="majorEastAsia"/>
+        </w:rPr>
+        <w:t>dịch vụ mới mang tính đột phá.</w:t>
+      </w:r>
+    </w:p>
+    <w:p>
+      <w:pPr>
+        <w:pStyle w:val="StyleTr"/>
+        <w:rPr>
+          <w:rFonts w:eastAsiaTheme="majorEastAsia"/>
+        </w:rPr>
+      </w:pPr>
+      <w:r>
+        <w:rPr>
+          <w:rFonts w:eastAsiaTheme="majorEastAsia"/>
+          <w:b/>
+          <w:bCs/>
+        </w:rPr>
+        <w:t>Đảm bảo an toàn và lưu trữ:</w:t>
+      </w:r>
+      <w:r>
+        <w:rPr>
+          <w:rFonts w:eastAsiaTheme="majorEastAsia"/>
+        </w:rPr>
+        <w:t xml:space="preserve"> </w:t>
+      </w:r>
+      <w:r>
+        <w:rPr>
+          <w:rFonts w:eastAsiaTheme="majorEastAsia"/>
+        </w:rPr>
+        <w:t>CNTT</w:t>
+      </w:r>
+      <w:r>
+        <w:rPr>
+          <w:rFonts w:eastAsiaTheme="majorEastAsia"/>
+        </w:rPr>
+        <w:t xml:space="preserve"> cung cấp các giải pháp bảo mật, lưu trữ đám mây bền vững, giúp tài sản trí tuệ của tổ chức được bảo vệ an toàn trước các nguy cơ tấn công mạng.</w:t>
+      </w:r>
+    </w:p>
+    <w:p>
+      <w:pPr>
+        <w:pStyle w:val="Heading2"/>
+      </w:pPr>
+      <w:r>
+        <w:t>Các kiến trúc hệ thống phổ biến</w:t>
+      </w:r>
+    </w:p>
+    <w:p>
+      <w:pPr>
+        <w:pStyle w:val="Heading3"/>
+      </w:pPr>
+      <w:r>
+        <w:t>Kiến trúc Đơn khối (Monolithic)</w:t>
+      </w:r>
+    </w:p>
+    <w:p>
+      <w:pPr>
+        <w:pStyle w:val="DoanVB"/>
+      </w:pPr>
+      <w:r>
+        <w:rPr>
+          <w:b/>
+          <w:bCs/>
+        </w:rPr>
+        <w:t xml:space="preserve">Kiến trúc </w:t>
+      </w:r>
+      <w:r>
+        <w:rPr>
+          <w:b/>
+          <w:bCs/>
+        </w:rPr>
+        <w:t>Monolithic</w:t>
+      </w:r>
+      <w:r>
+        <w:t xml:space="preserve"> </w:t>
+      </w:r>
+      <w:r>
+        <w:t>là mô hình thiết kế phần mềm truyền thống, trong đó toàn bộ các thành phần của ứng dụng</w:t>
+      </w:r>
+      <w:r>
+        <w:t xml:space="preserve"> </w:t>
+      </w:r>
+      <w:r>
+        <w:t>từ giao diện, logic xử lý đến kết nối dữ liệu</w:t>
+      </w:r>
+      <w:r>
+        <w:t xml:space="preserve"> </w:t>
+      </w:r>
+      <w:r>
+        <w:t xml:space="preserve">được tích hợp và triển khai thành một khối duy nhất. Do tính chất tập trung, kiến trúc này giúp đơn giản hóa quy trình phát triển, kiểm thử và triển khai trong giai đoạn đầu, đặc biệt phù hợp cho các ứng dụng có quy mô vừa và nhỏ. </w:t>
+      </w:r>
+    </w:p>
+    <w:p>
+      <w:pPr>
+        <w:pStyle w:val="StyleTr"/>
+        <w:rPr>
+          <w:rFonts w:eastAsiaTheme="majorEastAsia"/>
+          <w:b/>
+          <w:bCs/>
+        </w:rPr>
+      </w:pPr>
+      <w:r>
+        <w:rPr>
+          <w:rFonts w:eastAsiaTheme="majorEastAsia"/>
+          <w:b/>
+          <w:bCs/>
+        </w:rPr>
+        <w:t>Ưu điểm:</w:t>
+      </w:r>
+    </w:p>
+    <w:p>
+      <w:pPr>
+        <w:pStyle w:val="StyleCng"/>
+        <w:rPr>
+          <w:rFonts w:eastAsiaTheme="majorEastAsia"/>
+        </w:rPr>
+      </w:pPr>
+      <w:r>
+        <w:rPr>
+          <w:rFonts w:eastAsiaTheme="majorEastAsia"/>
+          <w:b/>
+          <w:bCs/>
+        </w:rPr>
+        <w:t>Đơn giản trong phát triển:</w:t>
+      </w:r>
+      <w:r>
+        <w:rPr>
+          <w:rFonts w:eastAsiaTheme="majorEastAsia"/>
+        </w:rPr>
+        <w:t xml:space="preserve"> Phù hợp để bắt đầu dự án vì không cần thiết lập các giao thức kết nối phức tạp giữa các dịch vụ.</w:t>
+      </w:r>
+    </w:p>
+    <w:p>
+      <w:pPr>
+        <w:pStyle w:val="StyleCng"/>
+        <w:rPr>
+          <w:rFonts w:eastAsiaTheme="majorEastAsia"/>
+        </w:rPr>
+      </w:pPr>
+      <w:r>
+        <w:rPr>
+          <w:rFonts w:eastAsiaTheme="majorEastAsia"/>
+          <w:b/>
+          <w:bCs/>
+        </w:rPr>
+        <w:t>Dễ triển khai:</w:t>
+      </w:r>
+      <w:r>
+        <w:rPr>
+          <w:rFonts w:eastAsiaTheme="majorEastAsia"/>
+        </w:rPr>
+        <w:t xml:space="preserve"> Chỉ cần đẩy một tệp thực thi duy nhất lên server là ứng dụng có thể hoạt động.</w:t>
+      </w:r>
+    </w:p>
+    <w:p>
+      <w:pPr>
+        <w:pStyle w:val="StyleCng"/>
+        <w:rPr>
+          <w:rFonts w:eastAsiaTheme="majorEastAsia"/>
+        </w:rPr>
+      </w:pPr>
+      <w:r>
+        <w:rPr>
+          <w:rFonts w:eastAsiaTheme="majorEastAsia"/>
+          <w:b/>
+          <w:bCs/>
+        </w:rPr>
+        <w:lastRenderedPageBreak/>
+        <w:t>Hiệu năng cao:</w:t>
+      </w:r>
+      <w:r>
+        <w:rPr>
+          <w:rFonts w:eastAsiaTheme="majorEastAsia"/>
+        </w:rPr>
+        <w:t xml:space="preserve"> Vì các thành phần nằm chung một khối, việc gọi hàm diễn ra trực tiếp trong bộ nhớ, không tốn thời gian giao tiếp qua mạng như Microservices.</w:t>
+      </w:r>
+    </w:p>
+    <w:p>
+      <w:pPr>
+        <w:pStyle w:val="StyleCng"/>
+        <w:rPr>
+          <w:rFonts w:eastAsiaTheme="majorEastAsia"/>
+        </w:rPr>
+      </w:pPr>
+      <w:r>
+        <w:rPr>
+          <w:rFonts w:eastAsiaTheme="majorEastAsia"/>
+          <w:b/>
+          <w:bCs/>
+        </w:rPr>
+        <w:t>Dễ kiểm thử và Debug:</w:t>
+      </w:r>
+      <w:r>
+        <w:rPr>
+          <w:rFonts w:eastAsiaTheme="majorEastAsia"/>
+        </w:rPr>
+        <w:t xml:space="preserve"> Việc chạy kiểm thử toàn diện rất thuận tiện vì mọi thứ đều nằm trong một mã nguồn duy nhất.</w:t>
+      </w:r>
+    </w:p>
+    <w:p>
+      <w:pPr>
+        <w:pStyle w:val="StyleTr"/>
+        <w:rPr>
+          <w:rFonts w:eastAsiaTheme="majorEastAsia"/>
+          <w:b/>
+          <w:bCs/>
+        </w:rPr>
+      </w:pPr>
+      <w:r>
+        <w:rPr>
+          <w:rFonts w:eastAsiaTheme="majorEastAsia"/>
+          <w:b/>
+          <w:bCs/>
+        </w:rPr>
+        <w:t>Nhược điểm:</w:t>
+      </w:r>
+    </w:p>
+    <w:p>
+      <w:pPr>
+        <w:pStyle w:val="StyleCng"/>
+        <w:rPr>
+          <w:rFonts w:eastAsiaTheme="majorEastAsia"/>
+        </w:rPr>
+      </w:pPr>
+      <w:r>
+        <w:rPr>
+          <w:rFonts w:eastAsiaTheme="majorEastAsia"/>
+          <w:b/>
+          <w:bCs/>
+        </w:rPr>
+        <w:t>Khó mở rộng:</w:t>
+      </w:r>
+      <w:r>
+        <w:rPr>
+          <w:rFonts w:eastAsiaTheme="majorEastAsia"/>
+        </w:rPr>
+        <w:t xml:space="preserve"> Không thể mở rộng riêng lẻ một tính năng cụ thể. Nếu muốn tăng tải, </w:t>
+      </w:r>
+      <w:r>
+        <w:rPr>
+          <w:rFonts w:eastAsiaTheme="majorEastAsia"/>
+        </w:rPr>
+        <w:t>ta</w:t>
+      </w:r>
+      <w:r>
+        <w:rPr>
+          <w:rFonts w:eastAsiaTheme="majorEastAsia"/>
+        </w:rPr>
+        <w:t xml:space="preserve"> phải sao chép toàn bộ khối ứng dụng lên server mới, gây lãng phí tài nguyên.</w:t>
+      </w:r>
+    </w:p>
+    <w:p>
+      <w:pPr>
+        <w:pStyle w:val="StyleCng"/>
+        <w:rPr>
+          <w:rFonts w:eastAsiaTheme="majorEastAsia"/>
+        </w:rPr>
+      </w:pPr>
+      <w:r>
+        <w:rPr>
+          <w:rFonts w:eastAsiaTheme="majorEastAsia"/>
+          <w:b/>
+          <w:bCs/>
+        </w:rPr>
+        <w:t>Rào cản công nghệ:</w:t>
+      </w:r>
+      <w:r>
+        <w:rPr>
+          <w:rFonts w:eastAsiaTheme="majorEastAsia"/>
+        </w:rPr>
+        <w:t xml:space="preserve"> Toàn bộ hệ thống bị ràng buộc vào một ngôn ngữ và framework duy nhất. Rất khó để áp dụng công nghệ mới cho một phần của app.</w:t>
+      </w:r>
+    </w:p>
+    <w:p>
+      <w:pPr>
+        <w:pStyle w:val="StyleCng"/>
+        <w:rPr>
+          <w:rFonts w:eastAsiaTheme="majorEastAsia"/>
+        </w:rPr>
+      </w:pPr>
+      <w:r>
+        <w:rPr>
+          <w:rFonts w:eastAsiaTheme="majorEastAsia"/>
+          <w:b/>
+          <w:bCs/>
+        </w:rPr>
+        <w:t>Tính rủi ro cao:</w:t>
+      </w:r>
+      <w:r>
+        <w:rPr>
+          <w:rFonts w:eastAsiaTheme="majorEastAsia"/>
+        </w:rPr>
+        <w:t xml:space="preserve"> Một lỗi nhỏ ở một module có thể làm sập toàn bộ hệ thống.</w:t>
+      </w:r>
+    </w:p>
+    <w:p>
+      <w:pPr>
+        <w:pStyle w:val="StyleCng"/>
+        <w:rPr>
+          <w:rFonts w:eastAsiaTheme="majorEastAsia"/>
+        </w:rPr>
+      </w:pPr>
+      <w:r>
+        <w:rPr>
+          <w:rFonts w:eastAsiaTheme="majorEastAsia"/>
+          <w:b/>
+          <w:bCs/>
+        </w:rPr>
+        <w:t>Tốc độ phát triển chậm dần:</w:t>
+      </w:r>
+      <w:r>
+        <w:rPr>
+          <w:rFonts w:eastAsiaTheme="majorEastAsia"/>
+        </w:rPr>
+        <w:t xml:space="preserve"> Khi mã nguồn quá lớn, việc biên dịch lại toàn bộ ứng dụng mỗi khi thay đổi một dòng code sẽ cực kỳ tốn thời gian.</w:t>
+      </w:r>
+    </w:p>
+    <w:p>
+      <w:pPr>
+        <w:pStyle w:val="Heading3"/>
+      </w:pPr>
+      <w:r>
+        <w:t>Kiến trúc</w:t>
+      </w:r>
+      <w:r>
+        <w:t xml:space="preserve"> </w:t>
+      </w:r>
+      <w:r>
+        <w:t xml:space="preserve">Dịch vụ nhỏ (Microservices) </w:t>
+      </w:r>
+    </w:p>
+    <w:p>
+      <w:pPr>
+        <w:pStyle w:val="StyleTr"/>
+        <w:rPr>
+          <w:rFonts w:eastAsiaTheme="majorEastAsia"/>
+        </w:rPr>
+      </w:pPr>
+      <w:r>
+        <w:rPr>
+          <w:rFonts w:eastAsiaTheme="majorEastAsia" w:cstheme="majorBidi"/>
+          <w:b/>
+          <w:bCs/>
+        </w:rPr>
+        <w:t>Kiến trúc Microservices</w:t>
+      </w:r>
+      <w:r>
+        <w:rPr>
+          <w:rFonts w:eastAsiaTheme="majorEastAsia" w:cstheme="majorBidi"/>
+        </w:rPr>
+        <w:t xml:space="preserve"> là cách tiếp cận phát triển phần mềm bằng cách chia nhỏ một ứng dụng lớn thành một tập hợp các dịch vụ độc lập, mỗi dịch vụ đảm nhận một chức năng nghiệp vụ riêng biệt. Các dịch vụ này giao tiếp với nhau qua giao thức nhẹ , cho phép đội ngũ phát triển dễ dàng mở rộng, bảo trì và triển khai công nghệ mới cho từng phần của hệ thống mà không làm ảnh hưởng đến toàn bộ ứng dụng. </w:t>
+      </w:r>
+    </w:p>
+    <w:p>
+      <w:pPr>
+        <w:pStyle w:val="StyleTr"/>
+        <w:rPr>
+          <w:rFonts w:eastAsiaTheme="majorEastAsia"/>
+          <w:b/>
+          <w:bCs/>
+        </w:rPr>
+      </w:pPr>
+      <w:r>
+        <w:rPr>
+          <w:b/>
+          <w:bCs/>
+        </w:rPr>
+        <w:t>Ưu điểm:</w:t>
+      </w:r>
+    </w:p>
+    <w:p>
+      <w:pPr>
+        <w:pStyle w:val="StyleCng"/>
+      </w:pPr>
+      <w:r>
+        <w:rPr>
+          <w:b/>
+          <w:bCs/>
+        </w:rPr>
+        <w:t>Khả năng mở rộng linh hoạt:</w:t>
+      </w:r>
+      <w:r>
+        <w:t xml:space="preserve"> Có thể mở rộng riêng lẻ từng dịch vụ cụ thể.</w:t>
+      </w:r>
+    </w:p>
+    <w:p>
+      <w:pPr>
+        <w:pStyle w:val="StyleCng"/>
+      </w:pPr>
+      <w:r>
+        <w:rPr>
+          <w:b/>
+          <w:bCs/>
+        </w:rPr>
+        <w:t>Độc lập về công nghệ:</w:t>
+      </w:r>
+      <w:r>
+        <w:t xml:space="preserve"> Mỗi dịch vụ có thể sử dụng ngôn ngữ lập trình, framework hoặc cơ sở dữ liệu khác nhau phù hợp nhất với nhiệm vụ của nó.</w:t>
+      </w:r>
+    </w:p>
+    <w:p>
+      <w:pPr>
+        <w:pStyle w:val="StyleCng"/>
+      </w:pPr>
+      <w:r>
+        <w:rPr>
+          <w:b/>
+          <w:bCs/>
+        </w:rPr>
+        <w:t>Cô lập lỗi:</w:t>
+      </w:r>
+      <w:r>
+        <w:t xml:space="preserve"> Nếu một dịch vụ bị lỗi, các phần còn lại của ứng dụng vẫn hoạt động bình thường.</w:t>
+      </w:r>
+    </w:p>
+    <w:p>
+      <w:pPr>
+        <w:pStyle w:val="StyleCng"/>
+      </w:pPr>
+      <w:r>
+        <w:rPr>
+          <w:b/>
+          <w:bCs/>
+        </w:rPr>
+        <w:t>Triển khai liên tục:</w:t>
+      </w:r>
+      <w:r>
+        <w:t xml:space="preserve"> Giúp các đội ngũ phát triển có thể xây dựng, kiểm thử và triển khai các dịch vụ một cách độc lập, giúp tốc độ ra mắt tính năng mới nhanh hơn.</w:t>
+      </w:r>
+    </w:p>
+    <w:p>
+      <w:pPr>
+        <w:pStyle w:val="StyleCng"/>
+        <w:numPr>
+          <w:ilvl w:val="0"/>
+          <w:numId w:val="0"/>
+        </w:numPr>
+        <w:ind w:left="1417"/>
+      </w:pPr>
+    </w:p>
+    <w:p>
+      <w:pPr>
+        <w:pStyle w:val="StyleTr"/>
+        <w:rPr>
+          <w:b/>
+          <w:bCs/>
+        </w:rPr>
+      </w:pPr>
+      <w:r>
+        <w:rPr>
+          <w:b/>
+          <w:bCs/>
+        </w:rPr>
+        <w:lastRenderedPageBreak/>
+        <w:t>Nhược điểm:</w:t>
+      </w:r>
+    </w:p>
+    <w:p>
+      <w:pPr>
+        <w:pStyle w:val="StyleCng"/>
+      </w:pPr>
+      <w:r>
+        <w:rPr>
+          <w:b/>
+          <w:bCs/>
+        </w:rPr>
+        <w:t>Độ phức tạp vận hành:</w:t>
+      </w:r>
+      <w:r>
+        <w:t xml:space="preserve"> Quản lý hàng chục, hàng trăm dịch vụ chạy cùng lúc đòi hỏi</w:t>
+      </w:r>
+      <w:r>
+        <w:t xml:space="preserve"> nhiều</w:t>
+      </w:r>
+      <w:r>
+        <w:t xml:space="preserve"> kiến thức chuyên sâu và giám sát hệ thống.</w:t>
+      </w:r>
+    </w:p>
+    <w:p>
+      <w:pPr>
+        <w:pStyle w:val="StyleCng"/>
+      </w:pPr>
+      <w:r>
+        <w:rPr>
+          <w:b/>
+          <w:bCs/>
+        </w:rPr>
+        <w:t>Giao tiếp mạng:</w:t>
+      </w:r>
+      <w:r>
+        <w:t xml:space="preserve"> Việc các dịch vụ phải gọi nhau qua mạng sẽ tạo ra độ trễ và nguy cơ mất kết nối cao hơn so với gọi hàm trong bộ nhớ.</w:t>
+      </w:r>
+    </w:p>
+    <w:p>
+      <w:pPr>
+        <w:pStyle w:val="StyleCng"/>
+      </w:pPr>
+      <w:r>
+        <w:rPr>
+          <w:b/>
+          <w:bCs/>
+        </w:rPr>
+        <w:t>Nhất quán dữ liệu:</w:t>
+      </w:r>
+      <w:r>
+        <w:t xml:space="preserve"> Mỗi dịch vụ có database riêng, nên việc đảm bảo dữ liệu đồng bộ giữa các dịch vụ là một thách thức lớn.</w:t>
+      </w:r>
+    </w:p>
+    <w:p>
+      <w:pPr>
+        <w:pStyle w:val="StyleCng"/>
+      </w:pPr>
+      <w:r>
+        <w:rPr>
+          <w:b/>
+          <w:bCs/>
+        </w:rPr>
+        <w:t>Chi phí ban đầu cao:</w:t>
+      </w:r>
+      <w:r>
+        <w:t xml:space="preserve"> Tốn nhiều tài nguyên máy chủ và thời gian để thiết lập cơ sở hạ tầng ban đầu hơn so với kiến trúc Monolith.</w:t>
+      </w:r>
+    </w:p>
+    <w:p>
+      <w:pPr>
+        <w:pStyle w:val="Heading3"/>
+      </w:pPr>
+      <w:r>
+        <w:t>Kiến trúc Phân tầng (Layered/</w:t>
+      </w:r>
+      <w:r>
+        <w:t xml:space="preserve"> </w:t>
+      </w:r>
+      <w:r>
+        <w:t>n-tier)</w:t>
+      </w:r>
+    </w:p>
+    <w:p>
+      <w:pPr>
+        <w:pStyle w:val="DoanVB"/>
+      </w:pPr>
+      <w:r>
+        <w:rPr>
+          <w:b/>
+          <w:bCs/>
+        </w:rPr>
+        <w:t xml:space="preserve">Kiến trúc </w:t>
+      </w:r>
+      <w:r>
+        <w:rPr>
+          <w:b/>
+          <w:bCs/>
+        </w:rPr>
+        <w:t>Layered/ n-tier</w:t>
+      </w:r>
+      <w:r>
+        <w:t xml:space="preserve"> </w:t>
+      </w:r>
+      <w:r>
+        <w:t>là mô hình tổ chức phần mềm bằng cách chia hệ thống thành các lớp riêng biệt, mỗi lớp đảm nhận một vai trò cụ thể và chỉ giao tiếp với lớp ngay dưới nó. Cách tiếp cận này giúp tách biệt rõ ràng giữa giao diện, logic xử lý và dữ liệu, giúp mã nguồn trở nên dễ quản lý, dễ kiểm thử và thuận tiện cho việc bảo trì hoặc thay đổi công nghệ trong tương lai.</w:t>
+      </w:r>
+    </w:p>
+    <w:p>
+      <w:pPr>
+        <w:pStyle w:val="DoanVB"/>
+      </w:pPr>
+      <w:r>
+        <w:t>Kiến trúc này gồm các tầng:</w:t>
+      </w:r>
+    </w:p>
+    <w:p>
+      <w:pPr>
+        <w:pStyle w:val="StyleTr"/>
+        <w:rPr>
+          <w:rFonts w:eastAsiaTheme="majorEastAsia"/>
+        </w:rPr>
+      </w:pPr>
+      <w:r>
+        <w:rPr>
+          <w:rFonts w:eastAsiaTheme="majorEastAsia"/>
+          <w:b/>
+          <w:bCs/>
+        </w:rPr>
+        <w:t>Presentation Layer:</w:t>
+      </w:r>
+      <w:r>
+        <w:rPr>
+          <w:rFonts w:eastAsiaTheme="majorEastAsia"/>
+        </w:rPr>
+        <w:t xml:space="preserve"> Giao diện người dùng.</w:t>
+      </w:r>
+    </w:p>
+    <w:p>
+      <w:pPr>
+        <w:pStyle w:val="StyleTr"/>
+        <w:rPr>
+          <w:rFonts w:eastAsiaTheme="majorEastAsia"/>
+        </w:rPr>
+      </w:pPr>
+      <w:r>
+        <w:rPr>
+          <w:rFonts w:eastAsiaTheme="majorEastAsia"/>
+          <w:b/>
+          <w:bCs/>
+        </w:rPr>
+        <w:t>Business Layer:</w:t>
+      </w:r>
+      <w:r>
+        <w:rPr>
+          <w:rFonts w:eastAsiaTheme="majorEastAsia"/>
+        </w:rPr>
+        <w:t xml:space="preserve"> Xử lý logic nghiệp vụ.</w:t>
+      </w:r>
+    </w:p>
+    <w:p>
+      <w:pPr>
+        <w:pStyle w:val="StyleTr"/>
+        <w:rPr>
+          <w:rFonts w:eastAsiaTheme="majorEastAsia"/>
+        </w:rPr>
+      </w:pPr>
+      <w:r>
+        <w:rPr>
+          <w:rFonts w:eastAsiaTheme="majorEastAsia"/>
+          <w:b/>
+          <w:bCs/>
+        </w:rPr>
+        <w:t>Persistence/</w:t>
+      </w:r>
+      <w:r>
+        <w:rPr>
+          <w:rFonts w:eastAsiaTheme="majorEastAsia"/>
+          <w:b/>
+          <w:bCs/>
+        </w:rPr>
+        <w:t xml:space="preserve"> </w:t>
+      </w:r>
+      <w:r>
+        <w:rPr>
+          <w:rFonts w:eastAsiaTheme="majorEastAsia"/>
+          <w:b/>
+          <w:bCs/>
+        </w:rPr>
+        <w:t>Data Access Layer:</w:t>
+      </w:r>
+      <w:r>
+        <w:rPr>
+          <w:rFonts w:eastAsiaTheme="majorEastAsia"/>
+        </w:rPr>
+        <w:t xml:space="preserve"> Làm việc với cơ sở dữ liệu.</w:t>
+      </w:r>
+    </w:p>
+    <w:p>
+      <w:pPr>
+        <w:pStyle w:val="StyleTr"/>
+        <w:rPr>
+          <w:rFonts w:eastAsiaTheme="majorEastAsia"/>
+        </w:rPr>
+      </w:pPr>
+      <w:r>
+        <w:rPr>
+          <w:rFonts w:eastAsiaTheme="majorEastAsia"/>
+          <w:b/>
+          <w:bCs/>
+        </w:rPr>
+        <w:t>Database Layer:</w:t>
+      </w:r>
+      <w:r>
+        <w:rPr>
+          <w:rFonts w:eastAsiaTheme="majorEastAsia"/>
+        </w:rPr>
+        <w:t xml:space="preserve"> Nơi lưu trữ dữ liệu thực tế.</w:t>
+      </w:r>
+    </w:p>
+    <w:p>
+      <w:pPr>
+        <w:pStyle w:val="StyleTr"/>
+        <w:rPr>
+          <w:rFonts w:eastAsiaTheme="majorEastAsia"/>
+          <w:b/>
+          <w:bCs/>
+        </w:rPr>
+      </w:pPr>
+      <w:r>
+        <w:rPr>
+          <w:rFonts w:eastAsiaTheme="majorEastAsia"/>
+          <w:b/>
+          <w:bCs/>
+        </w:rPr>
+        <w:t>Ưu điểm</w:t>
+      </w:r>
+      <w:r>
+        <w:rPr>
+          <w:rFonts w:eastAsiaTheme="majorEastAsia"/>
+          <w:b/>
+          <w:bCs/>
+        </w:rPr>
         <w:t>:</w:t>
       </w:r>
-      <w:r>
-        <w:t xml:space="preserve"> Điều này cho thấy việc thanh toán có thể đang được xử lý thủ công hoặc tại sân.</w:t>
+    </w:p>
+    <w:p>
+      <w:pPr>
+        <w:pStyle w:val="StyleCng"/>
+      </w:pPr>
+      <w:r>
+        <w:rPr>
+          <w:b/>
+          <w:bCs/>
+        </w:rPr>
+        <w:t>Dễ hiểu và phổ biến:</w:t>
+      </w:r>
+      <w:r>
+        <w:t xml:space="preserve"> Chia theo trách nhiệm logic (Giao diện - Xử lý - Dữ liệu), giúp đội ngũ dễ dàng nắm bắt và phát triển dự án.</w:t>
+      </w:r>
+    </w:p>
+    <w:p>
+      <w:pPr>
+        <w:pStyle w:val="StyleCng"/>
+      </w:pPr>
+      <w:r>
+        <w:rPr>
+          <w:b/>
+          <w:bCs/>
+        </w:rPr>
+        <w:t>Tính đóng gói:</w:t>
+      </w:r>
+      <w:r>
+        <w:t xml:space="preserve"> Mỗi tầng chỉ thực hiện nhiệm vụ riêng. Một tầng không cần biết tầng bên dưới thực thi cụ thể như thế nào, chỉ cần gọi qua interface hoặc API.</w:t>
+      </w:r>
+    </w:p>
+    <w:p>
+      <w:pPr>
+        <w:pStyle w:val="StyleCng"/>
+      </w:pPr>
+      <w:r>
+        <w:rPr>
+          <w:b/>
+          <w:bCs/>
+        </w:rPr>
+        <w:t>Dễ bảo trì và kiểm thử:</w:t>
+      </w:r>
+      <w:r>
+        <w:t xml:space="preserve"> Có thể kiểm thử riêng biệt từng tầng. Việc sửa đổi ở một tầng ít gây ảnh hưởng dây chuyền đến các tầng khác.</w:t>
+      </w:r>
+    </w:p>
+    <w:p>
+      <w:pPr>
+        <w:pStyle w:val="StyleCng"/>
+      </w:pPr>
+      <w:r>
+        <w:rPr>
+          <w:b/>
+          <w:bCs/>
+        </w:rPr>
+        <w:t>Khả năng tái sử dụng:</w:t>
+      </w:r>
+      <w:r>
+        <w:t xml:space="preserve"> Các tầng xử lý logic hoặc truy xuất dữ liệu có thể được tái sử dụng cho các dự án hoặc giao diện khác nhau.</w:t>
       </w:r>
     </w:p>
     <w:p>
       <w:pPr>
         <w:pStyle w:val="StyleTr"/>
-      </w:pPr>
-      <w:r>
-        <w:t>Quản lý hình ảnh: API chủ yếu truyền nhận dữ liệu JSON (Map&lt;String, Object&gt;). Chưa thấy các endpoint Multipart để upload hình ảnh trực tiếp cho sân hoặc ảnh đại diện.</w:t>
+        <w:rPr>
+          <w:rFonts w:eastAsiaTheme="majorEastAsia"/>
+        </w:rPr>
+      </w:pPr>
+      <w:r>
+        <w:rPr>
+          <w:rFonts w:eastAsiaTheme="majorEastAsia"/>
+          <w:b/>
+          <w:bCs/>
+        </w:rPr>
+        <w:t>Nhược điểm</w:t>
+      </w:r>
+      <w:r>
+        <w:rPr>
+          <w:rFonts w:eastAsiaTheme="majorEastAsia"/>
+          <w:b/>
+          <w:bCs/>
+        </w:rPr>
+        <w:t>:</w:t>
+      </w:r>
+    </w:p>
+    <w:p>
+      <w:pPr>
+        <w:pStyle w:val="StyleCng"/>
+      </w:pPr>
+      <w:r>
+        <w:rPr>
+          <w:b/>
+          <w:bCs/>
+        </w:rPr>
+        <w:t>Hiệu năng:</w:t>
+      </w:r>
+      <w:r>
+        <w:t xml:space="preserve"> Dữ liệu phải đi qua nhiều tầng trung gian trước khi đến tay người dùng, tạo ra độ trễ nhất định.</w:t>
+      </w:r>
+    </w:p>
+    <w:p>
+      <w:pPr>
+        <w:pStyle w:val="StyleCng"/>
+      </w:pPr>
+      <w:r>
+        <w:rPr>
+          <w:b/>
+          <w:bCs/>
+        </w:rPr>
+        <w:lastRenderedPageBreak/>
+        <w:t>Sự phụ thuộc theo chuỗi:</w:t>
+      </w:r>
+      <w:r>
+        <w:t xml:space="preserve"> Tầng trên phụ thuộc vào tầng ngay dưới nó. Nếu thay đổi cấu trúc dữ liệu ở tầng thấp nhất, đôi khi phải sửa đổi mã nguồn ở tất cả các tầng phía trên.</w:t>
+      </w:r>
+    </w:p>
+    <w:p>
+      <w:pPr>
+        <w:pStyle w:val="StyleCng"/>
+      </w:pPr>
+      <w:r>
+        <w:rPr>
+          <w:b/>
+          <w:bCs/>
+        </w:rPr>
+        <w:t xml:space="preserve">Hiện tượng </w:t>
+      </w:r>
+      <w:r>
+        <w:rPr>
+          <w:b/>
+          <w:bCs/>
+        </w:rPr>
+        <w:t>l</w:t>
+      </w:r>
+      <w:r>
+        <w:rPr>
+          <w:b/>
+          <w:bCs/>
+        </w:rPr>
+        <w:t>ớp rỗng:</w:t>
+      </w:r>
+      <w:r>
+        <w:t xml:space="preserve"> Một số yêu cầu đơn giản vẫn bắt buộc đi qua tầng logic dù không có xử lý gì, gây lãng phí tài nguyên.</w:t>
+      </w:r>
+    </w:p>
+    <w:p>
+      <w:pPr>
+        <w:pStyle w:val="StyleCng"/>
+      </w:pPr>
+      <w:r>
+        <w:rPr>
+          <w:b/>
+          <w:bCs/>
+        </w:rPr>
+        <w:t>Khó mở rộng quy mô:</w:t>
+      </w:r>
+      <w:r>
+        <w:t xml:space="preserve"> Khó mở rộng riêng lẻ một tầng; thường phải nhân bản toàn bộ hệ thống khi muốn tăng khả năng chịu tải.</w:t>
+      </w:r>
+    </w:p>
+    <w:p>
+      <w:pPr>
+        <w:pStyle w:val="Heading3"/>
+      </w:pPr>
+      <w:r>
+        <w:t>Kiến trúc Hướng sự kiện (Event-Driven)</w:t>
+      </w:r>
+    </w:p>
+    <w:p>
+      <w:pPr>
+        <w:pStyle w:val="DoanVB"/>
+      </w:pPr>
+      <w:r>
+        <w:rPr>
+          <w:b/>
+          <w:bCs/>
+        </w:rPr>
+        <w:t xml:space="preserve">Kiến trúc </w:t>
+      </w:r>
+      <w:r>
+        <w:rPr>
+          <w:b/>
+          <w:bCs/>
+        </w:rPr>
+        <w:t>Event-Driven</w:t>
+      </w:r>
+      <w:r>
+        <w:t xml:space="preserve"> </w:t>
+      </w:r>
+      <w:r>
+        <w:t>là mô hình thiết kế phần mềm dựa trên việc sản sinh và phản hồi các</w:t>
+      </w:r>
+      <w:r>
+        <w:t xml:space="preserve"> </w:t>
+      </w:r>
+      <w:r>
+        <w:t>sự kiện. Thay vì gọi trực tiếp lẫn nhau, các thành phần giao tiếp gián tiếp qua một bộ trung gian, giúp hệ thống hoạt động linh hoạt, phản hồi thời gian thực và dễ dàng mở rộng mà không làm ảnh hưởng đến các module sẵn có.</w:t>
       </w:r>
     </w:p>
     <w:p>
       <w:pPr>
         <w:pStyle w:val="StyleTr"/>
-      </w:pPr>
-      <w:r>
-        <w:t>Tính năng thông báo: Chưa có endpoint để lưu Token</w:t>
+        <w:rPr>
+          <w:rFonts w:eastAsiaTheme="majorEastAsia"/>
+          <w:b/>
+          <w:bCs/>
+        </w:rPr>
+      </w:pPr>
+      <w:r>
+        <w:rPr>
+          <w:b/>
+          <w:bCs/>
+        </w:rPr>
+        <w:t>Ưu điểm:</w:t>
+      </w:r>
+    </w:p>
+    <w:p>
+      <w:pPr>
+        <w:pStyle w:val="StyleCng"/>
+      </w:pPr>
+      <w:r>
+        <w:rPr>
+          <w:b/>
+          <w:bCs/>
+        </w:rPr>
+        <w:t>Tính phi tập trung:</w:t>
+      </w:r>
+      <w:r>
+        <w:t xml:space="preserve"> Các thành phần không cần biết về sự tồn tại của nhau. Người gửi sự kiện chỉ cần phát tin, còn người nhận tự chọn lọc tin để xử lý, giúp hệ thống cực kỳ linh hoạt.</w:t>
+      </w:r>
+    </w:p>
+    <w:p>
+      <w:pPr>
+        <w:pStyle w:val="StyleCng"/>
+      </w:pPr>
+      <w:r>
+        <w:rPr>
+          <w:b/>
+          <w:bCs/>
+        </w:rPr>
+        <w:t>Khả năng mở rộng:</w:t>
+      </w:r>
+      <w:r>
+        <w:t xml:space="preserve"> Dễ dàng thêm mới các dịch vụ để xử lý sự kiện mà không làm ảnh hưởng đến các dịch vụ hiện có.</w:t>
+      </w:r>
+    </w:p>
+    <w:p>
+      <w:pPr>
+        <w:pStyle w:val="StyleCng"/>
+      </w:pPr>
+      <w:r>
+        <w:rPr>
+          <w:b/>
+          <w:bCs/>
+        </w:rPr>
+        <w:t>Phản hồi thời gian thực:</w:t>
+      </w:r>
+      <w:r>
+        <w:t xml:space="preserve"> Hệ thống phản ứng ngay lập tức khi có sự kiện xảy ra, rất phù hợp cho các tính năng như thông báo hoặc cập nhật trạng thái đơn hàng.</w:t>
+      </w:r>
+    </w:p>
+    <w:p>
+      <w:pPr>
+        <w:pStyle w:val="StyleCng"/>
+      </w:pPr>
+      <w:r>
+        <w:rPr>
+          <w:b/>
+          <w:bCs/>
+        </w:rPr>
+        <w:t>Tính chịu lỗi:</w:t>
+      </w:r>
+      <w:r>
+        <w:t xml:space="preserve"> Nếu một dịch vụ nhận tin bị hỏng, sự kiện vẫn được lưu trữ trong hàng đợi và sẽ được xử lý lại khi dịch vụ đó hoạt động trở lại.</w:t>
+      </w:r>
+    </w:p>
+    <w:p>
+      <w:pPr>
+        <w:pStyle w:val="StyleTr"/>
+        <w:rPr>
+          <w:rFonts w:eastAsiaTheme="majorEastAsia"/>
+          <w:b/>
+          <w:bCs/>
+        </w:rPr>
+      </w:pPr>
+      <w:r>
+        <w:rPr>
+          <w:rFonts w:eastAsiaTheme="majorEastAsia"/>
+          <w:b/>
+          <w:bCs/>
+        </w:rPr>
+        <w:t>Nhược điểm:</w:t>
+      </w:r>
+    </w:p>
+    <w:p>
+      <w:pPr>
+        <w:pStyle w:val="StyleCng"/>
+      </w:pPr>
+      <w:r>
+        <w:rPr>
+          <w:b/>
+          <w:bCs/>
+        </w:rPr>
+        <w:t>Độ phức tạp cao:</w:t>
+      </w:r>
+      <w:r>
+        <w:t xml:space="preserve"> Việc thiết kế, triển khai và theo dõi luồng dữ liệu khó hơn nhiều so với các kiến trúc truyền thống.</w:t>
+      </w:r>
+    </w:p>
+    <w:p>
+      <w:pPr>
+        <w:pStyle w:val="StyleCng"/>
+      </w:pPr>
+      <w:r>
+        <w:rPr>
+          <w:b/>
+          <w:bCs/>
+        </w:rPr>
+        <w:t>Khó kiểm soát dữ liệu:</w:t>
+      </w:r>
+      <w:r>
+        <w:t xml:space="preserve"> Do các dịch vụ chạy độc lập, việc đảm bảo dữ liệu đồng nhất ngay lập tức trên toàn hệ thống là rất khó, thường phải chấp nhận đồng nhất sau một khoảng thời gian.</w:t>
+      </w:r>
+    </w:p>
+    <w:p>
+      <w:pPr>
+        <w:pStyle w:val="StyleCng"/>
+      </w:pPr>
+      <w:r>
+        <w:rPr>
+          <w:b/>
+          <w:bCs/>
+        </w:rPr>
+        <w:t>Khó Debug:</w:t>
+      </w:r>
+      <w:r>
+        <w:t xml:space="preserve"> Rất khó để truy vết một lỗi khi nó đi qua một chuỗi các sự kiện và nhiều dịch vụ khác nhau.</w:t>
+      </w:r>
+    </w:p>
+    <w:p>
+      <w:pPr>
+        <w:pStyle w:val="StyleCng"/>
+      </w:pPr>
+      <w:r>
+        <w:rPr>
+          <w:b/>
+          <w:bCs/>
+        </w:rPr>
+        <w:t>Phụ thuộc vào Event Broker:</w:t>
+      </w:r>
+      <w:r>
+        <w:t xml:space="preserve"> Nếu bộ điều phối sự kiện gặp sự cố, toàn bộ luồng giao tiếp của hệ thống sẽ bị gián đoạn.</w:t>
+      </w:r>
+    </w:p>
+    <w:p>
+      <w:pPr>
+        <w:pStyle w:val="Heading3"/>
+      </w:pPr>
+      <w:r>
+        <w:lastRenderedPageBreak/>
+        <w:t xml:space="preserve">Kiến trúc Không máy chủ (Serverless) </w:t>
+      </w:r>
+    </w:p>
+    <w:p>
+      <w:pPr>
+        <w:pStyle w:val="DoanVB"/>
+      </w:pPr>
+      <w:r>
+        <w:rPr>
+          <w:b/>
+          <w:bCs/>
+        </w:rPr>
+        <w:t>Kiến trúc</w:t>
       </w:r>
       <w:r>
         <w:t xml:space="preserve"> </w:t>
       </w:r>
       <w:r>
-        <w:t>nhằm gửi thông báo đẩy khi đơn đặt sân được xác nhận hoặc nhắc lịch.</w:t>
+        <w:rPr>
+          <w:b/>
+          <w:bCs/>
+        </w:rPr>
+        <w:t>Serverless</w:t>
+      </w:r>
+      <w:r>
+        <w:t xml:space="preserve"> là mô hình điện toán đám mây cho phép bạn chạy mã nguồn mà không cần quản lý, máy chủ hay cơ sở hạ tầng. Nhà cung cấp dịch vụ sẽ tự động lo liệu việc cấp phát tài nguyên và thực thi code.</w:t>
       </w:r>
     </w:p>
     <w:p>
       <w:pPr>
         <w:pStyle w:val="StyleTr"/>
-      </w:pPr>
-      <w:r>
-        <w:t>Chính sách đặt sân còn đơn giản: Chưa thấy hỗ trợ đặt sân định kỳ (ví dụ: đặt thứ 2 hàng tuần) hoặc các chính sách giảm giá, khuyến mãi (Vouchers).</w:t>
+        <w:rPr>
+          <w:rFonts w:eastAsiaTheme="majorEastAsia"/>
+        </w:rPr>
+      </w:pPr>
+      <w:r>
+        <w:rPr>
+          <w:rFonts w:eastAsiaTheme="majorEastAsia"/>
+          <w:b/>
+          <w:bCs/>
+        </w:rPr>
+        <w:t>Ưu điểm</w:t>
+      </w:r>
+      <w:r>
+        <w:rPr>
+          <w:rFonts w:eastAsiaTheme="majorEastAsia"/>
+          <w:b/>
+          <w:bCs/>
+        </w:rPr>
+        <w:t>:</w:t>
+      </w:r>
+    </w:p>
+    <w:p>
+      <w:pPr>
+        <w:pStyle w:val="StyleCng"/>
+        <w:rPr>
+          <w:rFonts w:eastAsiaTheme="majorEastAsia"/>
+        </w:rPr>
+      </w:pPr>
+      <w:r>
+        <w:rPr>
+          <w:rFonts w:eastAsiaTheme="majorEastAsia"/>
+          <w:b/>
+          <w:bCs/>
+        </w:rPr>
+        <w:t>Không tốn công quản trị:</w:t>
+      </w:r>
+      <w:r>
+        <w:rPr>
+          <w:rFonts w:eastAsiaTheme="majorEastAsia"/>
+        </w:rPr>
+        <w:t xml:space="preserve"> </w:t>
+      </w:r>
+      <w:r>
+        <w:rPr>
+          <w:rFonts w:eastAsiaTheme="majorEastAsia"/>
+        </w:rPr>
+        <w:t>Ta</w:t>
+      </w:r>
+      <w:r>
+        <w:rPr>
+          <w:rFonts w:eastAsiaTheme="majorEastAsia"/>
+        </w:rPr>
+        <w:t xml:space="preserve"> chỉ cần tập trung vào viết code. Việc bảo trì, cập nhật hệ điều hành hay quản lý server đều do nhà cung cấp đảm nhận.</w:t>
+      </w:r>
+    </w:p>
+    <w:p>
+      <w:pPr>
+        <w:pStyle w:val="StyleCng"/>
+        <w:rPr>
+          <w:rFonts w:eastAsiaTheme="majorEastAsia"/>
+        </w:rPr>
+      </w:pPr>
+      <w:r>
+        <w:rPr>
+          <w:rFonts w:eastAsiaTheme="majorEastAsia"/>
+          <w:b/>
+          <w:bCs/>
+        </w:rPr>
+        <w:t>Chi phí tối ưu:</w:t>
+      </w:r>
+      <w:r>
+        <w:rPr>
+          <w:rFonts w:eastAsiaTheme="majorEastAsia"/>
+        </w:rPr>
+        <w:t xml:space="preserve"> </w:t>
+      </w:r>
+      <w:r>
+        <w:rPr>
+          <w:rFonts w:eastAsiaTheme="majorEastAsia"/>
+        </w:rPr>
+        <w:t>Ta</w:t>
+      </w:r>
+      <w:r>
+        <w:rPr>
+          <w:rFonts w:eastAsiaTheme="majorEastAsia"/>
+        </w:rPr>
+        <w:t xml:space="preserve"> chỉ trả tiền cho thời gian mã nguồn thực sự chạy. Khi không có người dùng, chi phí bằng 0.</w:t>
+      </w:r>
+    </w:p>
+    <w:p>
+      <w:pPr>
+        <w:pStyle w:val="StyleCng"/>
+        <w:rPr>
+          <w:rFonts w:eastAsiaTheme="majorEastAsia"/>
+        </w:rPr>
+      </w:pPr>
+      <w:r>
+        <w:rPr>
+          <w:rFonts w:eastAsiaTheme="majorEastAsia"/>
+          <w:b/>
+          <w:bCs/>
+        </w:rPr>
+        <w:t>Khả năng tự động mở rộng:</w:t>
+      </w:r>
+      <w:r>
+        <w:rPr>
+          <w:rFonts w:eastAsiaTheme="majorEastAsia"/>
+        </w:rPr>
+        <w:t xml:space="preserve"> Hệ thống tự động tăng tài nguyên tức thì khi lượt truy cập tăng đột biến và giảm xuống khi nhu cầu thấp.</w:t>
+      </w:r>
+    </w:p>
+    <w:p>
+      <w:pPr>
+        <w:pStyle w:val="StyleCng"/>
+        <w:rPr>
+          <w:rFonts w:eastAsiaTheme="majorEastAsia"/>
+        </w:rPr>
+      </w:pPr>
+      <w:r>
+        <w:rPr>
+          <w:rFonts w:eastAsiaTheme="majorEastAsia"/>
+          <w:b/>
+          <w:bCs/>
+        </w:rPr>
+        <w:t>Tốc độ triển khai nhanh:</w:t>
+      </w:r>
+      <w:r>
+        <w:rPr>
+          <w:rFonts w:eastAsiaTheme="majorEastAsia"/>
+        </w:rPr>
+        <w:t xml:space="preserve"> Giúp rút ngắn thời gian đưa sản phẩm ra thị trường  vì bỏ qua được bước thiết lập hạ tầng phức tạp.</w:t>
       </w:r>
     </w:p>
     <w:p>
       <w:pPr>
         <w:pStyle w:val="StyleTr"/>
-      </w:pPr>
-      <w:r>
-        <w:t>Tính xác thực: Hiện tại hệ thống sử dụng các phương thức PUT, POST cơ bản, chưa thấy cơ chế Refresh Token để duy trì đăng nhập lâu dài một cách bảo mật hơn.</w:t>
+        <w:rPr>
+          <w:rFonts w:eastAsiaTheme="majorEastAsia"/>
+        </w:rPr>
+      </w:pPr>
+      <w:r>
+        <w:rPr>
+          <w:rFonts w:eastAsiaTheme="majorEastAsia"/>
+          <w:b/>
+          <w:bCs/>
+        </w:rPr>
+        <w:t>Nhược điểm</w:t>
+      </w:r>
+      <w:r>
+        <w:rPr>
+          <w:rFonts w:eastAsiaTheme="majorEastAsia"/>
+          <w:b/>
+          <w:bCs/>
+        </w:rPr>
+        <w:t>:</w:t>
+      </w:r>
+    </w:p>
+    <w:p>
+      <w:pPr>
+        <w:pStyle w:val="StyleCng"/>
+        <w:rPr>
+          <w:rFonts w:eastAsiaTheme="majorEastAsia"/>
+        </w:rPr>
+      </w:pPr>
+      <w:r>
+        <w:rPr>
+          <w:rFonts w:eastAsiaTheme="majorEastAsia"/>
+          <w:b/>
+          <w:bCs/>
+        </w:rPr>
+        <w:t>Vấn đề Cold Start:</w:t>
+      </w:r>
+      <w:r>
+        <w:rPr>
+          <w:rFonts w:eastAsiaTheme="majorEastAsia"/>
+        </w:rPr>
+        <w:t xml:space="preserve"> Nếu một hàm đã lâu không chạy, lần gọi đầu tiên sẽ tốn chút thời gian để hệ thống khởi tạo, gây ra độ trễ.</w:t>
+      </w:r>
+    </w:p>
+    <w:p>
+      <w:pPr>
+        <w:pStyle w:val="StyleCng"/>
+        <w:rPr>
+          <w:rFonts w:eastAsiaTheme="majorEastAsia"/>
+        </w:rPr>
+      </w:pPr>
+      <w:r>
+        <w:rPr>
+          <w:rFonts w:eastAsiaTheme="majorEastAsia"/>
+          <w:b/>
+          <w:bCs/>
+        </w:rPr>
+        <w:t>Khó kiểm soát và Debug:</w:t>
+      </w:r>
+      <w:r>
+        <w:rPr>
+          <w:rFonts w:eastAsiaTheme="majorEastAsia"/>
+        </w:rPr>
+        <w:t xml:space="preserve"> Vì hạ tầng là của nhà cung cấp, việc theo dõi luồng dữ liệu và tìm lỗi phức tạp hơn so với server truyền thống.</w:t>
+      </w:r>
+    </w:p>
+    <w:p>
+      <w:pPr>
+        <w:pStyle w:val="StyleCng"/>
+        <w:rPr>
+          <w:rFonts w:eastAsiaTheme="majorEastAsia"/>
+        </w:rPr>
+      </w:pPr>
+      <w:r>
+        <w:rPr>
+          <w:rFonts w:eastAsiaTheme="majorEastAsia"/>
+          <w:b/>
+          <w:bCs/>
+        </w:rPr>
+        <w:t>Phụ thuộc vào nhà cung cấp:</w:t>
+      </w:r>
+      <w:r>
+        <w:rPr>
+          <w:rFonts w:eastAsiaTheme="majorEastAsia"/>
+        </w:rPr>
+        <w:t xml:space="preserve"> Mỗi nhà cung cấp có cách triển khai Serverless riêng, khiến việc chuyển từ AWS sang Google Cloud hoặc Azure trở nên khó khăn.</w:t>
+      </w:r>
+    </w:p>
+    <w:p>
+      <w:pPr>
+        <w:pStyle w:val="StyleCng"/>
+        <w:rPr>
+          <w:rFonts w:eastAsiaTheme="majorEastAsia"/>
+        </w:rPr>
+      </w:pPr>
+      <w:r>
+        <w:rPr>
+          <w:rFonts w:eastAsiaTheme="majorEastAsia"/>
+          <w:b/>
+          <w:bCs/>
+        </w:rPr>
+        <w:t>Giới hạn về thời gian thực thi:</w:t>
+      </w:r>
+      <w:r>
+        <w:rPr>
+          <w:rFonts w:eastAsiaTheme="majorEastAsia"/>
+        </w:rPr>
+        <w:t xml:space="preserve"> Các hàm Serverless thường bị giới hạn thời gian chạy, không phù hợp cho các tác vụ xử lý dữ liệu quá nặng hoặc chạy liên tục.</w:t>
       </w:r>
     </w:p>
     <w:p>
@@ -1748,11 +3686,1807 @@
         <w:pStyle w:val="Heading2"/>
       </w:pPr>
       <w:r>
-        <w:t>Phương pháp tiếp cận</w:t>
-      </w:r>
-    </w:p>
+        <w:t>Các công nghệ và công cụ phát triển</w:t>
+      </w:r>
+    </w:p>
+    <w:p>
+      <w:pPr>
+        <w:pStyle w:val="DoanVB"/>
+      </w:pPr>
+      <w:r>
+        <w:t xml:space="preserve">Đề tài này em đã sử dụng các công nghệ và công cụ phát triển </w:t>
+      </w:r>
+      <w:r>
+        <w:t>sau.</w:t>
+      </w:r>
+    </w:p>
+    <w:p>
+      <w:pPr>
+        <w:pStyle w:val="Heading3"/>
+      </w:pPr>
+      <w:r>
+        <w:t>Ngôn ngữ lập trình</w:t>
+      </w:r>
+    </w:p>
+    <w:p>
+      <w:pPr>
+        <w:pStyle w:val="DoanVB"/>
+      </w:pPr>
+      <w:r>
+        <w:rPr>
+          <w:b/>
+          <w:bCs/>
+        </w:rPr>
+        <w:t>Java</w:t>
+      </w:r>
+      <w:r>
+        <w:t xml:space="preserve"> là một ngôn ngữ lập trình bậc cao, hướng đối tượng mạnh mẽ và được sử dụng phổ biến trong phát triển các ứng dụng doanh nghiệp cũng như hệ sinh thái Android.</w:t>
+      </w:r>
+    </w:p>
+    <w:p>
+      <w:pPr>
+        <w:pStyle w:val="DoanVB"/>
+      </w:pPr>
+      <w:r>
+        <w:t>Trong phát triển ứng dụng Android, Java đóng vai trò là ngôn ngữ nền tảng kinh điển với hệ sinh thái thư viện khổng lồ và cộng đồng hỗ trợ rộng lớn.</w:t>
+      </w:r>
+    </w:p>
+    <w:p>
+      <w:pPr>
+        <w:rPr>
+          <w:rFonts w:eastAsiaTheme="majorEastAsia"/>
+        </w:rPr>
+      </w:pPr>
+    </w:p>
+    <w:p>
+      <w:pPr>
+        <w:pStyle w:val="DoanVB"/>
+        <w:keepNext/>
+        <w:jc w:val="center"/>
+      </w:pPr>
+      <w:r>
+        <w:rPr>
+          <w:noProof/>
+        </w:rPr>
+        <w:lastRenderedPageBreak/>
+        <w:drawing>
+          <wp:inline distT="0" distB="0" distL="0" distR="0" wp14:anchorId="72027442" wp14:editId="43113C89">
+            <wp:extent cx="2354580" cy="1389078"/>
+            <wp:effectExtent l="0" t="0" r="7620" b="1905"/>
+            <wp:docPr id="217451266" name="Picture 3" descr="Learning to Program with Java: Why and How to Do It - Ubiqum"/>
+            <wp:cNvGraphicFramePr>
+              <a:graphicFrameLocks xmlns:a="http://schemas.openxmlformats.org/drawingml/2006/main" noChangeAspect="1"/>
+            </wp:cNvGraphicFramePr>
+            <a:graphic xmlns:a="http://schemas.openxmlformats.org/drawingml/2006/main">
+              <a:graphicData uri="http://schemas.openxmlformats.org/drawingml/2006/picture">
+                <pic:pic xmlns:pic="http://schemas.openxmlformats.org/drawingml/2006/picture">
+                  <pic:nvPicPr>
+                    <pic:cNvPr id="0" name="Picture 1" descr="Learning to Program with Java: Why and How to Do It - Ubiqum"/>
+                    <pic:cNvPicPr>
+                      <a:picLocks noChangeAspect="1" noChangeArrowheads="1"/>
+                    </pic:cNvPicPr>
+                  </pic:nvPicPr>
+                  <pic:blipFill>
+                    <a:blip r:embed="rId10" cstate="print">
+                      <a:extLst>
+                        <a:ext uri="{28A0092B-C50C-407E-A947-70E740481C1C}">
+                          <a14:useLocalDpi xmlns:a14="http://schemas.microsoft.com/office/drawing/2010/main" val="0"/>
+                        </a:ext>
+                      </a:extLst>
+                    </a:blip>
+                    <a:srcRect/>
+                    <a:stretch>
+                      <a:fillRect/>
+                    </a:stretch>
+                  </pic:blipFill>
+                  <pic:spPr bwMode="auto">
+                    <a:xfrm>
+                      <a:off x="0" y="0"/>
+                      <a:ext cx="2368817" cy="1397477"/>
+                    </a:xfrm>
+                    <a:prstGeom prst="rect">
+                      <a:avLst/>
+                    </a:prstGeom>
+                    <a:noFill/>
+                    <a:ln>
+                      <a:noFill/>
+                    </a:ln>
+                  </pic:spPr>
+                </pic:pic>
+              </a:graphicData>
+            </a:graphic>
+          </wp:inline>
+        </w:drawing>
+      </w:r>
+    </w:p>
+    <w:p>
+      <w:pPr>
+        <w:pStyle w:val="Heading3"/>
+      </w:pPr>
+      <w:r>
+        <w:t>Framework</w:t>
+      </w:r>
+    </w:p>
+    <w:p>
+      <w:pPr>
+        <w:pStyle w:val="DoanVB"/>
+      </w:pPr>
+      <w:r>
+        <w:rPr>
+          <w:b/>
+          <w:bCs/>
+        </w:rPr>
+        <w:t>Spring Boot</w:t>
+      </w:r>
+      <w:r>
+        <w:t xml:space="preserve"> là một framework mã nguồn mở dựa trên nền tảng Java, được thiết kế nhằm đơn giản hóa quá trình cấu hình và triển khai các ứng dụng web và hệ thống Microservices</w:t>
+      </w:r>
+      <w:r>
+        <w:t>.</w:t>
+      </w:r>
+    </w:p>
+    <w:p>
+      <w:pPr>
+        <w:pStyle w:val="DoanVB"/>
+      </w:pPr>
+      <w:r>
+        <w:t>Điểm mạnh của Spring Boot nằm ở hệ sinh thái Spring Initializr giúp khởi tạo dự án thần tốc, khả năng tích hợp linh hoạt với các cơ sở dữ liệu qua Spring Data JPA.</w:t>
+      </w:r>
+      <w:r>
+        <w:t xml:space="preserve"> </w:t>
+      </w:r>
+      <w:r>
+        <w:t xml:space="preserve">Đối với dự án phát triển ứng dụng di động, Spring Boot đóng vai trò là một </w:t>
+      </w:r>
+      <w:r>
+        <w:t>b</w:t>
+      </w:r>
+      <w:r>
+        <w:t>ackend mạnh mẽ, cung cấp các RESTful API bảo mật và hiệu năng cao, giúp kết nối mượt mà giữa ứng dụng Android và cơ sở dữ liệu tập trung</w:t>
+      </w:r>
+      <w:r>
+        <w:t>.</w:t>
+      </w:r>
+    </w:p>
+    <w:p>
+      <w:pPr>
+        <w:jc w:val="center"/>
+        <w:rPr>
+          <w:rFonts w:eastAsiaTheme="majorEastAsia"/>
+        </w:rPr>
+      </w:pPr>
+      <w:r>
+        <w:rPr>
+          <w:noProof/>
+        </w:rPr>
+        <w:drawing>
+          <wp:inline distT="0" distB="0" distL="0" distR="0" wp14:anchorId="619B3F1D" wp14:editId="69AC9348">
+            <wp:extent cx="2628900" cy="1478756"/>
+            <wp:effectExtent l="0" t="0" r="0" b="7620"/>
+            <wp:docPr id="889523135" name="Picture 4" descr="Spring Boot là gì? Hướng dẫn Khởi tạo Project Spring Boot với Docker |  200Lab Blog"/>
+            <wp:cNvGraphicFramePr>
+              <a:graphicFrameLocks xmlns:a="http://schemas.openxmlformats.org/drawingml/2006/main" noChangeAspect="1"/>
+            </wp:cNvGraphicFramePr>
+            <a:graphic xmlns:a="http://schemas.openxmlformats.org/drawingml/2006/main">
+              <a:graphicData uri="http://schemas.openxmlformats.org/drawingml/2006/picture">
+                <pic:pic xmlns:pic="http://schemas.openxmlformats.org/drawingml/2006/picture">
+                  <pic:nvPicPr>
+                    <pic:cNvPr id="0" name="Picture 3" descr="Spring Boot là gì? Hướng dẫn Khởi tạo Project Spring Boot với Docker |  200Lab Blog"/>
+                    <pic:cNvPicPr>
+                      <a:picLocks noChangeAspect="1" noChangeArrowheads="1"/>
+                    </pic:cNvPicPr>
+                  </pic:nvPicPr>
+                  <pic:blipFill>
+                    <a:blip r:embed="rId11" cstate="print">
+                      <a:extLst>
+                        <a:ext uri="{28A0092B-C50C-407E-A947-70E740481C1C}">
+                          <a14:useLocalDpi xmlns:a14="http://schemas.microsoft.com/office/drawing/2010/main" val="0"/>
+                        </a:ext>
+                      </a:extLst>
+                    </a:blip>
+                    <a:srcRect/>
+                    <a:stretch>
+                      <a:fillRect/>
+                    </a:stretch>
+                  </pic:blipFill>
+                  <pic:spPr bwMode="auto">
+                    <a:xfrm>
+                      <a:off x="0" y="0"/>
+                      <a:ext cx="2646168" cy="1488469"/>
+                    </a:xfrm>
+                    <a:prstGeom prst="rect">
+                      <a:avLst/>
+                    </a:prstGeom>
+                    <a:noFill/>
+                    <a:ln>
+                      <a:noFill/>
+                    </a:ln>
+                  </pic:spPr>
+                </pic:pic>
+              </a:graphicData>
+            </a:graphic>
+          </wp:inline>
+        </w:drawing>
+      </w:r>
+    </w:p>
+    <w:p>
+      <w:pPr>
+        <w:pStyle w:val="Heading3"/>
+      </w:pPr>
+      <w:r>
+        <w:t>Cơ sở dữ liệu</w:t>
+      </w:r>
+    </w:p>
+    <w:p>
+      <w:pPr>
+        <w:pStyle w:val="DoanVB"/>
+      </w:pPr>
+      <w:r>
+        <w:rPr>
+          <w:b/>
+          <w:bCs/>
+        </w:rPr>
+        <w:t>MySQL</w:t>
+      </w:r>
+      <w:r>
+        <w:t xml:space="preserve"> là một hệ quản trị cơ sở dữ liệu quan hệ mã nguồn mở phổ biến nhất thế giới, hoạt động dựa trên ngôn ngữ truy vấn có cấu trúc. Trong các hệ thống phần mềm, MySQL đóng vai trò là kho lưu trữ trung tâm, nổi bật với tính ổn định, tốc độ xử lý nhanh và khả năng bảo mật dữ liệu cao.</w:t>
+      </w:r>
+    </w:p>
+    <w:p>
+      <w:pPr>
+        <w:pStyle w:val="DoanVB"/>
+      </w:pPr>
+      <w:r>
+        <w:t>Điểm mạnh của MySQL nằm ở kiến trúc đa luồng, hỗ trợ nhiều cơ chế lưu trữ linh hoạt và khả năng tương thích tuyệt vời với các ngôn ngữ Backend như Java (thông qua Spring Boot) hay Node.js.</w:t>
+      </w:r>
+    </w:p>
+    <w:p>
+      <w:pPr>
+        <w:jc w:val="center"/>
+        <w:rPr>
+          <w:rFonts w:eastAsiaTheme="majorEastAsia"/>
+        </w:rPr>
+      </w:pPr>
+      <w:r>
+        <w:rPr>
+          <w:noProof/>
+        </w:rPr>
+        <w:drawing>
+          <wp:inline distT="0" distB="0" distL="0" distR="0" wp14:anchorId="3795C001" wp14:editId="5E61D945">
+            <wp:extent cx="2835275" cy="1593279"/>
+            <wp:effectExtent l="0" t="0" r="3175" b="6985"/>
+            <wp:docPr id="851864115" name="Picture 5" descr="MySQL là gì? Cẩm nang toàn tập về MySQL cho người mới bắt đầu"/>
+            <wp:cNvGraphicFramePr>
+              <a:graphicFrameLocks xmlns:a="http://schemas.openxmlformats.org/drawingml/2006/main" noChangeAspect="1"/>
+            </wp:cNvGraphicFramePr>
+            <a:graphic xmlns:a="http://schemas.openxmlformats.org/drawingml/2006/main">
+              <a:graphicData uri="http://schemas.openxmlformats.org/drawingml/2006/picture">
+                <pic:pic xmlns:pic="http://schemas.openxmlformats.org/drawingml/2006/picture">
+                  <pic:nvPicPr>
+                    <pic:cNvPr id="0" name="Picture 5" descr="MySQL là gì? Cẩm nang toàn tập về MySQL cho người mới bắt đầu"/>
+                    <pic:cNvPicPr>
+                      <a:picLocks noChangeAspect="1" noChangeArrowheads="1"/>
+                    </pic:cNvPicPr>
+                  </pic:nvPicPr>
+                  <pic:blipFill>
+                    <a:blip r:embed="rId12" cstate="print">
+                      <a:extLst>
+                        <a:ext uri="{28A0092B-C50C-407E-A947-70E740481C1C}">
+                          <a14:useLocalDpi xmlns:a14="http://schemas.microsoft.com/office/drawing/2010/main" val="0"/>
+                        </a:ext>
+                      </a:extLst>
+                    </a:blip>
+                    <a:srcRect/>
+                    <a:stretch>
+                      <a:fillRect/>
+                    </a:stretch>
+                  </pic:blipFill>
+                  <pic:spPr bwMode="auto">
+                    <a:xfrm>
+                      <a:off x="0" y="0"/>
+                      <a:ext cx="2851076" cy="1602158"/>
+                    </a:xfrm>
+                    <a:prstGeom prst="rect">
+                      <a:avLst/>
+                    </a:prstGeom>
+                    <a:noFill/>
+                    <a:ln>
+                      <a:noFill/>
+                    </a:ln>
+                  </pic:spPr>
+                </pic:pic>
+              </a:graphicData>
+            </a:graphic>
+          </wp:inline>
+        </w:drawing>
+      </w:r>
+    </w:p>
+    <w:p>
+      <w:pPr>
+        <w:pStyle w:val="Heading3"/>
+      </w:pPr>
+      <w:r>
+        <w:lastRenderedPageBreak/>
+        <w:t>Công cụ phát triển</w:t>
+      </w:r>
+    </w:p>
+    <w:p>
+      <w:pPr>
+        <w:pStyle w:val="DoanVB"/>
+      </w:pPr>
+      <w:r>
+        <w:rPr>
+          <w:b/>
+          <w:bCs/>
+        </w:rPr>
+        <w:t>Android Studio</w:t>
+      </w:r>
+      <w:r>
+        <w:t xml:space="preserve"> là môi trường phát triển tích hợp (IDE) chính thức và mạnh mẽ nhất hiện nay dành cho việc xây dựng ứng dụng trên nền tảng Android. Được xây dựng dựa trên phần mềm IntelliJ IDEA của JetBrains và được Google hỗ trợ trực tiếp, Android Studio cung cấp một bộ công cụ hoàn chỉnh từ soạn thảo mã nguồn, gỡ lỗi đến tối ưu hóa hiệu suất.</w:t>
+      </w:r>
+    </w:p>
+    <w:p>
+      <w:pPr>
+        <w:pStyle w:val="DoanVB"/>
+      </w:pPr>
+      <w:r>
+        <w:t>Điểm mạnh vượt trội của Android Studio nằm ở hệ thống xây dựng tự động Gradle linh hoạt, trình mô phỏng tốc độ cao và các công cụ phân tích bộ nhớ chuyên sâu</w:t>
+      </w:r>
+      <w:r>
+        <w:t>. T</w:t>
+      </w:r>
+      <w:r>
+        <w:t>ính năng Layout Editor và hỗ trợ toàn diện cho Jetpack Compose giúp lập trình viên dễ dàng thiết kế, xem trước giao diện và quản lý tài nguyên ứng dụng một cách trực quan.</w:t>
+      </w:r>
+    </w:p>
+    <w:p>
+      <w:pPr>
+        <w:jc w:val="center"/>
+        <w:rPr>
+          <w:rFonts w:eastAsiaTheme="majorEastAsia"/>
+        </w:rPr>
+      </w:pPr>
+      <w:r>
+        <w:rPr>
+          <w:noProof/>
+        </w:rPr>
+        <w:drawing>
+          <wp:inline distT="0" distB="0" distL="0" distR="0" wp14:anchorId="5CAB90FF" wp14:editId="7953E23C">
+            <wp:extent cx="3272790" cy="1718287"/>
+            <wp:effectExtent l="0" t="0" r="3810" b="0"/>
+            <wp:docPr id="1903176203" name="Picture 6" descr="Android Developers Blog: Android Studio @ I/O '23: Announcing Studio Bot,  an AI-powered coding assistant"/>
+            <wp:cNvGraphicFramePr>
+              <a:graphicFrameLocks xmlns:a="http://schemas.openxmlformats.org/drawingml/2006/main" noChangeAspect="1"/>
+            </wp:cNvGraphicFramePr>
+            <a:graphic xmlns:a="http://schemas.openxmlformats.org/drawingml/2006/main">
+              <a:graphicData uri="http://schemas.openxmlformats.org/drawingml/2006/picture">
+                <pic:pic xmlns:pic="http://schemas.openxmlformats.org/drawingml/2006/picture">
+                  <pic:nvPicPr>
+                    <pic:cNvPr id="0" name="Picture 7" descr="Android Developers Blog: Android Studio @ I/O '23: Announcing Studio Bot,  an AI-powered coding assistant"/>
+                    <pic:cNvPicPr>
+                      <a:picLocks noChangeAspect="1" noChangeArrowheads="1"/>
+                    </pic:cNvPicPr>
+                  </pic:nvPicPr>
+                  <pic:blipFill>
+                    <a:blip r:embed="rId13" cstate="print">
+                      <a:extLst>
+                        <a:ext uri="{28A0092B-C50C-407E-A947-70E740481C1C}">
+                          <a14:useLocalDpi xmlns:a14="http://schemas.microsoft.com/office/drawing/2010/main" val="0"/>
+                        </a:ext>
+                      </a:extLst>
+                    </a:blip>
+                    <a:srcRect/>
+                    <a:stretch>
+                      <a:fillRect/>
+                    </a:stretch>
+                  </pic:blipFill>
+                  <pic:spPr bwMode="auto">
+                    <a:xfrm>
+                      <a:off x="0" y="0"/>
+                      <a:ext cx="3279766" cy="1721949"/>
+                    </a:xfrm>
+                    <a:prstGeom prst="rect">
+                      <a:avLst/>
+                    </a:prstGeom>
+                    <a:noFill/>
+                    <a:ln>
+                      <a:noFill/>
+                    </a:ln>
+                  </pic:spPr>
+                </pic:pic>
+              </a:graphicData>
+            </a:graphic>
+          </wp:inline>
+        </w:drawing>
+      </w:r>
+    </w:p>
+    <w:p>
+      <w:pPr>
+        <w:pStyle w:val="Heading2"/>
+      </w:pPr>
+      <w:r>
+        <w:t>Các hệ thống tương tự</w:t>
+      </w:r>
+    </w:p>
+    <w:p>
+      <w:pPr>
+        <w:pStyle w:val="Heading3"/>
+      </w:pPr>
+      <w:r>
+        <w:t>Ứng dụng Rebo</w:t>
+      </w:r>
+    </w:p>
+    <w:p>
+      <w:pPr>
+        <w:pStyle w:val="DoanVB"/>
+      </w:pPr>
+      <w:r>
+        <w:rPr>
+          <w:b/>
+          <w:bCs/>
+        </w:rPr>
+        <w:t>Rebo</w:t>
+      </w:r>
+      <w:r>
+        <w:t xml:space="preserve"> hiện là một trong những nền tảng dẫn đầu tại thị trường Việt Nam trong lĩnh vực kết nối người chơi và các chủ sân thể thao. Về mặt tính năng, Rebo cung cấp một giải pháp toàn diện cho phép người dùng tìm kiếm sân theo vị trí địa lý, xem lịch trống thời gian thực và thực hiện thanh toán trực tuyến một cách nhanh chóng. Điểm mạnh lớn nhất của ứng dụng này nằm ở </w:t>
+      </w:r>
+      <w:r>
+        <w:t>hệ sinh thái quản lý</w:t>
+      </w:r>
+      <w:r>
+        <w:t xml:space="preserve"> dành riêng cho chủ sân, giúp đồng bộ hóa dữ liệu giữa người đặt và người quản lý, tránh tình trạng trùng lịch.</w:t>
+      </w:r>
+    </w:p>
+    <w:p>
+      <w:pPr>
+        <w:pStyle w:val="Heading3"/>
+      </w:pPr>
+      <w:r>
+        <w:t>Ứng dụng Sporta</w:t>
+      </w:r>
+    </w:p>
+    <w:p>
+      <w:pPr>
+        <w:pStyle w:val="DoanVB"/>
+      </w:pPr>
+      <w:r>
+        <w:rPr>
+          <w:b/>
+          <w:bCs/>
+        </w:rPr>
+        <w:t>Sporta</w:t>
+      </w:r>
+      <w:r>
+        <w:t xml:space="preserve"> là nền tảng công nghệ nổi bật tại Việt Nam, không chỉ dừng lại ở việc hỗ trợ đặt sân mà còn tập trung mạnh mẽ vào việc </w:t>
+      </w:r>
+      <w:r>
+        <w:t>xây dựng cộng đồng người chơi thể thao</w:t>
+      </w:r>
+      <w:r>
+        <w:t>. Điểm khác biệt lớn nhất của Sporta so với các đối thủ cạnh tranh chính là tính năng "Tìm đối" và "Ghép kèo", cho phép người chơi đơn lẻ dễ dàng kết nối với các hội nhóm hoặc tìm kiếm đối thủ có cùng trình độ. Về mặt giao diện, Sporta hướng đến sự tối giản và tiện lợi với quy trình đặt chỗ được tối ưu hóa để người dùng có thể hoàn tất giao dịch chỉ trong vài thao tác chạm.</w:t>
+      </w:r>
+    </w:p>
+    <w:p>
+      <w:pPr>
+        <w:pStyle w:val="Heading2"/>
+      </w:pPr>
+      <w:r>
+        <w:lastRenderedPageBreak/>
+        <w:t>Nhận xét và định hướng giải pháp</w:t>
+      </w:r>
+    </w:p>
+    <w:p>
+      <w:pPr>
+        <w:pStyle w:val="Heading3"/>
+      </w:pPr>
+      <w:r>
+        <w:t>Nhận xét về ứng dụng Rebo</w:t>
+      </w:r>
+    </w:p>
+    <w:p>
+      <w:pPr>
+        <w:pStyle w:val="StyleTr"/>
+        <w:rPr>
+          <w:rFonts w:eastAsiaTheme="majorEastAsia"/>
+          <w:b/>
+          <w:bCs/>
+        </w:rPr>
+      </w:pPr>
+      <w:r>
+        <w:rPr>
+          <w:rFonts w:eastAsiaTheme="majorEastAsia"/>
+          <w:b/>
+          <w:bCs/>
+        </w:rPr>
+        <w:t>Ưu điểm:</w:t>
+      </w:r>
+    </w:p>
+    <w:p>
+      <w:pPr>
+        <w:pStyle w:val="StyleCng"/>
+        <w:rPr>
+          <w:rFonts w:eastAsiaTheme="majorEastAsia"/>
+        </w:rPr>
+      </w:pPr>
+      <w:r>
+        <w:rPr>
+          <w:rFonts w:eastAsiaTheme="majorEastAsia"/>
+          <w:b/>
+          <w:bCs/>
+        </w:rPr>
+        <w:t>Hệ sinh thái rộng:</w:t>
+      </w:r>
+      <w:r>
+        <w:rPr>
+          <w:rFonts w:eastAsiaTheme="majorEastAsia"/>
+        </w:rPr>
+        <w:t xml:space="preserve"> Rebo có mạng lưới đối tác sân bãi cực lớn, từ bóng đá, cầu lông đến tennis, giúp người dùng có nhiều lựa chọn.</w:t>
+      </w:r>
+    </w:p>
+    <w:p>
+      <w:pPr>
+        <w:pStyle w:val="StyleCng"/>
+        <w:rPr>
+          <w:rFonts w:eastAsiaTheme="majorEastAsia"/>
+        </w:rPr>
+      </w:pPr>
+      <w:r>
+        <w:rPr>
+          <w:rFonts w:eastAsiaTheme="majorEastAsia"/>
+          <w:b/>
+          <w:bCs/>
+        </w:rPr>
+        <w:t>Tính năng quản lý chuyên sâu:</w:t>
+      </w:r>
+      <w:r>
+        <w:rPr>
+          <w:rFonts w:eastAsiaTheme="majorEastAsia"/>
+        </w:rPr>
+        <w:t xml:space="preserve"> Tích hợp hệ thống quản lý cho chủ sân rất tốt, giúp giảm thiểu tình trạng trùng lịch.</w:t>
+      </w:r>
+    </w:p>
+    <w:p>
+      <w:pPr>
+        <w:pStyle w:val="StyleCng"/>
+        <w:rPr>
+          <w:rFonts w:eastAsiaTheme="majorEastAsia"/>
+        </w:rPr>
+      </w:pPr>
+      <w:r>
+        <w:rPr>
+          <w:rFonts w:eastAsiaTheme="majorEastAsia"/>
+          <w:b/>
+          <w:bCs/>
+        </w:rPr>
+        <w:t>Thanh toán đa dạng:</w:t>
+      </w:r>
+      <w:r>
+        <w:rPr>
+          <w:rFonts w:eastAsiaTheme="majorEastAsia"/>
+        </w:rPr>
+        <w:t xml:space="preserve"> Hỗ trợ nhiều phương thức thanh toán trực tuyến phổ biến tại Việt Nam.</w:t>
+      </w:r>
+    </w:p>
+    <w:p>
+      <w:pPr>
+        <w:pStyle w:val="StyleTr"/>
+        <w:rPr>
+          <w:rFonts w:eastAsiaTheme="majorEastAsia"/>
+          <w:b/>
+          <w:bCs/>
+        </w:rPr>
+      </w:pPr>
+      <w:r>
+        <w:rPr>
+          <w:rFonts w:eastAsiaTheme="majorEastAsia"/>
+          <w:b/>
+          <w:bCs/>
+        </w:rPr>
+        <w:t>Nhược điểm:</w:t>
+      </w:r>
+    </w:p>
+    <w:p>
+      <w:pPr>
+        <w:pStyle w:val="StyleCng"/>
+        <w:rPr>
+          <w:rFonts w:eastAsiaTheme="majorEastAsia"/>
+        </w:rPr>
+      </w:pPr>
+      <w:r>
+        <w:rPr>
+          <w:rFonts w:eastAsiaTheme="majorEastAsia"/>
+          <w:b/>
+          <w:bCs/>
+        </w:rPr>
+        <w:t>Giao diện phức tạp:</w:t>
+      </w:r>
+      <w:r>
+        <w:rPr>
+          <w:rFonts w:eastAsiaTheme="majorEastAsia"/>
+        </w:rPr>
+        <w:t xml:space="preserve"> Do tích hợp quá nhiều tính năng và quảng cáo, giao diện đôi khi trở nên rối mắt, khiến người dùng mới khó tiếp cận.</w:t>
+      </w:r>
+    </w:p>
+    <w:p>
+      <w:pPr>
+        <w:pStyle w:val="StyleCng"/>
+        <w:rPr>
+          <w:rFonts w:eastAsiaTheme="majorEastAsia"/>
+        </w:rPr>
+      </w:pPr>
+      <w:r>
+        <w:rPr>
+          <w:rFonts w:eastAsiaTheme="majorEastAsia"/>
+          <w:b/>
+          <w:bCs/>
+        </w:rPr>
+        <w:t>Hiệu năng trên Android:</w:t>
+      </w:r>
+      <w:r>
+        <w:rPr>
+          <w:rFonts w:eastAsiaTheme="majorEastAsia"/>
+        </w:rPr>
+        <w:t xml:space="preserve"> Vì là ứng dụng đa nền tảng hướng tới quy mô lớn, tốc độ phản hồi của giao diện đôi khi không đạt được độ mượt mà tuyệt đối, nhất là khi tải danh sách sân kèm hình ảnh chất lượng cao.</w:t>
+      </w:r>
+    </w:p>
+    <w:p>
+      <w:pPr>
+        <w:pStyle w:val="Heading3"/>
+      </w:pPr>
+      <w:r>
+        <w:t>Nhận xét về ứng dụng Sporta</w:t>
+      </w:r>
+    </w:p>
+    <w:p>
+      <w:pPr>
+        <w:pStyle w:val="StyleTr"/>
+        <w:rPr>
+          <w:rFonts w:eastAsiaTheme="majorEastAsia"/>
+          <w:b/>
+          <w:bCs/>
+        </w:rPr>
+      </w:pPr>
+      <w:r>
+        <w:rPr>
+          <w:rFonts w:eastAsiaTheme="majorEastAsia"/>
+          <w:b/>
+          <w:bCs/>
+        </w:rPr>
+        <w:t>Ưu điểm:</w:t>
+      </w:r>
+    </w:p>
+    <w:p>
+      <w:pPr>
+        <w:pStyle w:val="StyleCng"/>
+        <w:rPr>
+          <w:rFonts w:eastAsiaTheme="majorEastAsia"/>
+        </w:rPr>
+      </w:pPr>
+      <w:r>
+        <w:rPr>
+          <w:rFonts w:eastAsiaTheme="majorEastAsia"/>
+          <w:b/>
+          <w:bCs/>
+        </w:rPr>
+        <w:t>Tính cộng đồng cao:</w:t>
+      </w:r>
+      <w:r>
+        <w:rPr>
+          <w:rFonts w:eastAsiaTheme="majorEastAsia"/>
+        </w:rPr>
+        <w:t xml:space="preserve"> Sporta làm rất tốt việc kết nối người chơi thông qua tính năng "Tìm đối" và "Ghép kèo", đánh trúng tâm lý người chơi thể thao lẻ.</w:t>
+      </w:r>
+    </w:p>
+    <w:p>
+      <w:pPr>
+        <w:pStyle w:val="StyleCng"/>
+        <w:rPr>
+          <w:rFonts w:eastAsiaTheme="majorEastAsia"/>
+        </w:rPr>
+      </w:pPr>
+      <w:r>
+        <w:rPr>
+          <w:rFonts w:eastAsiaTheme="majorEastAsia"/>
+          <w:b/>
+          <w:bCs/>
+        </w:rPr>
+        <w:t>Quy trình đặt sân tối giản:</w:t>
+      </w:r>
+      <w:r>
+        <w:rPr>
+          <w:rFonts w:eastAsiaTheme="majorEastAsia"/>
+        </w:rPr>
+        <w:t xml:space="preserve"> Các bước thực hiện đặt chỗ được thiết kế khá nhanh gọn, tiết kiệm thời gian cho người dùng.</w:t>
+      </w:r>
+    </w:p>
+    <w:p>
+      <w:pPr>
+        <w:pStyle w:val="StyleTr"/>
+        <w:rPr>
+          <w:rFonts w:eastAsiaTheme="majorEastAsia"/>
+          <w:b/>
+          <w:bCs/>
+        </w:rPr>
+      </w:pPr>
+      <w:r>
+        <w:rPr>
+          <w:rFonts w:eastAsiaTheme="majorEastAsia"/>
+          <w:b/>
+          <w:bCs/>
+        </w:rPr>
+        <w:t>Nhược điểm:</w:t>
+      </w:r>
+    </w:p>
+    <w:p>
+      <w:pPr>
+        <w:pStyle w:val="StyleCng"/>
+        <w:rPr>
+          <w:rFonts w:eastAsiaTheme="majorEastAsia"/>
+        </w:rPr>
+      </w:pPr>
+      <w:r>
+        <w:rPr>
+          <w:rFonts w:eastAsiaTheme="majorEastAsia"/>
+          <w:b/>
+          <w:bCs/>
+        </w:rPr>
+        <w:t>Độ ổn định của ứng dụng:</w:t>
+      </w:r>
+      <w:r>
+        <w:rPr>
+          <w:rFonts w:eastAsiaTheme="majorEastAsia"/>
+        </w:rPr>
+        <w:t xml:space="preserve"> Một số người dùng phản hồi về việc ứng dụng đôi khi bị thoát đột ngột hoặc gặp lỗi khi cập nhật trạng thái lịch trống theo thời gian thực.</w:t>
+      </w:r>
+    </w:p>
+    <w:p>
+      <w:pPr>
+        <w:pStyle w:val="StyleCng"/>
+        <w:rPr>
+          <w:rFonts w:eastAsiaTheme="majorEastAsia"/>
+        </w:rPr>
+      </w:pPr>
+      <w:r>
+        <w:rPr>
+          <w:rFonts w:eastAsiaTheme="majorEastAsia"/>
+          <w:b/>
+          <w:bCs/>
+        </w:rPr>
+        <w:t>Trải nghiệm Native chưa sâu:</w:t>
+      </w:r>
+      <w:r>
+        <w:rPr>
+          <w:rFonts w:eastAsiaTheme="majorEastAsia"/>
+        </w:rPr>
+        <w:t xml:space="preserve"> Do sử dụng các công nghệ Web-view hoặc Cross-platform, các hiệu ứng chuyển cảnh và tương tác vuốt chạm không mang lại cảm giác thật và nhạy bén như các ứng dụng thuần </w:t>
+      </w:r>
+      <w:r>
+        <w:rPr>
+          <w:rFonts w:eastAsiaTheme="majorEastAsia"/>
+        </w:rPr>
+        <w:t>n</w:t>
+      </w:r>
+      <w:r>
+        <w:rPr>
+          <w:rFonts w:eastAsiaTheme="majorEastAsia"/>
+        </w:rPr>
+        <w:t>ative.</w:t>
+      </w:r>
+    </w:p>
+    <w:p>
+      <w:pPr>
+        <w:pStyle w:val="Heading3"/>
+      </w:pPr>
+      <w:r>
+        <w:t>Định hướng giải pháp</w:t>
+      </w:r>
+    </w:p>
+    <w:p>
+      <w:pPr>
+        <w:pStyle w:val="DoanVB"/>
+      </w:pPr>
+      <w:r>
+        <w:t xml:space="preserve">Hệ thống SportBooking được định hướng phát triển thành một giải pháp di động toàn diện trên nền tảng Android, áp dụng kiến trúc Client-Server hiện đại để số hóa quy trình quản lý và đặt sân thể thao. Về mặt kỹ thuật, ứng dụng tập trung vào việc xây dựng một giao diện người dùng trực quan bằng hệ thống XML Layouts kết hợp với Material </w:t>
+      </w:r>
+      <w:r>
+        <w:lastRenderedPageBreak/>
+        <w:t>Design, giúp tối ưu hóa trải nghiệm tương tác thông qua các thành phần như RecyclerView và các Custom Adapter linh hoạt để hiển thị danh sách sân bãi, danh mục</w:t>
+      </w:r>
+      <w:r>
+        <w:t xml:space="preserve"> các môn thể thao</w:t>
+      </w:r>
+      <w:r>
+        <w:t xml:space="preserve"> và lịch sử đặt chỗ. </w:t>
+      </w:r>
+    </w:p>
+    <w:p>
+      <w:pPr>
+        <w:pStyle w:val="DoanVB"/>
+      </w:pPr>
+      <w:r>
+        <w:t>Giải pháp cốt lõi của hệ thống nằm ở việc tích hợp Retrofit 2 để kết nối với RESTful API, cho phép xử lý dữ liệu thời gian thực từ việc tra cứu khung giờ trống, tích hợp bản đồ số để định vị sân, cho đến quy trình đặt sân và đánh giá dịch vụ minh bạch. Đặc biệt, hệ thống được thiết kế với cấu trúc phân quyền chặt chẽ, tích hợp sẵn bảng điều khiển quản trị giúp quản lý tập trung toàn bộ hệ sinh thái từ nhân sự, sân bãi đến thống kê đơn hàng. Việc kết hợp các thư viện bổ trợ như Glide để tối ưu hóa hình ảnh và SharedPreferences để quản lý phiên đăng nhập đảm bảo cho ứng dụng khả năng vận hành ổn định, bảo mật và có tính sẵn sàng cao trong môi trường thực tế.</w:t>
+      </w:r>
+    </w:p>
+    <w:p>
+      <w:pPr>
+        <w:pStyle w:val="Heading1"/>
+      </w:pPr>
+      <w:r>
+        <w:lastRenderedPageBreak/>
+        <w:t>PHÂN TÍCH VÀ THIẾT KẾ HỆ THỐNG</w:t>
+      </w:r>
+    </w:p>
+    <w:p>
+      <w:pPr>
+        <w:pStyle w:val="Heading2"/>
+      </w:pPr>
+      <w:r>
+        <w:t>Mô tả quy trình nghiệp vụ, tác nghiệp của hệ thống</w:t>
+      </w:r>
+    </w:p>
+    <w:p>
+      <w:pPr>
+        <w:pStyle w:val="Heading3"/>
+      </w:pPr>
+      <w:r>
+        <w:t>Xác định tác nhân</w:t>
+      </w:r>
+    </w:p>
+    <w:tbl>
+      <w:tblPr>
+        <w:tblStyle w:val="TableGrid"/>
+        <w:tblW w:w="0" w:type="auto"/>
+        <w:tblLook w:val="04A0" w:firstRow="1" w:lastRow="0" w:firstColumn="1" w:lastColumn="0" w:noHBand="0" w:noVBand="1"/>
+      </w:tblPr>
+      <w:tblGrid>
+        <w:gridCol w:w="988"/>
+        <w:gridCol w:w="2551"/>
+        <w:gridCol w:w="5523"/>
+      </w:tblGrid>
+      <w:tr>
+        <w:tc>
+          <w:tcPr>
+            <w:tcW w:w="988" w:type="dxa"/>
+            <w:shd w:val="clear" w:color="auto" w:fill="B4C6E7" w:themeFill="accent1" w:themeFillTint="66"/>
+            <w:vAlign w:val="center"/>
+          </w:tcPr>
+          <w:p>
+            <w:pPr>
+              <w:jc w:val="center"/>
+              <w:rPr>
+                <w:b/>
+                <w:bCs/>
+              </w:rPr>
+            </w:pPr>
+            <w:r>
+              <w:rPr>
+                <w:b/>
+                <w:bCs/>
+              </w:rPr>
+              <w:t>STT</w:t>
+            </w:r>
+          </w:p>
+        </w:tc>
+        <w:tc>
+          <w:tcPr>
+            <w:tcW w:w="2551" w:type="dxa"/>
+            <w:shd w:val="clear" w:color="auto" w:fill="B4C6E7" w:themeFill="accent1" w:themeFillTint="66"/>
+            <w:vAlign w:val="center"/>
+          </w:tcPr>
+          <w:p>
+            <w:pPr>
+              <w:jc w:val="center"/>
+              <w:rPr>
+                <w:b/>
+                <w:bCs/>
+              </w:rPr>
+            </w:pPr>
+            <w:r>
+              <w:rPr>
+                <w:b/>
+                <w:bCs/>
+              </w:rPr>
+              <w:t>Tên tác nhân</w:t>
+            </w:r>
+          </w:p>
+        </w:tc>
+        <w:tc>
+          <w:tcPr>
+            <w:tcW w:w="5523" w:type="dxa"/>
+            <w:shd w:val="clear" w:color="auto" w:fill="B4C6E7" w:themeFill="accent1" w:themeFillTint="66"/>
+            <w:vAlign w:val="center"/>
+          </w:tcPr>
+          <w:p>
+            <w:pPr>
+              <w:jc w:val="center"/>
+              <w:rPr>
+                <w:b/>
+                <w:bCs/>
+              </w:rPr>
+            </w:pPr>
+            <w:r>
+              <w:rPr>
+                <w:b/>
+                <w:bCs/>
+              </w:rPr>
+              <w:t>Mô tả</w:t>
+            </w:r>
+          </w:p>
+        </w:tc>
+      </w:tr>
+      <w:tr>
+        <w:tc>
+          <w:tcPr>
+            <w:tcW w:w="988" w:type="dxa"/>
+            <w:vAlign w:val="center"/>
+          </w:tcPr>
+          <w:p>
+            <w:pPr>
+              <w:jc w:val="center"/>
+            </w:pPr>
+            <w:r>
+              <w:t>1</w:t>
+            </w:r>
+          </w:p>
+        </w:tc>
+        <w:tc>
+          <w:tcPr>
+            <w:tcW w:w="2551" w:type="dxa"/>
+            <w:vAlign w:val="center"/>
+          </w:tcPr>
+          <w:p>
+            <w:pPr>
+              <w:jc w:val="center"/>
+            </w:pPr>
+            <w:r>
+              <w:t>Quản trị viên</w:t>
+            </w:r>
+          </w:p>
+        </w:tc>
+        <w:tc>
+          <w:tcPr>
+            <w:tcW w:w="5523" w:type="dxa"/>
+            <w:vAlign w:val="center"/>
+          </w:tcPr>
+          <w:p>
+            <w:pPr>
+              <w:jc w:val="left"/>
+            </w:pPr>
+            <w:r>
+              <w:t>Người quản lý toàn bộ hệ thống.</w:t>
+            </w:r>
+          </w:p>
+          <w:p>
+            <w:pPr>
+              <w:jc w:val="left"/>
+            </w:pPr>
+            <w:r>
+              <w:t>Quản lý người dùng, duyệt yêu cầu đặt sân.</w:t>
+            </w:r>
+          </w:p>
+          <w:p>
+            <w:pPr>
+              <w:jc w:val="left"/>
+            </w:pPr>
+            <w:r>
+              <w:t>Quản lý danh sách các sân theo môn thể thao.</w:t>
+            </w:r>
+          </w:p>
+          <w:p>
+            <w:pPr>
+              <w:jc w:val="left"/>
+            </w:pPr>
+            <w:r>
+              <w:t>Thống kê doanh thu.</w:t>
+            </w:r>
+          </w:p>
+        </w:tc>
+      </w:tr>
+      <w:tr>
+        <w:tc>
+          <w:tcPr>
+            <w:tcW w:w="988" w:type="dxa"/>
+            <w:vAlign w:val="center"/>
+          </w:tcPr>
+          <w:p>
+            <w:pPr>
+              <w:jc w:val="center"/>
+            </w:pPr>
+            <w:r>
+              <w:t>2</w:t>
+            </w:r>
+          </w:p>
+        </w:tc>
+        <w:tc>
+          <w:tcPr>
+            <w:tcW w:w="2551" w:type="dxa"/>
+            <w:vAlign w:val="center"/>
+          </w:tcPr>
+          <w:p>
+            <w:pPr>
+              <w:jc w:val="center"/>
+            </w:pPr>
+            <w:r>
+              <w:t>Khách hàng</w:t>
+            </w:r>
+          </w:p>
+        </w:tc>
+        <w:tc>
+          <w:tcPr>
+            <w:tcW w:w="5523" w:type="dxa"/>
+            <w:vAlign w:val="center"/>
+          </w:tcPr>
+          <w:p>
+            <w:pPr>
+              <w:jc w:val="left"/>
+            </w:pPr>
+            <w:r>
+              <w:t>Người có nhu cầu đặt sân theo môn thể thao</w:t>
+            </w:r>
+            <w:r>
+              <w:t>.</w:t>
+            </w:r>
+          </w:p>
+          <w:p>
+            <w:pPr>
+              <w:jc w:val="left"/>
+            </w:pPr>
+            <w:r>
+              <w:t>Tạo yêu cầu đặt sân.</w:t>
+            </w:r>
+          </w:p>
+        </w:tc>
+      </w:tr>
+    </w:tbl>
+    <w:p>
+      <w:pPr>
+        <w:pStyle w:val="Heading3"/>
+      </w:pPr>
+      <w:r>
+        <w:t>Mô tả quy trình nghiệp vụ</w:t>
+      </w:r>
+    </w:p>
+    <w:p>
+      <w:pPr>
+        <w:pStyle w:val="Heading4"/>
+      </w:pPr>
+      <w:r>
+        <w:t>Chức năng</w:t>
+      </w:r>
+      <w:r>
+        <w:t xml:space="preserve"> </w:t>
+      </w:r>
+      <w:r>
+        <w:t>T</w:t>
+      </w:r>
+      <w:r>
+        <w:t>ìm kiếm và đặt sân</w:t>
+      </w:r>
+    </w:p>
+    <w:p>
+      <w:pPr>
+        <w:pStyle w:val="DoanVB"/>
+      </w:pPr>
+      <w:r>
+        <w:rPr>
+          <w:b/>
+          <w:bCs/>
+        </w:rPr>
+        <w:t>Bước 1</w:t>
+      </w:r>
+      <w:r>
+        <w:t>:</w:t>
+      </w:r>
+      <w:r>
+        <w:t xml:space="preserve"> Khách hàng đăng nhập vào ứng dụng và tìm kiếm sân </w:t>
+      </w:r>
+      <w:r>
+        <w:t>thể thao</w:t>
+      </w:r>
+      <w:r>
+        <w:t>.</w:t>
+      </w:r>
+      <w:r>
+        <w:t xml:space="preserve"> Khách hàng có thể tìm sân theo danh mục các môn thể thao (ví dụ: Pickleball, cầu lông, …) hoặc có thể tìm kiếm sân theo từ khóa.</w:t>
+      </w:r>
+    </w:p>
+    <w:p>
+      <w:pPr>
+        <w:pStyle w:val="DoanVB"/>
+      </w:pPr>
+      <w:r>
+        <w:rPr>
+          <w:b/>
+          <w:bCs/>
+        </w:rPr>
+        <w:t>Bước 2</w:t>
+      </w:r>
+      <w:r>
+        <w:t>:</w:t>
+      </w:r>
+      <w:r>
+        <w:t xml:space="preserve"> Hệ thống hiển thị thông tin của sân thể thao đó</w:t>
+      </w:r>
+      <w:r>
+        <w:t xml:space="preserve"> bao gồm: Thông tin liên hệ, giá thuê sân theo </w:t>
+      </w:r>
+      <w:r>
+        <w:t>khung giờ</w:t>
+      </w:r>
+      <w:r>
+        <w:t>, số lượng sân, đánh giá của sân đó. Khách hàng bấm nút đặt lịch ngay, hệ thống sẽ chuyển tới trang đặt lịch</w:t>
+      </w:r>
+      <w:r>
+        <w:t>.</w:t>
+      </w:r>
+    </w:p>
+    <w:p>
+      <w:pPr>
+        <w:pStyle w:val="DoanVB"/>
+      </w:pPr>
+      <w:r>
+        <w:rPr>
+          <w:b/>
+          <w:bCs/>
+        </w:rPr>
+        <w:t xml:space="preserve">Bước </w:t>
+      </w:r>
+      <w:r>
+        <w:rPr>
+          <w:b/>
+          <w:bCs/>
+        </w:rPr>
+        <w:t>3</w:t>
+      </w:r>
+      <w:r>
+        <w:t>:</w:t>
+      </w:r>
+      <w:r>
+        <w:t xml:space="preserve"> Hệ thống hiển thị danh sách các sân </w:t>
+      </w:r>
+      <w:r>
+        <w:t>theo các khung giờ</w:t>
+      </w:r>
+      <w:r>
+        <w:t>. Khách hàng chọn sân và khung giờ cụ thể.</w:t>
+      </w:r>
+      <w:r>
+        <w:t xml:space="preserve"> Khách hàng có thể đặt trước sân theo ngày.</w:t>
+      </w:r>
+    </w:p>
+    <w:p>
+      <w:pPr>
+        <w:pStyle w:val="DoanVB"/>
+      </w:pPr>
+      <w:r>
+        <w:rPr>
+          <w:b/>
+          <w:bCs/>
+        </w:rPr>
+        <w:t xml:space="preserve">Bước </w:t>
+      </w:r>
+      <w:r>
+        <w:rPr>
+          <w:b/>
+          <w:bCs/>
+        </w:rPr>
+        <w:t>4</w:t>
+      </w:r>
+      <w:r>
+        <w:t>:</w:t>
+      </w:r>
+      <w:r>
+        <w:t xml:space="preserve"> Khách hàng bấm nút đặt sân, hệ thống hiển thị thông tin đặt sân của khách hàng.</w:t>
+      </w:r>
+    </w:p>
+    <w:p>
+      <w:pPr>
+        <w:pStyle w:val="DoanVB"/>
+      </w:pPr>
+      <w:r>
+        <w:rPr>
+          <w:b/>
+          <w:bCs/>
+        </w:rPr>
+        <w:t xml:space="preserve">Bước </w:t>
+      </w:r>
+      <w:r>
+        <w:rPr>
+          <w:b/>
+          <w:bCs/>
+        </w:rPr>
+        <w:t>5</w:t>
+      </w:r>
+      <w:r>
+        <w:t>:</w:t>
+      </w:r>
+      <w:r>
+        <w:t xml:space="preserve"> Khách hàng kiểm tra lại thông tin và bấm nút đặt lịch.</w:t>
+      </w:r>
+    </w:p>
+    <w:p>
+      <w:pPr>
+        <w:pStyle w:val="DoanVB"/>
+      </w:pPr>
+      <w:r>
+        <w:rPr>
+          <w:b/>
+          <w:bCs/>
+        </w:rPr>
+        <w:t xml:space="preserve">Bước </w:t>
+      </w:r>
+      <w:r>
+        <w:rPr>
+          <w:b/>
+          <w:bCs/>
+        </w:rPr>
+        <w:t>6</w:t>
+      </w:r>
+      <w:r>
+        <w:t>:</w:t>
+      </w:r>
+      <w:r>
+        <w:t xml:space="preserve"> Thông tin đặt sân của khách hàng sẽ được lưu vào database và hiển thị </w:t>
+      </w:r>
+      <w:r>
+        <w:t>cho admin thấy.</w:t>
+      </w:r>
+    </w:p>
+    <w:p>
+      <w:pPr>
+        <w:pStyle w:val="Heading4"/>
+      </w:pPr>
+      <w:r>
+        <w:t>Chức năng Bản đồ</w:t>
+      </w:r>
+    </w:p>
+    <w:p>
+      <w:pPr>
+        <w:pStyle w:val="DoanVB"/>
+      </w:pPr>
+      <w:r>
+        <w:rPr>
+          <w:b/>
+          <w:bCs/>
+        </w:rPr>
+        <w:t>Bước 1</w:t>
+      </w:r>
+      <w:r>
+        <w:t>: Khách hàng đặt nhập vào ứng dụng, chọn mục Bản đồ.</w:t>
+      </w:r>
+    </w:p>
+    <w:p>
+      <w:pPr>
+        <w:pStyle w:val="DoanVB"/>
+      </w:pPr>
+      <w:r>
+        <w:rPr>
+          <w:b/>
+          <w:bCs/>
+        </w:rPr>
+        <w:t>Bước 2</w:t>
+      </w:r>
+      <w:r>
+        <w:t>: Hệ thống hiển thị danh sách</w:t>
+      </w:r>
+      <w:r>
+        <w:t xml:space="preserve"> địa chỉ</w:t>
+      </w:r>
+      <w:r>
+        <w:t xml:space="preserve"> các sân thể thao hiện có trong hệ thống.</w:t>
+      </w:r>
+    </w:p>
+    <w:p>
+      <w:pPr>
+        <w:pStyle w:val="DoanVB"/>
+      </w:pPr>
+      <w:r>
+        <w:rPr>
+          <w:b/>
+          <w:bCs/>
+        </w:rPr>
+        <w:t>Bước 3</w:t>
+      </w:r>
+      <w:r>
+        <w:t xml:space="preserve">: Khách hàng click nút Chỉ đường, hệ thống sẽ chuyển qua ứng dụng Google Maps, </w:t>
+      </w:r>
+      <w:r>
+        <w:t>địa chỉ</w:t>
+      </w:r>
+      <w:r>
+        <w:t xml:space="preserve"> của sân sẽ được định vị trên ứng dụng này.</w:t>
+      </w:r>
+    </w:p>
+    <w:p>
+      <w:pPr>
+        <w:pStyle w:val="Heading4"/>
+      </w:pPr>
+      <w:r>
+        <w:lastRenderedPageBreak/>
+        <w:t>Chức năng Khám phá</w:t>
+      </w:r>
+    </w:p>
+    <w:p>
+      <w:pPr>
+        <w:pStyle w:val="DoanVB"/>
+      </w:pPr>
+      <w:r>
+        <w:rPr>
+          <w:b/>
+          <w:bCs/>
+        </w:rPr>
+        <w:t>Bước 1</w:t>
+      </w:r>
+      <w:r>
+        <w:t>: Khách hàng đăng nhập vào ứng dụng, chọn mục Khám phá.</w:t>
+      </w:r>
+    </w:p>
+    <w:p>
+      <w:pPr>
+        <w:pStyle w:val="DoanVB"/>
+      </w:pPr>
+      <w:r>
+        <w:rPr>
+          <w:b/>
+          <w:bCs/>
+        </w:rPr>
+        <w:t>Bước 2</w:t>
+      </w:r>
+      <w:r>
+        <w:t>: Hệ thống hiển thị danh sách tất cả các sân thể thao.</w:t>
+      </w:r>
+    </w:p>
+    <w:p>
+      <w:pPr>
+        <w:pStyle w:val="DoanVB"/>
+      </w:pPr>
+      <w:r>
+        <w:rPr>
+          <w:b/>
+          <w:bCs/>
+        </w:rPr>
+        <w:t>Bước 3</w:t>
+      </w:r>
+      <w:r>
+        <w:t>: Khách hàng có thể lọc danh sách sân theo danh mục các môn thể thao (ví dụ: Pickleball).</w:t>
+      </w:r>
+    </w:p>
+    <w:p>
+      <w:pPr>
+        <w:pStyle w:val="DoanVB"/>
+      </w:pPr>
+      <w:r>
+        <w:rPr>
+          <w:b/>
+          <w:bCs/>
+        </w:rPr>
+        <w:t>Bước 4</w:t>
+      </w:r>
+      <w:r>
+        <w:t>: Danh sách các sân thể thao của Pickleball sẽ hiển thị.</w:t>
+      </w:r>
+    </w:p>
+    <w:p>
+      <w:pPr>
+        <w:pStyle w:val="DoanVB"/>
+      </w:pPr>
+      <w:r>
+        <w:rPr>
+          <w:b/>
+          <w:bCs/>
+        </w:rPr>
+        <w:t>Bước 5</w:t>
+      </w:r>
+      <w:r>
+        <w:t>: Khách hàng có thể thực hiện đặt lịch bằng cách bấm nút Đặt lịch.</w:t>
+      </w:r>
+    </w:p>
+    <w:p>
+      <w:pPr>
+        <w:pStyle w:val="DoanVB"/>
+      </w:pPr>
+      <w:r>
+        <w:rPr>
+          <w:b/>
+          <w:bCs/>
+        </w:rPr>
+        <w:t>Bước 6</w:t>
+      </w:r>
+      <w:r>
+        <w:t>: Hệ thống sẽ điều hướng tới trang Đặt lịch.</w:t>
+      </w:r>
+    </w:p>
+    <w:p>
+      <w:pPr>
+        <w:pStyle w:val="Heading4"/>
+      </w:pPr>
+      <w:r>
+        <w:t>Chức năng Lịch đặt</w:t>
+      </w:r>
+    </w:p>
+    <w:p>
+      <w:pPr>
+        <w:pStyle w:val="DoanVB"/>
+      </w:pPr>
+      <w:r>
+        <w:rPr>
+          <w:rStyle w:val="DoanVBChar"/>
+          <w:b/>
+          <w:bCs/>
+        </w:rPr>
+        <w:t>Bước 1</w:t>
+      </w:r>
+      <w:r>
+        <w:rPr>
+          <w:rStyle w:val="DoanVBChar"/>
+        </w:rPr>
+        <w:t xml:space="preserve">: </w:t>
+      </w:r>
+      <w:r>
+        <w:t>Khách hàng đăng nhập vào ứng dụng, chọn mục Lịch đặt.</w:t>
+      </w:r>
+    </w:p>
+    <w:p>
+      <w:pPr>
+        <w:pStyle w:val="DoanVB"/>
+      </w:pPr>
+      <w:r>
+        <w:rPr>
+          <w:b/>
+          <w:bCs/>
+        </w:rPr>
+        <w:t>Bước 2</w:t>
+      </w:r>
+      <w:r>
+        <w:t>: Hệ thống hiển thị danh sách lịch đã đặt của khách hàng bao gồm lịch chờ duyệt, lịch đã duyệt và lịch bị hủy.</w:t>
+      </w:r>
+    </w:p>
+    <w:p>
+      <w:pPr>
+        <w:pStyle w:val="DoanVB"/>
+      </w:pPr>
+      <w:r>
+        <w:rPr>
+          <w:b/>
+          <w:bCs/>
+        </w:rPr>
+        <w:t>Bước 3</w:t>
+      </w:r>
+      <w:r>
+        <w:t>: Khách hàng có thể xem lịch đặt theo các trạng thái: Chờ duyệt, Đã xác nhận hoặc Đã hủy.</w:t>
+      </w:r>
+    </w:p>
+    <w:p>
+      <w:pPr>
+        <w:pStyle w:val="DoanVB"/>
+      </w:pPr>
+      <w:r>
+        <w:rPr>
+          <w:b/>
+          <w:bCs/>
+        </w:rPr>
+        <w:t>Bước 4</w:t>
+      </w:r>
+      <w:r>
+        <w:t>: Khách hàng có thể tự hủy lịch đã đặt (đối với lịch ở trạng thái Chờ duyệt).</w:t>
+      </w:r>
+    </w:p>
+    <w:p>
+      <w:pPr>
+        <w:pStyle w:val="Heading4"/>
+      </w:pPr>
+      <w:r>
+        <w:t>Chức năng Tài khoản</w:t>
+      </w:r>
+    </w:p>
+    <w:p>
+      <w:pPr>
+        <w:pStyle w:val="DoanVB"/>
+      </w:pPr>
+      <w:r>
+        <w:rPr>
+          <w:rStyle w:val="DoanVBChar"/>
+          <w:b/>
+          <w:bCs/>
+        </w:rPr>
+        <w:t>Bước 1</w:t>
+      </w:r>
+      <w:r>
+        <w:rPr>
+          <w:rStyle w:val="DoanVBChar"/>
+        </w:rPr>
+        <w:t xml:space="preserve">: </w:t>
+      </w:r>
+      <w:r>
+        <w:t xml:space="preserve">Khách hàng đăng nhập vào ứng dụng, chọn mục </w:t>
+      </w:r>
+      <w:r>
+        <w:t>Tài khoản</w:t>
+      </w:r>
+      <w:r>
+        <w:t>.</w:t>
+      </w:r>
+    </w:p>
+    <w:p>
+      <w:pPr>
+        <w:pStyle w:val="DoanVB"/>
+      </w:pPr>
+      <w:r>
+        <w:rPr>
+          <w:b/>
+          <w:bCs/>
+        </w:rPr>
+        <w:t>Bước 2</w:t>
+      </w:r>
+      <w:r>
+        <w:t>: Khách hàng có thể thay đổi thông tin cá nhân như họ tên, số điện thoại hoặc đổi mật khẩu</w:t>
+      </w:r>
+    </w:p>
+    <w:p>
+      <w:pPr>
+        <w:pStyle w:val="DoanVB"/>
+      </w:pPr>
+      <w:r>
+        <w:rPr>
+          <w:b/>
+          <w:bCs/>
+        </w:rPr>
+        <w:t>Bước 3</w:t>
+      </w:r>
+      <w:r>
+        <w:t>: Hệ thống sẽ cập nhật thông tin của khách hàng vào database.</w:t>
+      </w:r>
+    </w:p>
+    <w:p>
+      <w:pPr>
+        <w:pStyle w:val="DoanVB"/>
+      </w:pPr>
+      <w:r>
+        <w:rPr>
+          <w:b/>
+          <w:bCs/>
+        </w:rPr>
+        <w:t>Bước 4</w:t>
+      </w:r>
+      <w:r>
+        <w:t>: Khách hàng có thể đăng xuất tài khoản tại đây, hệ thuống sẽ chuyển tới màn hình đăng nhập.</w:t>
+      </w:r>
+    </w:p>
+    <w:p>
+      <w:pPr>
+        <w:pStyle w:val="Heading4"/>
+      </w:pPr>
+      <w:r>
+        <w:t xml:space="preserve">Chức năng Quản lý đặt </w:t>
+      </w:r>
+      <w:r>
+        <w:t>lịch</w:t>
+      </w:r>
+    </w:p>
+    <w:p>
+      <w:pPr>
+        <w:pStyle w:val="DoanVB"/>
+      </w:pPr>
+      <w:r>
+        <w:rPr>
+          <w:b/>
+          <w:bCs/>
+        </w:rPr>
+        <w:t>Bước 1</w:t>
+      </w:r>
+      <w:r>
+        <w:t>: Admin đăng nhập vào ứng dụng, chọn mục Tài khoản, chọn Quản trị hệ thống.</w:t>
+      </w:r>
+    </w:p>
+    <w:p>
+      <w:pPr>
+        <w:pStyle w:val="DoanVB"/>
+      </w:pPr>
+      <w:r>
+        <w:rPr>
+          <w:b/>
+          <w:bCs/>
+        </w:rPr>
+        <w:t>Bước 2</w:t>
+      </w:r>
+      <w:r>
+        <w:t>: Hệ thống chuyển tới trang Quản trị hệ thống, admin chọn mục Lịch đặt.</w:t>
+      </w:r>
+    </w:p>
+    <w:p>
+      <w:pPr>
+        <w:pStyle w:val="DoanVB"/>
+      </w:pPr>
+      <w:r>
+        <w:rPr>
+          <w:b/>
+          <w:bCs/>
+        </w:rPr>
+        <w:t>Bước 3</w:t>
+      </w:r>
+      <w:r>
+        <w:t>: Admin sẽ duyệt lịch đặt sân hoặc hủy lịch đặt sân của người dùng. Nếu duyệt lịch đặt sân, thì doanh thu sẽ tăng thêm bằng số tiền trên lịch đặt.</w:t>
+      </w:r>
+    </w:p>
+    <w:p>
+      <w:pPr>
+        <w:pStyle w:val="DoanVB"/>
+      </w:pPr>
+      <w:r>
+        <w:rPr>
+          <w:b/>
+          <w:bCs/>
+        </w:rPr>
+        <w:t>Bước 4</w:t>
+      </w:r>
+      <w:r>
+        <w:t>: Admin có thể hủy lịch đặt sân đã được duyệt. Nếu hủy theo cách này, thì doanh thu sẽ bị trừ bằng số tiền trên lịch đặt.</w:t>
+      </w:r>
+    </w:p>
+    <w:p>
+      <w:pPr>
+        <w:pStyle w:val="Heading4"/>
+      </w:pPr>
+      <w:r>
+        <w:lastRenderedPageBreak/>
+        <w:t>Chức năng Quản</w:t>
+      </w:r>
+      <w:r>
+        <w:t xml:space="preserve"> lý</w:t>
+      </w:r>
+      <w:r>
+        <w:t xml:space="preserve"> </w:t>
+      </w:r>
+      <w:r>
+        <w:t>tài khoản</w:t>
+      </w:r>
+    </w:p>
+    <w:p>
+      <w:pPr>
+        <w:pStyle w:val="DoanVB"/>
+      </w:pPr>
+      <w:r>
+        <w:rPr>
+          <w:b/>
+          <w:bCs/>
+        </w:rPr>
+        <w:t>Bước 1</w:t>
+      </w:r>
+      <w:r>
+        <w:t>: Admin đăng nhập vào ứng dụng, chọn mục Tài khoản, chọn Quản trị hệ thống.</w:t>
+      </w:r>
+    </w:p>
+    <w:p>
+      <w:pPr>
+        <w:pStyle w:val="DoanVB"/>
+      </w:pPr>
+      <w:r>
+        <w:rPr>
+          <w:b/>
+          <w:bCs/>
+        </w:rPr>
+        <w:t>Bước 2</w:t>
+      </w:r>
+      <w:r>
+        <w:t xml:space="preserve">: Hệ thống chuyển tới trang Quản trị hệ thống, admin chọn mục </w:t>
+      </w:r>
+      <w:r>
+        <w:t>Người dùng</w:t>
+      </w:r>
+      <w:r>
+        <w:t>.</w:t>
+      </w:r>
+    </w:p>
+    <w:p>
+      <w:pPr>
+        <w:pStyle w:val="DoanVB"/>
+      </w:pPr>
+      <w:r>
+        <w:rPr>
+          <w:b/>
+          <w:bCs/>
+        </w:rPr>
+        <w:t>Bước 3</w:t>
+      </w:r>
+      <w:r>
+        <w:t>: Admin có thể thay đổi vai trò của người dùng tại đây bằng cách giữ vào mục tên người dùng.</w:t>
+      </w:r>
+    </w:p>
+    <w:p>
+      <w:pPr>
+        <w:pStyle w:val="DoanVB"/>
+      </w:pPr>
+      <w:r>
+        <w:rPr>
+          <w:b/>
+          <w:bCs/>
+        </w:rPr>
+        <w:t>Bước 4</w:t>
+      </w:r>
+      <w:r>
+        <w:t>: Hệ thống hiển thị danh sách vai trò, sau khi thay đổi, admin bấm nút xác nhận để đổi vai trò của người dùng.</w:t>
+      </w:r>
+    </w:p>
+    <w:p>
+      <w:pPr>
+        <w:pStyle w:val="DoanVB"/>
+      </w:pPr>
+      <w:r>
+        <w:rPr>
+          <w:b/>
+          <w:bCs/>
+        </w:rPr>
+        <w:t>Bước 5</w:t>
+      </w:r>
+      <w:r>
+        <w:t>: Hệ thống cập nhật vai trò của người dùng vào database. Admin có thể xóa người dùng khỏi danh sách tại đây bằng cách bấm vào biểu tượng xóa.</w:t>
+      </w:r>
+    </w:p>
+    <w:p>
+      <w:pPr>
+        <w:pStyle w:val="DoanVB"/>
+      </w:pPr>
+      <w:r>
+        <w:rPr>
+          <w:b/>
+          <w:bCs/>
+        </w:rPr>
+        <w:t>Bước 6</w:t>
+      </w:r>
+      <w:r>
+        <w:t>: Hệ thống xóa người dùng khỏi database</w:t>
+      </w:r>
+      <w:r>
+        <w:t>.</w:t>
+      </w:r>
+    </w:p>
+    <w:p>
+      <w:pPr>
+        <w:pStyle w:val="Heading4"/>
+      </w:pPr>
+      <w:r>
+        <w:t>Chức năng Quản lý sân thể thao</w:t>
+      </w:r>
+    </w:p>
+    <w:p>
+      <w:pPr>
+        <w:pStyle w:val="DoanVB"/>
+      </w:pPr>
+      <w:r>
+        <w:rPr>
+          <w:b/>
+          <w:bCs/>
+        </w:rPr>
+        <w:t>Bước 1</w:t>
+      </w:r>
+      <w:r>
+        <w:t>: Admin đăng nhập vào ứng dụng, chọn mục Tài khoản, chọn Quản trị hệ thống.</w:t>
+      </w:r>
+    </w:p>
+    <w:p>
+      <w:pPr>
+        <w:pStyle w:val="DoanVB"/>
+      </w:pPr>
+      <w:r>
+        <w:rPr>
+          <w:b/>
+          <w:bCs/>
+        </w:rPr>
+        <w:t>Bước 2</w:t>
+      </w:r>
+      <w:r>
+        <w:t xml:space="preserve">: Hệ thống chuyển tới trang Quản trị hệ thống, admin chọn mục </w:t>
+      </w:r>
+      <w:r>
+        <w:t>Sân</w:t>
+      </w:r>
+      <w:r>
+        <w:t>.</w:t>
+      </w:r>
+    </w:p>
+    <w:p/>
     <w:sectPr>
-      <w:footerReference w:type="default" r:id="rId10"/>
+      <w:footerReference w:type="default" r:id="rId14"/>
       <w:pgSz w:w="11907" w:h="16840"/>
       <w:pgMar w:top="1134" w:right="1134" w:bottom="1134" w:left="1701" w:header="720" w:footer="720" w:gutter="0"/>
       <w:pgNumType w:start="1"/>
@@ -1882,6 +5616,155 @@
 <file path=word/numbering.xml><?xml version="1.0" encoding="utf-8"?>
 <w:numbering xmlns:wpc="http://schemas.microsoft.com/office/word/2010/wordprocessingCanvas" xmlns:cx="http://schemas.microsoft.com/office/drawing/2014/chartex" xmlns:cx1="http://schemas.microsoft.com/office/drawing/2015/9/8/chartex" xmlns:cx2="http://schemas.microsoft.com/office/drawing/2015/10/21/chartex" xmlns:cx3="http://schemas.microsoft.com/office/drawing/2016/5/9/chartex" xmlns:cx4="http://schemas.microsoft.com/office/drawing/2016/5/10/chartex" xmlns:cx5="http://schemas.microsoft.com/office/drawing/2016/5/11/chartex" xmlns:cx6="http://schemas.microsoft.com/office/drawing/2016/5/12/chartex" xmlns:cx7="http://schemas.microsoft.com/office/drawing/2016/5/13/chartex" xmlns:cx8="http://schemas.microsoft.com/office/drawing/2016/5/14/chartex" xmlns:mc="http://schemas.openxmlformats.org/markup-compatibility/2006" xmlns:aink="http://schemas.microsoft.com/office/drawing/2016/ink" xmlns:am3d="http://schemas.microsoft.com/office/drawing/2017/model3d" xmlns:o="urn:schemas-microsoft-com:office:office" xmlns:oel="http://schemas.microsoft.com/office/2019/extlst" xmlns:r="http://schemas.openxmlformats.org/officeDocument/2006/relationships" xmlns:m="http://schemas.openxmlformats.org/officeDocument/2006/math" xmlns:v="urn:schemas-microsoft-com:vml" xmlns:wp14="http://schemas.microsoft.com/office/word/2010/wordprocessingDrawing" xmlns:wp="http://schemas.openxmlformats.org/drawingml/2006/wordprocessingDrawing" xmlns:w10="urn:schemas-microsoft-com:office:word" xmlns:w="http://schemas.openxmlformats.org/wordprocessingml/2006/main" xmlns:w14="http://schemas.microsoft.com/office/word/2010/wordml" xmlns:w15="http://schemas.microsoft.com/office/word/2012/wordml" xmlns:w16cex="http://schemas.microsoft.com/office/word/2018/wordml/cex" xmlns:w16cid="http://schemas.microsoft.com/office/word/2016/wordml/cid" xmlns:w16="http://schemas.microsoft.com/office/word/2018/wordml" xmlns:w16du="http://schemas.microsoft.com/office/word/2023/wordml/word16du" xmlns:w16sdtdh="http://schemas.microsoft.com/office/word/2020/wordml/sdtdatahash" xmlns:w16sdtfl="http://schemas.microsoft.com/office/word/2024/wordml/sdtformatlock" xmlns:w16se="http://schemas.microsoft.com/office/word/2015/wordml/symex" xmlns:wpg="http://schemas.microsoft.com/office/word/2010/wordprocessingGroup" xmlns:wpi="http://schemas.microsoft.com/office/word/2010/wordprocessingInk" xmlns:wne="http://schemas.microsoft.com/office/word/2006/wordml" xmlns:wps="http://schemas.microsoft.com/office/word/2010/wordprocessingShape" mc:Ignorable="w14 w15 w16se w16cid w16 w16cex w16sdtdh w16sdtfl w16du wp14">
   <w:abstractNum w:abstractNumId="0" w15:restartNumberingAfterBreak="0">
+    <w:nsid w:val="0260534A"/>
+    <w:multiLevelType w:val="multilevel"/>
+    <w:tmpl w:val="062C2200"/>
+    <w:lvl w:ilvl="0">
+      <w:start w:val="1"/>
+      <w:numFmt w:val="bullet"/>
+      <w:lvlText w:val=""/>
+      <w:lvlJc w:val="left"/>
+      <w:pPr>
+        <w:tabs>
+          <w:tab w:val="num" w:pos="720"/>
+        </w:tabs>
+        <w:ind w:left="720" w:hanging="360"/>
+      </w:pPr>
+      <w:rPr>
+        <w:rFonts w:ascii="Symbol" w:hAnsi="Symbol" w:hint="default"/>
+        <w:sz w:val="20"/>
+      </w:rPr>
+    </w:lvl>
+    <w:lvl w:ilvl="1" w:tentative="1">
+      <w:start w:val="1"/>
+      <w:numFmt w:val="bullet"/>
+      <w:lvlText w:val="o"/>
+      <w:lvlJc w:val="left"/>
+      <w:pPr>
+        <w:tabs>
+          <w:tab w:val="num" w:pos="1440"/>
+        </w:tabs>
+        <w:ind w:left="1440" w:hanging="360"/>
+      </w:pPr>
+      <w:rPr>
+        <w:rFonts w:ascii="Courier New" w:hAnsi="Courier New" w:hint="default"/>
+        <w:sz w:val="20"/>
+      </w:rPr>
+    </w:lvl>
+    <w:lvl w:ilvl="2" w:tentative="1">
+      <w:start w:val="1"/>
+      <w:numFmt w:val="bullet"/>
+      <w:lvlText w:val=""/>
+      <w:lvlJc w:val="left"/>
+      <w:pPr>
+        <w:tabs>
+          <w:tab w:val="num" w:pos="2160"/>
+        </w:tabs>
+        <w:ind w:left="2160" w:hanging="360"/>
+      </w:pPr>
+      <w:rPr>
+        <w:rFonts w:ascii="Wingdings" w:hAnsi="Wingdings" w:hint="default"/>
+        <w:sz w:val="20"/>
+      </w:rPr>
+    </w:lvl>
+    <w:lvl w:ilvl="3" w:tentative="1">
+      <w:start w:val="1"/>
+      <w:numFmt w:val="bullet"/>
+      <w:lvlText w:val=""/>
+      <w:lvlJc w:val="left"/>
+      <w:pPr>
+        <w:tabs>
+          <w:tab w:val="num" w:pos="2880"/>
+        </w:tabs>
+        <w:ind w:left="2880" w:hanging="360"/>
+      </w:pPr>
+      <w:rPr>
+        <w:rFonts w:ascii="Wingdings" w:hAnsi="Wingdings" w:hint="default"/>
+        <w:sz w:val="20"/>
+      </w:rPr>
+    </w:lvl>
+    <w:lvl w:ilvl="4" w:tentative="1">
+      <w:start w:val="1"/>
+      <w:numFmt w:val="bullet"/>
+      <w:lvlText w:val=""/>
+      <w:lvlJc w:val="left"/>
+      <w:pPr>
+        <w:tabs>
+          <w:tab w:val="num" w:pos="3600"/>
+        </w:tabs>
+        <w:ind w:left="3600" w:hanging="360"/>
+      </w:pPr>
+      <w:rPr>
+        <w:rFonts w:ascii="Wingdings" w:hAnsi="Wingdings" w:hint="default"/>
+        <w:sz w:val="20"/>
+      </w:rPr>
+    </w:lvl>
+    <w:lvl w:ilvl="5" w:tentative="1">
+      <w:start w:val="1"/>
+      <w:numFmt w:val="bullet"/>
+      <w:lvlText w:val=""/>
+      <w:lvlJc w:val="left"/>
+      <w:pPr>
+        <w:tabs>
+          <w:tab w:val="num" w:pos="4320"/>
+        </w:tabs>
+        <w:ind w:left="4320" w:hanging="360"/>
+      </w:pPr>
+      <w:rPr>
+        <w:rFonts w:ascii="Wingdings" w:hAnsi="Wingdings" w:hint="default"/>
+        <w:sz w:val="20"/>
+      </w:rPr>
+    </w:lvl>
+    <w:lvl w:ilvl="6" w:tentative="1">
+      <w:start w:val="1"/>
+      <w:numFmt w:val="bullet"/>
+      <w:lvlText w:val=""/>
+      <w:lvlJc w:val="left"/>
+      <w:pPr>
+        <w:tabs>
+          <w:tab w:val="num" w:pos="5040"/>
+        </w:tabs>
+        <w:ind w:left="5040" w:hanging="360"/>
+      </w:pPr>
+      <w:rPr>
+        <w:rFonts w:ascii="Wingdings" w:hAnsi="Wingdings" w:hint="default"/>
+        <w:sz w:val="20"/>
+      </w:rPr>
+    </w:lvl>
+    <w:lvl w:ilvl="7" w:tentative="1">
+      <w:start w:val="1"/>
+      <w:numFmt w:val="bullet"/>
+      <w:lvlText w:val=""/>
+      <w:lvlJc w:val="left"/>
+      <w:pPr>
+        <w:tabs>
+          <w:tab w:val="num" w:pos="5760"/>
+        </w:tabs>
+        <w:ind w:left="5760" w:hanging="360"/>
+      </w:pPr>
+      <w:rPr>
+        <w:rFonts w:ascii="Wingdings" w:hAnsi="Wingdings" w:hint="default"/>
+        <w:sz w:val="20"/>
+      </w:rPr>
+    </w:lvl>
+    <w:lvl w:ilvl="8" w:tentative="1">
+      <w:start w:val="1"/>
+      <w:numFmt w:val="bullet"/>
+      <w:lvlText w:val=""/>
+      <w:lvlJc w:val="left"/>
+      <w:pPr>
+        <w:tabs>
+          <w:tab w:val="num" w:pos="6480"/>
+        </w:tabs>
+        <w:ind w:left="6480" w:hanging="360"/>
+      </w:pPr>
+      <w:rPr>
+        <w:rFonts w:ascii="Wingdings" w:hAnsi="Wingdings" w:hint="default"/>
+        <w:sz w:val="20"/>
+      </w:rPr>
+    </w:lvl>
+  </w:abstractNum>
+  <w:abstractNum w:abstractNumId="1" w15:restartNumberingAfterBreak="0">
     <w:nsid w:val="02DC6F04"/>
     <w:multiLevelType w:val="hybridMultilevel"/>
     <w:tmpl w:val="BDDC4AD8"/>
@@ -1994,7 +5877,7 @@
       </w:rPr>
     </w:lvl>
   </w:abstractNum>
-  <w:abstractNum w:abstractNumId="1" w15:restartNumberingAfterBreak="0">
+  <w:abstractNum w:abstractNumId="2" w15:restartNumberingAfterBreak="0">
     <w:nsid w:val="03165921"/>
     <w:multiLevelType w:val="hybridMultilevel"/>
     <w:tmpl w:val="95D8E8EA"/>
@@ -2107,7 +5990,7 @@
       </w:rPr>
     </w:lvl>
   </w:abstractNum>
-  <w:abstractNum w:abstractNumId="2" w15:restartNumberingAfterBreak="0">
+  <w:abstractNum w:abstractNumId="3" w15:restartNumberingAfterBreak="0">
     <w:nsid w:val="033450CC"/>
     <w:multiLevelType w:val="hybridMultilevel"/>
     <w:tmpl w:val="716A592C"/>
@@ -2193,7 +6076,7 @@
       </w:pPr>
     </w:lvl>
   </w:abstractNum>
-  <w:abstractNum w:abstractNumId="3" w15:restartNumberingAfterBreak="0">
+  <w:abstractNum w:abstractNumId="4" w15:restartNumberingAfterBreak="0">
     <w:nsid w:val="035C05E9"/>
     <w:multiLevelType w:val="multilevel"/>
     <w:tmpl w:val="F1865BC8"/>
@@ -2306,7 +6189,7 @@
       </w:rPr>
     </w:lvl>
   </w:abstractNum>
-  <w:abstractNum w:abstractNumId="4" w15:restartNumberingAfterBreak="0">
+  <w:abstractNum w:abstractNumId="5" w15:restartNumberingAfterBreak="0">
     <w:nsid w:val="04D2A1E4"/>
     <w:multiLevelType w:val="hybridMultilevel"/>
     <w:tmpl w:val="21A41962"/>
@@ -2392,7 +6275,7 @@
       </w:pPr>
     </w:lvl>
   </w:abstractNum>
-  <w:abstractNum w:abstractNumId="5" w15:restartNumberingAfterBreak="0">
+  <w:abstractNum w:abstractNumId="6" w15:restartNumberingAfterBreak="0">
     <w:nsid w:val="05EE38A8"/>
     <w:multiLevelType w:val="multilevel"/>
     <w:tmpl w:val="87984810"/>
@@ -2505,7 +6388,7 @@
       </w:rPr>
     </w:lvl>
   </w:abstractNum>
-  <w:abstractNum w:abstractNumId="6" w15:restartNumberingAfterBreak="0">
+  <w:abstractNum w:abstractNumId="7" w15:restartNumberingAfterBreak="0">
     <w:nsid w:val="064F83B7"/>
     <w:multiLevelType w:val="hybridMultilevel"/>
     <w:tmpl w:val="664274B0"/>
@@ -2618,7 +6501,7 @@
       </w:rPr>
     </w:lvl>
   </w:abstractNum>
-  <w:abstractNum w:abstractNumId="7" w15:restartNumberingAfterBreak="0">
+  <w:abstractNum w:abstractNumId="8" w15:restartNumberingAfterBreak="0">
     <w:nsid w:val="06DF80C4"/>
     <w:multiLevelType w:val="hybridMultilevel"/>
     <w:tmpl w:val="7E12E0FA"/>
@@ -2731,7 +6614,7 @@
       </w:rPr>
     </w:lvl>
   </w:abstractNum>
-  <w:abstractNum w:abstractNumId="8" w15:restartNumberingAfterBreak="0">
+  <w:abstractNum w:abstractNumId="9" w15:restartNumberingAfterBreak="0">
     <w:nsid w:val="08170A52"/>
     <w:multiLevelType w:val="multilevel"/>
     <w:tmpl w:val="52502A6C"/>
@@ -2845,7 +6728,7 @@
       </w:rPr>
     </w:lvl>
   </w:abstractNum>
-  <w:abstractNum w:abstractNumId="9" w15:restartNumberingAfterBreak="0">
+  <w:abstractNum w:abstractNumId="10" w15:restartNumberingAfterBreak="0">
     <w:nsid w:val="08E03CF7"/>
     <w:multiLevelType w:val="hybridMultilevel"/>
     <w:tmpl w:val="B15CBF3C"/>
@@ -2957,7 +6840,7 @@
       </w:rPr>
     </w:lvl>
   </w:abstractNum>
-  <w:abstractNum w:abstractNumId="10" w15:restartNumberingAfterBreak="0">
+  <w:abstractNum w:abstractNumId="11" w15:restartNumberingAfterBreak="0">
     <w:nsid w:val="0AEA26CD"/>
     <w:multiLevelType w:val="hybridMultilevel"/>
     <w:tmpl w:val="2EA03244"/>
@@ -3070,7 +6953,7 @@
       </w:rPr>
     </w:lvl>
   </w:abstractNum>
-  <w:abstractNum w:abstractNumId="11" w15:restartNumberingAfterBreak="0">
+  <w:abstractNum w:abstractNumId="12" w15:restartNumberingAfterBreak="0">
     <w:nsid w:val="0BB95C85"/>
     <w:multiLevelType w:val="hybridMultilevel"/>
     <w:tmpl w:val="ABB25EB8"/>
@@ -3183,7 +7066,7 @@
       </w:rPr>
     </w:lvl>
   </w:abstractNum>
-  <w:abstractNum w:abstractNumId="12" w15:restartNumberingAfterBreak="0">
+  <w:abstractNum w:abstractNumId="13" w15:restartNumberingAfterBreak="0">
     <w:nsid w:val="0CE48D39"/>
     <w:multiLevelType w:val="hybridMultilevel"/>
     <w:tmpl w:val="E84E757E"/>
@@ -3296,7 +7179,7 @@
       </w:rPr>
     </w:lvl>
   </w:abstractNum>
-  <w:abstractNum w:abstractNumId="13" w15:restartNumberingAfterBreak="0">
+  <w:abstractNum w:abstractNumId="14" w15:restartNumberingAfterBreak="0">
     <w:nsid w:val="0D20D985"/>
     <w:multiLevelType w:val="hybridMultilevel"/>
     <w:tmpl w:val="6BA0505C"/>
@@ -3409,7 +7292,7 @@
       </w:rPr>
     </w:lvl>
   </w:abstractNum>
-  <w:abstractNum w:abstractNumId="14" w15:restartNumberingAfterBreak="0">
+  <w:abstractNum w:abstractNumId="15" w15:restartNumberingAfterBreak="0">
     <w:nsid w:val="0DC5303B"/>
     <w:multiLevelType w:val="hybridMultilevel"/>
     <w:tmpl w:val="F29C0A32"/>
@@ -3522,7 +7405,7 @@
       </w:rPr>
     </w:lvl>
   </w:abstractNum>
-  <w:abstractNum w:abstractNumId="15" w15:restartNumberingAfterBreak="0">
+  <w:abstractNum w:abstractNumId="16" w15:restartNumberingAfterBreak="0">
     <w:nsid w:val="0DC61EF1"/>
     <w:multiLevelType w:val="hybridMultilevel"/>
     <w:tmpl w:val="950C629E"/>
@@ -3635,7 +7518,7 @@
       </w:rPr>
     </w:lvl>
   </w:abstractNum>
-  <w:abstractNum w:abstractNumId="16" w15:restartNumberingAfterBreak="0">
+  <w:abstractNum w:abstractNumId="17" w15:restartNumberingAfterBreak="0">
     <w:nsid w:val="10CC934C"/>
     <w:multiLevelType w:val="hybridMultilevel"/>
     <w:tmpl w:val="DF4AAEB4"/>
@@ -3721,7 +7604,7 @@
       </w:pPr>
     </w:lvl>
   </w:abstractNum>
-  <w:abstractNum w:abstractNumId="17" w15:restartNumberingAfterBreak="0">
+  <w:abstractNum w:abstractNumId="18" w15:restartNumberingAfterBreak="0">
     <w:nsid w:val="1272DD9F"/>
     <w:multiLevelType w:val="hybridMultilevel"/>
     <w:tmpl w:val="574EB8E8"/>
@@ -3834,7 +7717,7 @@
       </w:rPr>
     </w:lvl>
   </w:abstractNum>
-  <w:abstractNum w:abstractNumId="18" w15:restartNumberingAfterBreak="0">
+  <w:abstractNum w:abstractNumId="19" w15:restartNumberingAfterBreak="0">
     <w:nsid w:val="1289B1E8"/>
     <w:multiLevelType w:val="hybridMultilevel"/>
     <w:tmpl w:val="CEF05A6C"/>
@@ -3947,7 +7830,7 @@
       </w:rPr>
     </w:lvl>
   </w:abstractNum>
-  <w:abstractNum w:abstractNumId="19" w15:restartNumberingAfterBreak="0">
+  <w:abstractNum w:abstractNumId="20" w15:restartNumberingAfterBreak="0">
     <w:nsid w:val="152C1314"/>
     <w:multiLevelType w:val="hybridMultilevel"/>
     <w:tmpl w:val="FCEA5FD6"/>
@@ -4060,7 +7943,7 @@
       </w:rPr>
     </w:lvl>
   </w:abstractNum>
-  <w:abstractNum w:abstractNumId="20" w15:restartNumberingAfterBreak="0">
+  <w:abstractNum w:abstractNumId="21" w15:restartNumberingAfterBreak="0">
     <w:nsid w:val="1533FE38"/>
     <w:multiLevelType w:val="hybridMultilevel"/>
     <w:tmpl w:val="F25C6B84"/>
@@ -4173,7 +8056,7 @@
       </w:rPr>
     </w:lvl>
   </w:abstractNum>
-  <w:abstractNum w:abstractNumId="21" w15:restartNumberingAfterBreak="0">
+  <w:abstractNum w:abstractNumId="22" w15:restartNumberingAfterBreak="0">
     <w:nsid w:val="165ABDAF"/>
     <w:multiLevelType w:val="hybridMultilevel"/>
     <w:tmpl w:val="E37EF696"/>
@@ -4259,7 +8142,7 @@
       </w:pPr>
     </w:lvl>
   </w:abstractNum>
-  <w:abstractNum w:abstractNumId="22" w15:restartNumberingAfterBreak="0">
+  <w:abstractNum w:abstractNumId="23" w15:restartNumberingAfterBreak="0">
     <w:nsid w:val="16A14AD6"/>
     <w:multiLevelType w:val="multilevel"/>
     <w:tmpl w:val="6FEAD7C0"/>
@@ -4372,7 +8255,7 @@
       </w:pPr>
     </w:lvl>
   </w:abstractNum>
-  <w:abstractNum w:abstractNumId="23" w15:restartNumberingAfterBreak="0">
+  <w:abstractNum w:abstractNumId="24" w15:restartNumberingAfterBreak="0">
     <w:nsid w:val="175F7F68"/>
     <w:multiLevelType w:val="hybridMultilevel"/>
     <w:tmpl w:val="477E2522"/>
@@ -4485,7 +8368,7 @@
       </w:rPr>
     </w:lvl>
   </w:abstractNum>
-  <w:abstractNum w:abstractNumId="24" w15:restartNumberingAfterBreak="0">
+  <w:abstractNum w:abstractNumId="25" w15:restartNumberingAfterBreak="0">
     <w:nsid w:val="180D784F"/>
     <w:multiLevelType w:val="hybridMultilevel"/>
     <w:tmpl w:val="B5A031DA"/>
@@ -4598,7 +8481,7 @@
       </w:rPr>
     </w:lvl>
   </w:abstractNum>
-  <w:abstractNum w:abstractNumId="25" w15:restartNumberingAfterBreak="0">
+  <w:abstractNum w:abstractNumId="26" w15:restartNumberingAfterBreak="0">
     <w:nsid w:val="185F3D15"/>
     <w:multiLevelType w:val="hybridMultilevel"/>
     <w:tmpl w:val="6D1AFC14"/>
@@ -4711,7 +8594,7 @@
       </w:rPr>
     </w:lvl>
   </w:abstractNum>
-  <w:abstractNum w:abstractNumId="26" w15:restartNumberingAfterBreak="0">
+  <w:abstractNum w:abstractNumId="27" w15:restartNumberingAfterBreak="0">
     <w:nsid w:val="18F81706"/>
     <w:multiLevelType w:val="hybridMultilevel"/>
     <w:tmpl w:val="41A23A96"/>
@@ -4824,7 +8707,7 @@
       </w:rPr>
     </w:lvl>
   </w:abstractNum>
-  <w:abstractNum w:abstractNumId="27" w15:restartNumberingAfterBreak="0">
+  <w:abstractNum w:abstractNumId="28" w15:restartNumberingAfterBreak="0">
     <w:nsid w:val="1912104D"/>
     <w:multiLevelType w:val="hybridMultilevel"/>
     <w:tmpl w:val="16B21194"/>
@@ -4937,7 +8820,7 @@
       </w:rPr>
     </w:lvl>
   </w:abstractNum>
-  <w:abstractNum w:abstractNumId="28" w15:restartNumberingAfterBreak="0">
+  <w:abstractNum w:abstractNumId="29" w15:restartNumberingAfterBreak="0">
     <w:nsid w:val="1949CA00"/>
     <w:multiLevelType w:val="hybridMultilevel"/>
     <w:tmpl w:val="94CCBA20"/>
@@ -5050,7 +8933,7 @@
       </w:rPr>
     </w:lvl>
   </w:abstractNum>
-  <w:abstractNum w:abstractNumId="29" w15:restartNumberingAfterBreak="0">
+  <w:abstractNum w:abstractNumId="30" w15:restartNumberingAfterBreak="0">
     <w:nsid w:val="1A48601E"/>
     <w:multiLevelType w:val="multilevel"/>
     <w:tmpl w:val="424008F0"/>
@@ -5164,7 +9047,7 @@
       </w:rPr>
     </w:lvl>
   </w:abstractNum>
-  <w:abstractNum w:abstractNumId="30" w15:restartNumberingAfterBreak="0">
+  <w:abstractNum w:abstractNumId="31" w15:restartNumberingAfterBreak="0">
     <w:nsid w:val="1BE007A0"/>
     <w:multiLevelType w:val="hybridMultilevel"/>
     <w:tmpl w:val="D408E3D0"/>
@@ -5250,7 +9133,7 @@
       </w:pPr>
     </w:lvl>
   </w:abstractNum>
-  <w:abstractNum w:abstractNumId="31" w15:restartNumberingAfterBreak="0">
+  <w:abstractNum w:abstractNumId="32" w15:restartNumberingAfterBreak="0">
     <w:nsid w:val="1D2A0E2D"/>
     <w:multiLevelType w:val="hybridMultilevel"/>
     <w:tmpl w:val="B9463D08"/>
@@ -5363,7 +9246,7 @@
       </w:rPr>
     </w:lvl>
   </w:abstractNum>
-  <w:abstractNum w:abstractNumId="32" w15:restartNumberingAfterBreak="0">
+  <w:abstractNum w:abstractNumId="33" w15:restartNumberingAfterBreak="0">
     <w:nsid w:val="1D700787"/>
     <w:multiLevelType w:val="hybridMultilevel"/>
     <w:tmpl w:val="D8524462"/>
@@ -5475,7 +9358,7 @@
       </w:rPr>
     </w:lvl>
   </w:abstractNum>
-  <w:abstractNum w:abstractNumId="33" w15:restartNumberingAfterBreak="0">
+  <w:abstractNum w:abstractNumId="34" w15:restartNumberingAfterBreak="0">
     <w:nsid w:val="1E071E4F"/>
     <w:multiLevelType w:val="multilevel"/>
     <w:tmpl w:val="DBC0D460"/>
@@ -5589,7 +9472,7 @@
       </w:rPr>
     </w:lvl>
   </w:abstractNum>
-  <w:abstractNum w:abstractNumId="34" w15:restartNumberingAfterBreak="0">
+  <w:abstractNum w:abstractNumId="35" w15:restartNumberingAfterBreak="0">
     <w:nsid w:val="1E43204F"/>
     <w:multiLevelType w:val="hybridMultilevel"/>
     <w:tmpl w:val="5C8E1000"/>
@@ -5702,7 +9585,7 @@
       </w:rPr>
     </w:lvl>
   </w:abstractNum>
-  <w:abstractNum w:abstractNumId="35" w15:restartNumberingAfterBreak="0">
+  <w:abstractNum w:abstractNumId="36" w15:restartNumberingAfterBreak="0">
     <w:nsid w:val="1E751E2F"/>
     <w:multiLevelType w:val="multilevel"/>
     <w:tmpl w:val="767AAA0C"/>
@@ -5851,7 +9734,7 @@
       </w:rPr>
     </w:lvl>
   </w:abstractNum>
-  <w:abstractNum w:abstractNumId="36" w15:restartNumberingAfterBreak="0">
+  <w:abstractNum w:abstractNumId="37" w15:restartNumberingAfterBreak="0">
     <w:nsid w:val="1EC3502F"/>
     <w:multiLevelType w:val="hybridMultilevel"/>
     <w:tmpl w:val="96A481E4"/>
@@ -5964,7 +9847,7 @@
       </w:rPr>
     </w:lvl>
   </w:abstractNum>
-  <w:abstractNum w:abstractNumId="37" w15:restartNumberingAfterBreak="0">
+  <w:abstractNum w:abstractNumId="38" w15:restartNumberingAfterBreak="0">
     <w:nsid w:val="1F7A0D88"/>
     <w:multiLevelType w:val="hybridMultilevel"/>
     <w:tmpl w:val="A1D4EBD4"/>
@@ -6077,7 +9960,7 @@
       </w:rPr>
     </w:lvl>
   </w:abstractNum>
-  <w:abstractNum w:abstractNumId="38" w15:restartNumberingAfterBreak="0">
+  <w:abstractNum w:abstractNumId="39" w15:restartNumberingAfterBreak="0">
     <w:nsid w:val="20191DF7"/>
     <w:multiLevelType w:val="hybridMultilevel"/>
     <w:tmpl w:val="3E246AA6"/>
@@ -6190,7 +10073,7 @@
       </w:rPr>
     </w:lvl>
   </w:abstractNum>
-  <w:abstractNum w:abstractNumId="39" w15:restartNumberingAfterBreak="0">
+  <w:abstractNum w:abstractNumId="40" w15:restartNumberingAfterBreak="0">
     <w:nsid w:val="21681E9F"/>
     <w:multiLevelType w:val="hybridMultilevel"/>
     <w:tmpl w:val="DDAC8EE8"/>
@@ -6303,7 +10186,7 @@
       </w:rPr>
     </w:lvl>
   </w:abstractNum>
-  <w:abstractNum w:abstractNumId="40" w15:restartNumberingAfterBreak="0">
+  <w:abstractNum w:abstractNumId="41" w15:restartNumberingAfterBreak="0">
     <w:nsid w:val="217832E1"/>
     <w:multiLevelType w:val="hybridMultilevel"/>
     <w:tmpl w:val="A2205664"/>
@@ -6415,7 +10298,156 @@
       </w:rPr>
     </w:lvl>
   </w:abstractNum>
-  <w:abstractNum w:abstractNumId="41" w15:restartNumberingAfterBreak="0">
+  <w:abstractNum w:abstractNumId="42" w15:restartNumberingAfterBreak="0">
+    <w:nsid w:val="21FE56F0"/>
+    <w:multiLevelType w:val="multilevel"/>
+    <w:tmpl w:val="211A326A"/>
+    <w:lvl w:ilvl="0">
+      <w:start w:val="1"/>
+      <w:numFmt w:val="bullet"/>
+      <w:lvlText w:val=""/>
+      <w:lvlJc w:val="left"/>
+      <w:pPr>
+        <w:tabs>
+          <w:tab w:val="num" w:pos="720"/>
+        </w:tabs>
+        <w:ind w:left="720" w:hanging="360"/>
+      </w:pPr>
+      <w:rPr>
+        <w:rFonts w:ascii="Symbol" w:hAnsi="Symbol" w:hint="default"/>
+        <w:sz w:val="20"/>
+      </w:rPr>
+    </w:lvl>
+    <w:lvl w:ilvl="1" w:tentative="1">
+      <w:start w:val="1"/>
+      <w:numFmt w:val="bullet"/>
+      <w:lvlText w:val="o"/>
+      <w:lvlJc w:val="left"/>
+      <w:pPr>
+        <w:tabs>
+          <w:tab w:val="num" w:pos="1440"/>
+        </w:tabs>
+        <w:ind w:left="1440" w:hanging="360"/>
+      </w:pPr>
+      <w:rPr>
+        <w:rFonts w:ascii="Courier New" w:hAnsi="Courier New" w:hint="default"/>
+        <w:sz w:val="20"/>
+      </w:rPr>
+    </w:lvl>
+    <w:lvl w:ilvl="2" w:tentative="1">
+      <w:start w:val="1"/>
+      <w:numFmt w:val="bullet"/>
+      <w:lvlText w:val=""/>
+      <w:lvlJc w:val="left"/>
+      <w:pPr>
+        <w:tabs>
+          <w:tab w:val="num" w:pos="2160"/>
+        </w:tabs>
+        <w:ind w:left="2160" w:hanging="360"/>
+      </w:pPr>
+      <w:rPr>
+        <w:rFonts w:ascii="Wingdings" w:hAnsi="Wingdings" w:hint="default"/>
+        <w:sz w:val="20"/>
+      </w:rPr>
+    </w:lvl>
+    <w:lvl w:ilvl="3" w:tentative="1">
+      <w:start w:val="1"/>
+      <w:numFmt w:val="bullet"/>
+      <w:lvlText w:val=""/>
+      <w:lvlJc w:val="left"/>
+      <w:pPr>
+        <w:tabs>
+          <w:tab w:val="num" w:pos="2880"/>
+        </w:tabs>
+        <w:ind w:left="2880" w:hanging="360"/>
+      </w:pPr>
+      <w:rPr>
+        <w:rFonts w:ascii="Wingdings" w:hAnsi="Wingdings" w:hint="default"/>
+        <w:sz w:val="20"/>
+      </w:rPr>
+    </w:lvl>
+    <w:lvl w:ilvl="4" w:tentative="1">
+      <w:start w:val="1"/>
+      <w:numFmt w:val="bullet"/>
+      <w:lvlText w:val=""/>
+      <w:lvlJc w:val="left"/>
+      <w:pPr>
+        <w:tabs>
+          <w:tab w:val="num" w:pos="3600"/>
+        </w:tabs>
+        <w:ind w:left="3600" w:hanging="360"/>
+      </w:pPr>
+      <w:rPr>
+        <w:rFonts w:ascii="Wingdings" w:hAnsi="Wingdings" w:hint="default"/>
+        <w:sz w:val="20"/>
+      </w:rPr>
+    </w:lvl>
+    <w:lvl w:ilvl="5" w:tentative="1">
+      <w:start w:val="1"/>
+      <w:numFmt w:val="bullet"/>
+      <w:lvlText w:val=""/>
+      <w:lvlJc w:val="left"/>
+      <w:pPr>
+        <w:tabs>
+          <w:tab w:val="num" w:pos="4320"/>
+        </w:tabs>
+        <w:ind w:left="4320" w:hanging="360"/>
+      </w:pPr>
+      <w:rPr>
+        <w:rFonts w:ascii="Wingdings" w:hAnsi="Wingdings" w:hint="default"/>
+        <w:sz w:val="20"/>
+      </w:rPr>
+    </w:lvl>
+    <w:lvl w:ilvl="6" w:tentative="1">
+      <w:start w:val="1"/>
+      <w:numFmt w:val="bullet"/>
+      <w:lvlText w:val=""/>
+      <w:lvlJc w:val="left"/>
+      <w:pPr>
+        <w:tabs>
+          <w:tab w:val="num" w:pos="5040"/>
+        </w:tabs>
+        <w:ind w:left="5040" w:hanging="360"/>
+      </w:pPr>
+      <w:rPr>
+        <w:rFonts w:ascii="Wingdings" w:hAnsi="Wingdings" w:hint="default"/>
+        <w:sz w:val="20"/>
+      </w:rPr>
+    </w:lvl>
+    <w:lvl w:ilvl="7" w:tentative="1">
+      <w:start w:val="1"/>
+      <w:numFmt w:val="bullet"/>
+      <w:lvlText w:val=""/>
+      <w:lvlJc w:val="left"/>
+      <w:pPr>
+        <w:tabs>
+          <w:tab w:val="num" w:pos="5760"/>
+        </w:tabs>
+        <w:ind w:left="5760" w:hanging="360"/>
+      </w:pPr>
+      <w:rPr>
+        <w:rFonts w:ascii="Wingdings" w:hAnsi="Wingdings" w:hint="default"/>
+        <w:sz w:val="20"/>
+      </w:rPr>
+    </w:lvl>
+    <w:lvl w:ilvl="8" w:tentative="1">
+      <w:start w:val="1"/>
+      <w:numFmt w:val="bullet"/>
+      <w:lvlText w:val=""/>
+      <w:lvlJc w:val="left"/>
+      <w:pPr>
+        <w:tabs>
+          <w:tab w:val="num" w:pos="6480"/>
+        </w:tabs>
+        <w:ind w:left="6480" w:hanging="360"/>
+      </w:pPr>
+      <w:rPr>
+        <w:rFonts w:ascii="Wingdings" w:hAnsi="Wingdings" w:hint="default"/>
+        <w:sz w:val="20"/>
+      </w:rPr>
+    </w:lvl>
+  </w:abstractNum>
+  <w:abstractNum w:abstractNumId="43" w15:restartNumberingAfterBreak="0">
     <w:nsid w:val="22AA0D4C"/>
     <w:multiLevelType w:val="hybridMultilevel"/>
     <w:tmpl w:val="C336919C"/>
@@ -6528,7 +10560,7 @@
       </w:rPr>
     </w:lvl>
   </w:abstractNum>
-  <w:abstractNum w:abstractNumId="42" w15:restartNumberingAfterBreak="0">
+  <w:abstractNum w:abstractNumId="44" w15:restartNumberingAfterBreak="0">
     <w:nsid w:val="25912FC4"/>
     <w:multiLevelType w:val="hybridMultilevel"/>
     <w:tmpl w:val="D9F06EDC"/>
@@ -6614,7 +10646,7 @@
       </w:pPr>
     </w:lvl>
   </w:abstractNum>
-  <w:abstractNum w:abstractNumId="43" w15:restartNumberingAfterBreak="0">
+  <w:abstractNum w:abstractNumId="45" w15:restartNumberingAfterBreak="0">
     <w:nsid w:val="2684F53D"/>
     <w:multiLevelType w:val="hybridMultilevel"/>
     <w:tmpl w:val="5EF8DE86"/>
@@ -6727,7 +10759,7 @@
       </w:rPr>
     </w:lvl>
   </w:abstractNum>
-  <w:abstractNum w:abstractNumId="44" w15:restartNumberingAfterBreak="0">
+  <w:abstractNum w:abstractNumId="46" w15:restartNumberingAfterBreak="0">
     <w:nsid w:val="26F11D8E"/>
     <w:multiLevelType w:val="hybridMultilevel"/>
     <w:tmpl w:val="1D00D9A0"/>
@@ -6840,7 +10872,7 @@
       </w:rPr>
     </w:lvl>
   </w:abstractNum>
-  <w:abstractNum w:abstractNumId="45" w15:restartNumberingAfterBreak="0">
+  <w:abstractNum w:abstractNumId="47" w15:restartNumberingAfterBreak="0">
     <w:nsid w:val="287ED845"/>
     <w:multiLevelType w:val="hybridMultilevel"/>
     <w:tmpl w:val="23DE5EEC"/>
@@ -6926,7 +10958,7 @@
       </w:pPr>
     </w:lvl>
   </w:abstractNum>
-  <w:abstractNum w:abstractNumId="46" w15:restartNumberingAfterBreak="0">
+  <w:abstractNum w:abstractNumId="48" w15:restartNumberingAfterBreak="0">
     <w:nsid w:val="2D380655"/>
     <w:multiLevelType w:val="hybridMultilevel"/>
     <w:tmpl w:val="1DBCFF38"/>
@@ -7038,7 +11070,7 @@
       </w:rPr>
     </w:lvl>
   </w:abstractNum>
-  <w:abstractNum w:abstractNumId="47" w15:restartNumberingAfterBreak="0">
+  <w:abstractNum w:abstractNumId="49" w15:restartNumberingAfterBreak="0">
     <w:nsid w:val="2DE8AA2D"/>
     <w:multiLevelType w:val="hybridMultilevel"/>
     <w:tmpl w:val="C29687B4"/>
@@ -7151,7 +11183,7 @@
       </w:rPr>
     </w:lvl>
   </w:abstractNum>
-  <w:abstractNum w:abstractNumId="48" w15:restartNumberingAfterBreak="0">
+  <w:abstractNum w:abstractNumId="50" w15:restartNumberingAfterBreak="0">
     <w:nsid w:val="2FA634EF"/>
     <w:multiLevelType w:val="hybridMultilevel"/>
     <w:tmpl w:val="6944BCD6"/>
@@ -7264,7 +11296,7 @@
       </w:rPr>
     </w:lvl>
   </w:abstractNum>
-  <w:abstractNum w:abstractNumId="49" w15:restartNumberingAfterBreak="0">
+  <w:abstractNum w:abstractNumId="51" w15:restartNumberingAfterBreak="0">
     <w:nsid w:val="305AE991"/>
     <w:multiLevelType w:val="hybridMultilevel"/>
     <w:tmpl w:val="E39EA15A"/>
@@ -7377,7 +11409,7 @@
       </w:rPr>
     </w:lvl>
   </w:abstractNum>
-  <w:abstractNum w:abstractNumId="50" w15:restartNumberingAfterBreak="0">
+  <w:abstractNum w:abstractNumId="52" w15:restartNumberingAfterBreak="0">
     <w:nsid w:val="308353EF"/>
     <w:multiLevelType w:val="hybridMultilevel"/>
     <w:tmpl w:val="5EEAA9B6"/>
@@ -7490,7 +11522,7 @@
       </w:rPr>
     </w:lvl>
   </w:abstractNum>
-  <w:abstractNum w:abstractNumId="51" w15:restartNumberingAfterBreak="0">
+  <w:abstractNum w:abstractNumId="53" w15:restartNumberingAfterBreak="0">
     <w:nsid w:val="320B71C3"/>
     <w:multiLevelType w:val="hybridMultilevel"/>
     <w:tmpl w:val="C95083CA"/>
@@ -7576,7 +11608,7 @@
       </w:pPr>
     </w:lvl>
   </w:abstractNum>
-  <w:abstractNum w:abstractNumId="52" w15:restartNumberingAfterBreak="0">
+  <w:abstractNum w:abstractNumId="54" w15:restartNumberingAfterBreak="0">
     <w:nsid w:val="34D3C853"/>
     <w:multiLevelType w:val="hybridMultilevel"/>
     <w:tmpl w:val="A83EDE38"/>
@@ -7662,7 +11694,156 @@
       </w:pPr>
     </w:lvl>
   </w:abstractNum>
-  <w:abstractNum w:abstractNumId="53" w15:restartNumberingAfterBreak="0">
+  <w:abstractNum w:abstractNumId="55" w15:restartNumberingAfterBreak="0">
+    <w:nsid w:val="34FB39B5"/>
+    <w:multiLevelType w:val="multilevel"/>
+    <w:tmpl w:val="432EA0DC"/>
+    <w:lvl w:ilvl="0">
+      <w:start w:val="1"/>
+      <w:numFmt w:val="bullet"/>
+      <w:lvlText w:val=""/>
+      <w:lvlJc w:val="left"/>
+      <w:pPr>
+        <w:tabs>
+          <w:tab w:val="num" w:pos="720"/>
+        </w:tabs>
+        <w:ind w:left="720" w:hanging="360"/>
+      </w:pPr>
+      <w:rPr>
+        <w:rFonts w:ascii="Symbol" w:hAnsi="Symbol" w:hint="default"/>
+        <w:sz w:val="20"/>
+      </w:rPr>
+    </w:lvl>
+    <w:lvl w:ilvl="1" w:tentative="1">
+      <w:start w:val="1"/>
+      <w:numFmt w:val="bullet"/>
+      <w:lvlText w:val="o"/>
+      <w:lvlJc w:val="left"/>
+      <w:pPr>
+        <w:tabs>
+          <w:tab w:val="num" w:pos="1440"/>
+        </w:tabs>
+        <w:ind w:left="1440" w:hanging="360"/>
+      </w:pPr>
+      <w:rPr>
+        <w:rFonts w:ascii="Courier New" w:hAnsi="Courier New" w:hint="default"/>
+        <w:sz w:val="20"/>
+      </w:rPr>
+    </w:lvl>
+    <w:lvl w:ilvl="2" w:tentative="1">
+      <w:start w:val="1"/>
+      <w:numFmt w:val="bullet"/>
+      <w:lvlText w:val=""/>
+      <w:lvlJc w:val="left"/>
+      <w:pPr>
+        <w:tabs>
+          <w:tab w:val="num" w:pos="2160"/>
+        </w:tabs>
+        <w:ind w:left="2160" w:hanging="360"/>
+      </w:pPr>
+      <w:rPr>
+        <w:rFonts w:ascii="Wingdings" w:hAnsi="Wingdings" w:hint="default"/>
+        <w:sz w:val="20"/>
+      </w:rPr>
+    </w:lvl>
+    <w:lvl w:ilvl="3" w:tentative="1">
+      <w:start w:val="1"/>
+      <w:numFmt w:val="bullet"/>
+      <w:lvlText w:val=""/>
+      <w:lvlJc w:val="left"/>
+      <w:pPr>
+        <w:tabs>
+          <w:tab w:val="num" w:pos="2880"/>
+        </w:tabs>
+        <w:ind w:left="2880" w:hanging="360"/>
+      </w:pPr>
+      <w:rPr>
+        <w:rFonts w:ascii="Wingdings" w:hAnsi="Wingdings" w:hint="default"/>
+        <w:sz w:val="20"/>
+      </w:rPr>
+    </w:lvl>
+    <w:lvl w:ilvl="4" w:tentative="1">
+      <w:start w:val="1"/>
+      <w:numFmt w:val="bullet"/>
+      <w:lvlText w:val=""/>
+      <w:lvlJc w:val="left"/>
+      <w:pPr>
+        <w:tabs>
+          <w:tab w:val="num" w:pos="3600"/>
+        </w:tabs>
+        <w:ind w:left="3600" w:hanging="360"/>
+      </w:pPr>
+      <w:rPr>
+        <w:rFonts w:ascii="Wingdings" w:hAnsi="Wingdings" w:hint="default"/>
+        <w:sz w:val="20"/>
+      </w:rPr>
+    </w:lvl>
+    <w:lvl w:ilvl="5" w:tentative="1">
+      <w:start w:val="1"/>
+      <w:numFmt w:val="bullet"/>
+      <w:lvlText w:val=""/>
+      <w:lvlJc w:val="left"/>
+      <w:pPr>
+        <w:tabs>
+          <w:tab w:val="num" w:pos="4320"/>
+        </w:tabs>
+        <w:ind w:left="4320" w:hanging="360"/>
+      </w:pPr>
+      <w:rPr>
+        <w:rFonts w:ascii="Wingdings" w:hAnsi="Wingdings" w:hint="default"/>
+        <w:sz w:val="20"/>
+      </w:rPr>
+    </w:lvl>
+    <w:lvl w:ilvl="6" w:tentative="1">
+      <w:start w:val="1"/>
+      <w:numFmt w:val="bullet"/>
+      <w:lvlText w:val=""/>
+      <w:lvlJc w:val="left"/>
+      <w:pPr>
+        <w:tabs>
+          <w:tab w:val="num" w:pos="5040"/>
+        </w:tabs>
+        <w:ind w:left="5040" w:hanging="360"/>
+      </w:pPr>
+      <w:rPr>
+        <w:rFonts w:ascii="Wingdings" w:hAnsi="Wingdings" w:hint="default"/>
+        <w:sz w:val="20"/>
+      </w:rPr>
+    </w:lvl>
+    <w:lvl w:ilvl="7" w:tentative="1">
+      <w:start w:val="1"/>
+      <w:numFmt w:val="bullet"/>
+      <w:lvlText w:val=""/>
+      <w:lvlJc w:val="left"/>
+      <w:pPr>
+        <w:tabs>
+          <w:tab w:val="num" w:pos="5760"/>
+        </w:tabs>
+        <w:ind w:left="5760" w:hanging="360"/>
+      </w:pPr>
+      <w:rPr>
+        <w:rFonts w:ascii="Wingdings" w:hAnsi="Wingdings" w:hint="default"/>
+        <w:sz w:val="20"/>
+      </w:rPr>
+    </w:lvl>
+    <w:lvl w:ilvl="8" w:tentative="1">
+      <w:start w:val="1"/>
+      <w:numFmt w:val="bullet"/>
+      <w:lvlText w:val=""/>
+      <w:lvlJc w:val="left"/>
+      <w:pPr>
+        <w:tabs>
+          <w:tab w:val="num" w:pos="6480"/>
+        </w:tabs>
+        <w:ind w:left="6480" w:hanging="360"/>
+      </w:pPr>
+      <w:rPr>
+        <w:rFonts w:ascii="Wingdings" w:hAnsi="Wingdings" w:hint="default"/>
+        <w:sz w:val="20"/>
+      </w:rPr>
+    </w:lvl>
+  </w:abstractNum>
+  <w:abstractNum w:abstractNumId="56" w15:restartNumberingAfterBreak="0">
     <w:nsid w:val="3612B40B"/>
     <w:multiLevelType w:val="hybridMultilevel"/>
     <w:tmpl w:val="99224C62"/>
@@ -7775,7 +11956,7 @@
       </w:rPr>
     </w:lvl>
   </w:abstractNum>
-  <w:abstractNum w:abstractNumId="54" w15:restartNumberingAfterBreak="0">
+  <w:abstractNum w:abstractNumId="57" w15:restartNumberingAfterBreak="0">
     <w:nsid w:val="365F64D0"/>
     <w:multiLevelType w:val="hybridMultilevel"/>
     <w:tmpl w:val="9E4067A8"/>
@@ -7888,7 +12069,7 @@
       </w:rPr>
     </w:lvl>
   </w:abstractNum>
-  <w:abstractNum w:abstractNumId="55" w15:restartNumberingAfterBreak="0">
+  <w:abstractNum w:abstractNumId="58" w15:restartNumberingAfterBreak="0">
     <w:nsid w:val="3816E5F5"/>
     <w:multiLevelType w:val="hybridMultilevel"/>
     <w:tmpl w:val="9B10333E"/>
@@ -8001,7 +12182,7 @@
       </w:rPr>
     </w:lvl>
   </w:abstractNum>
-  <w:abstractNum w:abstractNumId="56" w15:restartNumberingAfterBreak="0">
+  <w:abstractNum w:abstractNumId="59" w15:restartNumberingAfterBreak="0">
     <w:nsid w:val="38CF7DB5"/>
     <w:multiLevelType w:val="hybridMultilevel"/>
     <w:tmpl w:val="30520994"/>
@@ -8114,7 +12295,7 @@
       </w:rPr>
     </w:lvl>
   </w:abstractNum>
-  <w:abstractNum w:abstractNumId="57" w15:restartNumberingAfterBreak="0">
+  <w:abstractNum w:abstractNumId="60" w15:restartNumberingAfterBreak="0">
     <w:nsid w:val="39A951EE"/>
     <w:multiLevelType w:val="hybridMultilevel"/>
     <w:tmpl w:val="328EDB94"/>
@@ -8227,7 +12408,7 @@
       </w:rPr>
     </w:lvl>
   </w:abstractNum>
-  <w:abstractNum w:abstractNumId="58" w15:restartNumberingAfterBreak="0">
+  <w:abstractNum w:abstractNumId="61" w15:restartNumberingAfterBreak="0">
     <w:nsid w:val="3AE7809C"/>
     <w:multiLevelType w:val="hybridMultilevel"/>
     <w:tmpl w:val="5C56A980"/>
@@ -8340,7 +12521,7 @@
       </w:rPr>
     </w:lvl>
   </w:abstractNum>
-  <w:abstractNum w:abstractNumId="59" w15:restartNumberingAfterBreak="0">
+  <w:abstractNum w:abstractNumId="62" w15:restartNumberingAfterBreak="0">
     <w:nsid w:val="3B2D2E78"/>
     <w:multiLevelType w:val="hybridMultilevel"/>
     <w:tmpl w:val="6A7C8E50"/>
@@ -8453,7 +12634,7 @@
       </w:rPr>
     </w:lvl>
   </w:abstractNum>
-  <w:abstractNum w:abstractNumId="60" w15:restartNumberingAfterBreak="0">
+  <w:abstractNum w:abstractNumId="63" w15:restartNumberingAfterBreak="0">
     <w:nsid w:val="3CA0B55D"/>
     <w:multiLevelType w:val="hybridMultilevel"/>
     <w:tmpl w:val="6D363498"/>
@@ -8566,7 +12747,7 @@
       </w:rPr>
     </w:lvl>
   </w:abstractNum>
-  <w:abstractNum w:abstractNumId="61" w15:restartNumberingAfterBreak="0">
+  <w:abstractNum w:abstractNumId="64" w15:restartNumberingAfterBreak="0">
     <w:nsid w:val="3CCC280B"/>
     <w:multiLevelType w:val="hybridMultilevel"/>
     <w:tmpl w:val="D6F03704"/>
@@ -8679,7 +12860,7 @@
       </w:rPr>
     </w:lvl>
   </w:abstractNum>
-  <w:abstractNum w:abstractNumId="62" w15:restartNumberingAfterBreak="0">
+  <w:abstractNum w:abstractNumId="65" w15:restartNumberingAfterBreak="0">
     <w:nsid w:val="3DD971FB"/>
     <w:multiLevelType w:val="hybridMultilevel"/>
     <w:tmpl w:val="ACB63DEA"/>
@@ -8792,7 +12973,156 @@
       </w:rPr>
     </w:lvl>
   </w:abstractNum>
-  <w:abstractNum w:abstractNumId="63" w15:restartNumberingAfterBreak="0">
+  <w:abstractNum w:abstractNumId="66" w15:restartNumberingAfterBreak="0">
+    <w:nsid w:val="428B18BB"/>
+    <w:multiLevelType w:val="multilevel"/>
+    <w:tmpl w:val="D402CDC2"/>
+    <w:lvl w:ilvl="0">
+      <w:start w:val="1"/>
+      <w:numFmt w:val="bullet"/>
+      <w:lvlText w:val=""/>
+      <w:lvlJc w:val="left"/>
+      <w:pPr>
+        <w:tabs>
+          <w:tab w:val="num" w:pos="720"/>
+        </w:tabs>
+        <w:ind w:left="720" w:hanging="360"/>
+      </w:pPr>
+      <w:rPr>
+        <w:rFonts w:ascii="Symbol" w:hAnsi="Symbol" w:hint="default"/>
+        <w:sz w:val="20"/>
+      </w:rPr>
+    </w:lvl>
+    <w:lvl w:ilvl="1" w:tentative="1">
+      <w:start w:val="1"/>
+      <w:numFmt w:val="bullet"/>
+      <w:lvlText w:val="o"/>
+      <w:lvlJc w:val="left"/>
+      <w:pPr>
+        <w:tabs>
+          <w:tab w:val="num" w:pos="1440"/>
+        </w:tabs>
+        <w:ind w:left="1440" w:hanging="360"/>
+      </w:pPr>
+      <w:rPr>
+        <w:rFonts w:ascii="Courier New" w:hAnsi="Courier New" w:hint="default"/>
+        <w:sz w:val="20"/>
+      </w:rPr>
+    </w:lvl>
+    <w:lvl w:ilvl="2" w:tentative="1">
+      <w:start w:val="1"/>
+      <w:numFmt w:val="bullet"/>
+      <w:lvlText w:val=""/>
+      <w:lvlJc w:val="left"/>
+      <w:pPr>
+        <w:tabs>
+          <w:tab w:val="num" w:pos="2160"/>
+        </w:tabs>
+        <w:ind w:left="2160" w:hanging="360"/>
+      </w:pPr>
+      <w:rPr>
+        <w:rFonts w:ascii="Wingdings" w:hAnsi="Wingdings" w:hint="default"/>
+        <w:sz w:val="20"/>
+      </w:rPr>
+    </w:lvl>
+    <w:lvl w:ilvl="3" w:tentative="1">
+      <w:start w:val="1"/>
+      <w:numFmt w:val="bullet"/>
+      <w:lvlText w:val=""/>
+      <w:lvlJc w:val="left"/>
+      <w:pPr>
+        <w:tabs>
+          <w:tab w:val="num" w:pos="2880"/>
+        </w:tabs>
+        <w:ind w:left="2880" w:hanging="360"/>
+      </w:pPr>
+      <w:rPr>
+        <w:rFonts w:ascii="Wingdings" w:hAnsi="Wingdings" w:hint="default"/>
+        <w:sz w:val="20"/>
+      </w:rPr>
+    </w:lvl>
+    <w:lvl w:ilvl="4" w:tentative="1">
+      <w:start w:val="1"/>
+      <w:numFmt w:val="bullet"/>
+      <w:lvlText w:val=""/>
+      <w:lvlJc w:val="left"/>
+      <w:pPr>
+        <w:tabs>
+          <w:tab w:val="num" w:pos="3600"/>
+        </w:tabs>
+        <w:ind w:left="3600" w:hanging="360"/>
+      </w:pPr>
+      <w:rPr>
+        <w:rFonts w:ascii="Wingdings" w:hAnsi="Wingdings" w:hint="default"/>
+        <w:sz w:val="20"/>
+      </w:rPr>
+    </w:lvl>
+    <w:lvl w:ilvl="5" w:tentative="1">
+      <w:start w:val="1"/>
+      <w:numFmt w:val="bullet"/>
+      <w:lvlText w:val=""/>
+      <w:lvlJc w:val="left"/>
+      <w:pPr>
+        <w:tabs>
+          <w:tab w:val="num" w:pos="4320"/>
+        </w:tabs>
+        <w:ind w:left="4320" w:hanging="360"/>
+      </w:pPr>
+      <w:rPr>
+        <w:rFonts w:ascii="Wingdings" w:hAnsi="Wingdings" w:hint="default"/>
+        <w:sz w:val="20"/>
+      </w:rPr>
+    </w:lvl>
+    <w:lvl w:ilvl="6" w:tentative="1">
+      <w:start w:val="1"/>
+      <w:numFmt w:val="bullet"/>
+      <w:lvlText w:val=""/>
+      <w:lvlJc w:val="left"/>
+      <w:pPr>
+        <w:tabs>
+          <w:tab w:val="num" w:pos="5040"/>
+        </w:tabs>
+        <w:ind w:left="5040" w:hanging="360"/>
+      </w:pPr>
+      <w:rPr>
+        <w:rFonts w:ascii="Wingdings" w:hAnsi="Wingdings" w:hint="default"/>
+        <w:sz w:val="20"/>
+      </w:rPr>
+    </w:lvl>
+    <w:lvl w:ilvl="7" w:tentative="1">
+      <w:start w:val="1"/>
+      <w:numFmt w:val="bullet"/>
+      <w:lvlText w:val=""/>
+      <w:lvlJc w:val="left"/>
+      <w:pPr>
+        <w:tabs>
+          <w:tab w:val="num" w:pos="5760"/>
+        </w:tabs>
+        <w:ind w:left="5760" w:hanging="360"/>
+      </w:pPr>
+      <w:rPr>
+        <w:rFonts w:ascii="Wingdings" w:hAnsi="Wingdings" w:hint="default"/>
+        <w:sz w:val="20"/>
+      </w:rPr>
+    </w:lvl>
+    <w:lvl w:ilvl="8" w:tentative="1">
+      <w:start w:val="1"/>
+      <w:numFmt w:val="bullet"/>
+      <w:lvlText w:val=""/>
+      <w:lvlJc w:val="left"/>
+      <w:pPr>
+        <w:tabs>
+          <w:tab w:val="num" w:pos="6480"/>
+        </w:tabs>
+        <w:ind w:left="6480" w:hanging="360"/>
+      </w:pPr>
+      <w:rPr>
+        <w:rFonts w:ascii="Wingdings" w:hAnsi="Wingdings" w:hint="default"/>
+        <w:sz w:val="20"/>
+      </w:rPr>
+    </w:lvl>
+  </w:abstractNum>
+  <w:abstractNum w:abstractNumId="67" w15:restartNumberingAfterBreak="0">
     <w:nsid w:val="42FC017E"/>
     <w:multiLevelType w:val="hybridMultilevel"/>
     <w:tmpl w:val="50FE73E8"/>
@@ -8905,7 +13235,7 @@
       </w:rPr>
     </w:lvl>
   </w:abstractNum>
-  <w:abstractNum w:abstractNumId="64" w15:restartNumberingAfterBreak="0">
+  <w:abstractNum w:abstractNumId="68" w15:restartNumberingAfterBreak="0">
     <w:nsid w:val="4320EFAA"/>
     <w:multiLevelType w:val="hybridMultilevel"/>
     <w:tmpl w:val="76E23844"/>
@@ -9018,7 +13348,7 @@
       </w:rPr>
     </w:lvl>
   </w:abstractNum>
-  <w:abstractNum w:abstractNumId="65" w15:restartNumberingAfterBreak="0">
+  <w:abstractNum w:abstractNumId="69" w15:restartNumberingAfterBreak="0">
     <w:nsid w:val="44953E7D"/>
     <w:multiLevelType w:val="hybridMultilevel"/>
     <w:tmpl w:val="AF225EA2"/>
@@ -9130,7 +13460,7 @@
       </w:rPr>
     </w:lvl>
   </w:abstractNum>
-  <w:abstractNum w:abstractNumId="66" w15:restartNumberingAfterBreak="0">
+  <w:abstractNum w:abstractNumId="70" w15:restartNumberingAfterBreak="0">
     <w:nsid w:val="4526A282"/>
     <w:multiLevelType w:val="hybridMultilevel"/>
     <w:tmpl w:val="6E52A3C8"/>
@@ -9243,7 +13573,7 @@
       </w:rPr>
     </w:lvl>
   </w:abstractNum>
-  <w:abstractNum w:abstractNumId="67" w15:restartNumberingAfterBreak="0">
+  <w:abstractNum w:abstractNumId="71" w15:restartNumberingAfterBreak="0">
     <w:nsid w:val="45581124"/>
     <w:multiLevelType w:val="hybridMultilevel"/>
     <w:tmpl w:val="B980049A"/>
@@ -9356,7 +13686,156 @@
       </w:rPr>
     </w:lvl>
   </w:abstractNum>
-  <w:abstractNum w:abstractNumId="68" w15:restartNumberingAfterBreak="0">
+  <w:abstractNum w:abstractNumId="72" w15:restartNumberingAfterBreak="0">
+    <w:nsid w:val="481C1ABA"/>
+    <w:multiLevelType w:val="multilevel"/>
+    <w:tmpl w:val="2D2C7912"/>
+    <w:lvl w:ilvl="0">
+      <w:start w:val="1"/>
+      <w:numFmt w:val="bullet"/>
+      <w:lvlText w:val=""/>
+      <w:lvlJc w:val="left"/>
+      <w:pPr>
+        <w:tabs>
+          <w:tab w:val="num" w:pos="720"/>
+        </w:tabs>
+        <w:ind w:left="720" w:hanging="360"/>
+      </w:pPr>
+      <w:rPr>
+        <w:rFonts w:ascii="Symbol" w:hAnsi="Symbol" w:hint="default"/>
+        <w:sz w:val="20"/>
+      </w:rPr>
+    </w:lvl>
+    <w:lvl w:ilvl="1" w:tentative="1">
+      <w:start w:val="1"/>
+      <w:numFmt w:val="bullet"/>
+      <w:lvlText w:val="o"/>
+      <w:lvlJc w:val="left"/>
+      <w:pPr>
+        <w:tabs>
+          <w:tab w:val="num" w:pos="1440"/>
+        </w:tabs>
+        <w:ind w:left="1440" w:hanging="360"/>
+      </w:pPr>
+      <w:rPr>
+        <w:rFonts w:ascii="Courier New" w:hAnsi="Courier New" w:hint="default"/>
+        <w:sz w:val="20"/>
+      </w:rPr>
+    </w:lvl>
+    <w:lvl w:ilvl="2" w:tentative="1">
+      <w:start w:val="1"/>
+      <w:numFmt w:val="bullet"/>
+      <w:lvlText w:val=""/>
+      <w:lvlJc w:val="left"/>
+      <w:pPr>
+        <w:tabs>
+          <w:tab w:val="num" w:pos="2160"/>
+        </w:tabs>
+        <w:ind w:left="2160" w:hanging="360"/>
+      </w:pPr>
+      <w:rPr>
+        <w:rFonts w:ascii="Wingdings" w:hAnsi="Wingdings" w:hint="default"/>
+        <w:sz w:val="20"/>
+      </w:rPr>
+    </w:lvl>
+    <w:lvl w:ilvl="3" w:tentative="1">
+      <w:start w:val="1"/>
+      <w:numFmt w:val="bullet"/>
+      <w:lvlText w:val=""/>
+      <w:lvlJc w:val="left"/>
+      <w:pPr>
+        <w:tabs>
+          <w:tab w:val="num" w:pos="2880"/>
+        </w:tabs>
+        <w:ind w:left="2880" w:hanging="360"/>
+      </w:pPr>
+      <w:rPr>
+        <w:rFonts w:ascii="Wingdings" w:hAnsi="Wingdings" w:hint="default"/>
+        <w:sz w:val="20"/>
+      </w:rPr>
+    </w:lvl>
+    <w:lvl w:ilvl="4" w:tentative="1">
+      <w:start w:val="1"/>
+      <w:numFmt w:val="bullet"/>
+      <w:lvlText w:val=""/>
+      <w:lvlJc w:val="left"/>
+      <w:pPr>
+        <w:tabs>
+          <w:tab w:val="num" w:pos="3600"/>
+        </w:tabs>
+        <w:ind w:left="3600" w:hanging="360"/>
+      </w:pPr>
+      <w:rPr>
+        <w:rFonts w:ascii="Wingdings" w:hAnsi="Wingdings" w:hint="default"/>
+        <w:sz w:val="20"/>
+      </w:rPr>
+    </w:lvl>
+    <w:lvl w:ilvl="5" w:tentative="1">
+      <w:start w:val="1"/>
+      <w:numFmt w:val="bullet"/>
+      <w:lvlText w:val=""/>
+      <w:lvlJc w:val="left"/>
+      <w:pPr>
+        <w:tabs>
+          <w:tab w:val="num" w:pos="4320"/>
+        </w:tabs>
+        <w:ind w:left="4320" w:hanging="360"/>
+      </w:pPr>
+      <w:rPr>
+        <w:rFonts w:ascii="Wingdings" w:hAnsi="Wingdings" w:hint="default"/>
+        <w:sz w:val="20"/>
+      </w:rPr>
+    </w:lvl>
+    <w:lvl w:ilvl="6" w:tentative="1">
+      <w:start w:val="1"/>
+      <w:numFmt w:val="bullet"/>
+      <w:lvlText w:val=""/>
+      <w:lvlJc w:val="left"/>
+      <w:pPr>
+        <w:tabs>
+          <w:tab w:val="num" w:pos="5040"/>
+        </w:tabs>
+        <w:ind w:left="5040" w:hanging="360"/>
+      </w:pPr>
+      <w:rPr>
+        <w:rFonts w:ascii="Wingdings" w:hAnsi="Wingdings" w:hint="default"/>
+        <w:sz w:val="20"/>
+      </w:rPr>
+    </w:lvl>
+    <w:lvl w:ilvl="7" w:tentative="1">
+      <w:start w:val="1"/>
+      <w:numFmt w:val="bullet"/>
+      <w:lvlText w:val=""/>
+      <w:lvlJc w:val="left"/>
+      <w:pPr>
+        <w:tabs>
+          <w:tab w:val="num" w:pos="5760"/>
+        </w:tabs>
+        <w:ind w:left="5760" w:hanging="360"/>
+      </w:pPr>
+      <w:rPr>
+        <w:rFonts w:ascii="Wingdings" w:hAnsi="Wingdings" w:hint="default"/>
+        <w:sz w:val="20"/>
+      </w:rPr>
+    </w:lvl>
+    <w:lvl w:ilvl="8" w:tentative="1">
+      <w:start w:val="1"/>
+      <w:numFmt w:val="bullet"/>
+      <w:lvlText w:val=""/>
+      <w:lvlJc w:val="left"/>
+      <w:pPr>
+        <w:tabs>
+          <w:tab w:val="num" w:pos="6480"/>
+        </w:tabs>
+        <w:ind w:left="6480" w:hanging="360"/>
+      </w:pPr>
+      <w:rPr>
+        <w:rFonts w:ascii="Wingdings" w:hAnsi="Wingdings" w:hint="default"/>
+        <w:sz w:val="20"/>
+      </w:rPr>
+    </w:lvl>
+  </w:abstractNum>
+  <w:abstractNum w:abstractNumId="73" w15:restartNumberingAfterBreak="0">
     <w:nsid w:val="497354AC"/>
     <w:multiLevelType w:val="hybridMultilevel"/>
     <w:tmpl w:val="7EC84334"/>
@@ -9469,7 +13948,7 @@
       </w:rPr>
     </w:lvl>
   </w:abstractNum>
-  <w:abstractNum w:abstractNumId="69" w15:restartNumberingAfterBreak="0">
+  <w:abstractNum w:abstractNumId="74" w15:restartNumberingAfterBreak="0">
     <w:nsid w:val="4A1C680E"/>
     <w:multiLevelType w:val="hybridMultilevel"/>
     <w:tmpl w:val="5FB4DE7E"/>
@@ -9581,7 +14060,156 @@
       </w:rPr>
     </w:lvl>
   </w:abstractNum>
-  <w:abstractNum w:abstractNumId="70" w15:restartNumberingAfterBreak="0">
+  <w:abstractNum w:abstractNumId="75" w15:restartNumberingAfterBreak="0">
+    <w:nsid w:val="4A6D049B"/>
+    <w:multiLevelType w:val="multilevel"/>
+    <w:tmpl w:val="C9741080"/>
+    <w:lvl w:ilvl="0">
+      <w:start w:val="1"/>
+      <w:numFmt w:val="bullet"/>
+      <w:lvlText w:val=""/>
+      <w:lvlJc w:val="left"/>
+      <w:pPr>
+        <w:tabs>
+          <w:tab w:val="num" w:pos="720"/>
+        </w:tabs>
+        <w:ind w:left="720" w:hanging="360"/>
+      </w:pPr>
+      <w:rPr>
+        <w:rFonts w:ascii="Symbol" w:hAnsi="Symbol" w:hint="default"/>
+        <w:sz w:val="20"/>
+      </w:rPr>
+    </w:lvl>
+    <w:lvl w:ilvl="1">
+      <w:start w:val="1"/>
+      <w:numFmt w:val="bullet"/>
+      <w:lvlText w:val="o"/>
+      <w:lvlJc w:val="left"/>
+      <w:pPr>
+        <w:tabs>
+          <w:tab w:val="num" w:pos="1440"/>
+        </w:tabs>
+        <w:ind w:left="1440" w:hanging="360"/>
+      </w:pPr>
+      <w:rPr>
+        <w:rFonts w:ascii="Courier New" w:hAnsi="Courier New" w:hint="default"/>
+        <w:sz w:val="20"/>
+      </w:rPr>
+    </w:lvl>
+    <w:lvl w:ilvl="2" w:tentative="1">
+      <w:start w:val="1"/>
+      <w:numFmt w:val="bullet"/>
+      <w:lvlText w:val=""/>
+      <w:lvlJc w:val="left"/>
+      <w:pPr>
+        <w:tabs>
+          <w:tab w:val="num" w:pos="2160"/>
+        </w:tabs>
+        <w:ind w:left="2160" w:hanging="360"/>
+      </w:pPr>
+      <w:rPr>
+        <w:rFonts w:ascii="Wingdings" w:hAnsi="Wingdings" w:hint="default"/>
+        <w:sz w:val="20"/>
+      </w:rPr>
+    </w:lvl>
+    <w:lvl w:ilvl="3" w:tentative="1">
+      <w:start w:val="1"/>
+      <w:numFmt w:val="bullet"/>
+      <w:lvlText w:val=""/>
+      <w:lvlJc w:val="left"/>
+      <w:pPr>
+        <w:tabs>
+          <w:tab w:val="num" w:pos="2880"/>
+        </w:tabs>
+        <w:ind w:left="2880" w:hanging="360"/>
+      </w:pPr>
+      <w:rPr>
+        <w:rFonts w:ascii="Wingdings" w:hAnsi="Wingdings" w:hint="default"/>
+        <w:sz w:val="20"/>
+      </w:rPr>
+    </w:lvl>
+    <w:lvl w:ilvl="4" w:tentative="1">
+      <w:start w:val="1"/>
+      <w:numFmt w:val="bullet"/>
+      <w:lvlText w:val=""/>
+      <w:lvlJc w:val="left"/>
+      <w:pPr>
+        <w:tabs>
+          <w:tab w:val="num" w:pos="3600"/>
+        </w:tabs>
+        <w:ind w:left="3600" w:hanging="360"/>
+      </w:pPr>
+      <w:rPr>
+        <w:rFonts w:ascii="Wingdings" w:hAnsi="Wingdings" w:hint="default"/>
+        <w:sz w:val="20"/>
+      </w:rPr>
+    </w:lvl>
+    <w:lvl w:ilvl="5" w:tentative="1">
+      <w:start w:val="1"/>
+      <w:numFmt w:val="bullet"/>
+      <w:lvlText w:val=""/>
+      <w:lvlJc w:val="left"/>
+      <w:pPr>
+        <w:tabs>
+          <w:tab w:val="num" w:pos="4320"/>
+        </w:tabs>
+        <w:ind w:left="4320" w:hanging="360"/>
+      </w:pPr>
+      <w:rPr>
+        <w:rFonts w:ascii="Wingdings" w:hAnsi="Wingdings" w:hint="default"/>
+        <w:sz w:val="20"/>
+      </w:rPr>
+    </w:lvl>
+    <w:lvl w:ilvl="6" w:tentative="1">
+      <w:start w:val="1"/>
+      <w:numFmt w:val="bullet"/>
+      <w:lvlText w:val=""/>
+      <w:lvlJc w:val="left"/>
+      <w:pPr>
+        <w:tabs>
+          <w:tab w:val="num" w:pos="5040"/>
+        </w:tabs>
+        <w:ind w:left="5040" w:hanging="360"/>
+      </w:pPr>
+      <w:rPr>
+        <w:rFonts w:ascii="Wingdings" w:hAnsi="Wingdings" w:hint="default"/>
+        <w:sz w:val="20"/>
+      </w:rPr>
+    </w:lvl>
+    <w:lvl w:ilvl="7" w:tentative="1">
+      <w:start w:val="1"/>
+      <w:numFmt w:val="bullet"/>
+      <w:lvlText w:val=""/>
+      <w:lvlJc w:val="left"/>
+      <w:pPr>
+        <w:tabs>
+          <w:tab w:val="num" w:pos="5760"/>
+        </w:tabs>
+        <w:ind w:left="5760" w:hanging="360"/>
+      </w:pPr>
+      <w:rPr>
+        <w:rFonts w:ascii="Wingdings" w:hAnsi="Wingdings" w:hint="default"/>
+        <w:sz w:val="20"/>
+      </w:rPr>
+    </w:lvl>
+    <w:lvl w:ilvl="8" w:tentative="1">
+      <w:start w:val="1"/>
+      <w:numFmt w:val="bullet"/>
+      <w:lvlText w:val=""/>
+      <w:lvlJc w:val="left"/>
+      <w:pPr>
+        <w:tabs>
+          <w:tab w:val="num" w:pos="6480"/>
+        </w:tabs>
+        <w:ind w:left="6480" w:hanging="360"/>
+      </w:pPr>
+      <w:rPr>
+        <w:rFonts w:ascii="Wingdings" w:hAnsi="Wingdings" w:hint="default"/>
+        <w:sz w:val="20"/>
+      </w:rPr>
+    </w:lvl>
+  </w:abstractNum>
+  <w:abstractNum w:abstractNumId="76" w15:restartNumberingAfterBreak="0">
     <w:nsid w:val="4B1528DA"/>
     <w:multiLevelType w:val="multilevel"/>
     <w:tmpl w:val="BF8A9A60"/>
@@ -9695,7 +14323,7 @@
       </w:rPr>
     </w:lvl>
   </w:abstractNum>
-  <w:abstractNum w:abstractNumId="71" w15:restartNumberingAfterBreak="0">
+  <w:abstractNum w:abstractNumId="77" w15:restartNumberingAfterBreak="0">
     <w:nsid w:val="4C89701F"/>
     <w:multiLevelType w:val="multilevel"/>
     <w:tmpl w:val="542CB02E"/>
@@ -9844,7 +14472,156 @@
       </w:rPr>
     </w:lvl>
   </w:abstractNum>
-  <w:abstractNum w:abstractNumId="72" w15:restartNumberingAfterBreak="0">
+  <w:abstractNum w:abstractNumId="78" w15:restartNumberingAfterBreak="0">
+    <w:nsid w:val="4D586531"/>
+    <w:multiLevelType w:val="multilevel"/>
+    <w:tmpl w:val="CE3ECE3A"/>
+    <w:lvl w:ilvl="0">
+      <w:start w:val="1"/>
+      <w:numFmt w:val="bullet"/>
+      <w:lvlText w:val=""/>
+      <w:lvlJc w:val="left"/>
+      <w:pPr>
+        <w:tabs>
+          <w:tab w:val="num" w:pos="720"/>
+        </w:tabs>
+        <w:ind w:left="720" w:hanging="360"/>
+      </w:pPr>
+      <w:rPr>
+        <w:rFonts w:ascii="Symbol" w:hAnsi="Symbol" w:hint="default"/>
+        <w:sz w:val="20"/>
+      </w:rPr>
+    </w:lvl>
+    <w:lvl w:ilvl="1">
+      <w:start w:val="1"/>
+      <w:numFmt w:val="bullet"/>
+      <w:lvlText w:val="o"/>
+      <w:lvlJc w:val="left"/>
+      <w:pPr>
+        <w:tabs>
+          <w:tab w:val="num" w:pos="1440"/>
+        </w:tabs>
+        <w:ind w:left="1440" w:hanging="360"/>
+      </w:pPr>
+      <w:rPr>
+        <w:rFonts w:ascii="Courier New" w:hAnsi="Courier New" w:hint="default"/>
+        <w:sz w:val="20"/>
+      </w:rPr>
+    </w:lvl>
+    <w:lvl w:ilvl="2" w:tentative="1">
+      <w:start w:val="1"/>
+      <w:numFmt w:val="bullet"/>
+      <w:lvlText w:val=""/>
+      <w:lvlJc w:val="left"/>
+      <w:pPr>
+        <w:tabs>
+          <w:tab w:val="num" w:pos="2160"/>
+        </w:tabs>
+        <w:ind w:left="2160" w:hanging="360"/>
+      </w:pPr>
+      <w:rPr>
+        <w:rFonts w:ascii="Wingdings" w:hAnsi="Wingdings" w:hint="default"/>
+        <w:sz w:val="20"/>
+      </w:rPr>
+    </w:lvl>
+    <w:lvl w:ilvl="3" w:tentative="1">
+      <w:start w:val="1"/>
+      <w:numFmt w:val="bullet"/>
+      <w:lvlText w:val=""/>
+      <w:lvlJc w:val="left"/>
+      <w:pPr>
+        <w:tabs>
+          <w:tab w:val="num" w:pos="2880"/>
+        </w:tabs>
+        <w:ind w:left="2880" w:hanging="360"/>
+      </w:pPr>
+      <w:rPr>
+        <w:rFonts w:ascii="Wingdings" w:hAnsi="Wingdings" w:hint="default"/>
+        <w:sz w:val="20"/>
+      </w:rPr>
+    </w:lvl>
+    <w:lvl w:ilvl="4" w:tentative="1">
+      <w:start w:val="1"/>
+      <w:numFmt w:val="bullet"/>
+      <w:lvlText w:val=""/>
+      <w:lvlJc w:val="left"/>
+      <w:pPr>
+        <w:tabs>
+          <w:tab w:val="num" w:pos="3600"/>
+        </w:tabs>
+        <w:ind w:left="3600" w:hanging="360"/>
+      </w:pPr>
+      <w:rPr>
+        <w:rFonts w:ascii="Wingdings" w:hAnsi="Wingdings" w:hint="default"/>
+        <w:sz w:val="20"/>
+      </w:rPr>
+    </w:lvl>
+    <w:lvl w:ilvl="5" w:tentative="1">
+      <w:start w:val="1"/>
+      <w:numFmt w:val="bullet"/>
+      <w:lvlText w:val=""/>
+      <w:lvlJc w:val="left"/>
+      <w:pPr>
+        <w:tabs>
+          <w:tab w:val="num" w:pos="4320"/>
+        </w:tabs>
+        <w:ind w:left="4320" w:hanging="360"/>
+      </w:pPr>
+      <w:rPr>
+        <w:rFonts w:ascii="Wingdings" w:hAnsi="Wingdings" w:hint="default"/>
+        <w:sz w:val="20"/>
+      </w:rPr>
+    </w:lvl>
+    <w:lvl w:ilvl="6" w:tentative="1">
+      <w:start w:val="1"/>
+      <w:numFmt w:val="bullet"/>
+      <w:lvlText w:val=""/>
+      <w:lvlJc w:val="left"/>
+      <w:pPr>
+        <w:tabs>
+          <w:tab w:val="num" w:pos="5040"/>
+        </w:tabs>
+        <w:ind w:left="5040" w:hanging="360"/>
+      </w:pPr>
+      <w:rPr>
+        <w:rFonts w:ascii="Wingdings" w:hAnsi="Wingdings" w:hint="default"/>
+        <w:sz w:val="20"/>
+      </w:rPr>
+    </w:lvl>
+    <w:lvl w:ilvl="7" w:tentative="1">
+      <w:start w:val="1"/>
+      <w:numFmt w:val="bullet"/>
+      <w:lvlText w:val=""/>
+      <w:lvlJc w:val="left"/>
+      <w:pPr>
+        <w:tabs>
+          <w:tab w:val="num" w:pos="5760"/>
+        </w:tabs>
+        <w:ind w:left="5760" w:hanging="360"/>
+      </w:pPr>
+      <w:rPr>
+        <w:rFonts w:ascii="Wingdings" w:hAnsi="Wingdings" w:hint="default"/>
+        <w:sz w:val="20"/>
+      </w:rPr>
+    </w:lvl>
+    <w:lvl w:ilvl="8" w:tentative="1">
+      <w:start w:val="1"/>
+      <w:numFmt w:val="bullet"/>
+      <w:lvlText w:val=""/>
+      <w:lvlJc w:val="left"/>
+      <w:pPr>
+        <w:tabs>
+          <w:tab w:val="num" w:pos="6480"/>
+        </w:tabs>
+        <w:ind w:left="6480" w:hanging="360"/>
+      </w:pPr>
+      <w:rPr>
+        <w:rFonts w:ascii="Wingdings" w:hAnsi="Wingdings" w:hint="default"/>
+        <w:sz w:val="20"/>
+      </w:rPr>
+    </w:lvl>
+  </w:abstractNum>
+  <w:abstractNum w:abstractNumId="79" w15:restartNumberingAfterBreak="0">
     <w:nsid w:val="4F147943"/>
     <w:multiLevelType w:val="multilevel"/>
     <w:tmpl w:val="8DBE37DA"/>
@@ -9957,7 +14734,7 @@
       </w:rPr>
     </w:lvl>
   </w:abstractNum>
-  <w:abstractNum w:abstractNumId="73" w15:restartNumberingAfterBreak="0">
+  <w:abstractNum w:abstractNumId="80" w15:restartNumberingAfterBreak="0">
     <w:nsid w:val="5220350D"/>
     <w:multiLevelType w:val="hybridMultilevel"/>
     <w:tmpl w:val="95FA3E80"/>
@@ -10070,7 +14847,7 @@
       </w:rPr>
     </w:lvl>
   </w:abstractNum>
-  <w:abstractNum w:abstractNumId="74" w15:restartNumberingAfterBreak="0">
+  <w:abstractNum w:abstractNumId="81" w15:restartNumberingAfterBreak="0">
     <w:nsid w:val="532923DF"/>
     <w:multiLevelType w:val="hybridMultilevel"/>
     <w:tmpl w:val="773CB184"/>
@@ -10183,7 +14960,7 @@
       </w:rPr>
     </w:lvl>
   </w:abstractNum>
-  <w:abstractNum w:abstractNumId="75" w15:restartNumberingAfterBreak="0">
+  <w:abstractNum w:abstractNumId="82" w15:restartNumberingAfterBreak="0">
     <w:nsid w:val="53547557"/>
     <w:multiLevelType w:val="hybridMultilevel"/>
     <w:tmpl w:val="CB506DC6"/>
@@ -10296,7 +15073,7 @@
       </w:rPr>
     </w:lvl>
   </w:abstractNum>
-  <w:abstractNum w:abstractNumId="76" w15:restartNumberingAfterBreak="0">
+  <w:abstractNum w:abstractNumId="83" w15:restartNumberingAfterBreak="0">
     <w:nsid w:val="544D7B62"/>
     <w:multiLevelType w:val="hybridMultilevel"/>
     <w:tmpl w:val="BBA64692"/>
@@ -10409,15 +15186,15 @@
       </w:rPr>
     </w:lvl>
   </w:abstractNum>
-  <w:abstractNum w:abstractNumId="77" w15:restartNumberingAfterBreak="0">
+  <w:abstractNum w:abstractNumId="84" w15:restartNumberingAfterBreak="0">
     <w:nsid w:val="55EE533B"/>
     <w:multiLevelType w:val="multilevel"/>
-    <w:tmpl w:val="C54CA9A0"/>
+    <w:tmpl w:val="163435FC"/>
     <w:lvl w:ilvl="0">
       <w:start w:val="1"/>
       <w:numFmt w:val="decimal"/>
       <w:pStyle w:val="Heading1"/>
-      <w:lvlText w:val="PHẦN %1."/>
+      <w:lvlText w:val="CHƯƠNG %1."/>
       <w:lvlJc w:val="left"/>
       <w:pPr>
         <w:tabs>
@@ -10441,6 +15218,9 @@
         </w:tabs>
         <w:ind w:left="567" w:hanging="567"/>
       </w:pPr>
+      <w:rPr>
+        <w:rFonts w:hint="default"/>
+      </w:rPr>
     </w:lvl>
     <w:lvl w:ilvl="2">
       <w:start w:val="1"/>
@@ -10535,7 +15315,7 @@
       </w:rPr>
     </w:lvl>
   </w:abstractNum>
-  <w:abstractNum w:abstractNumId="78" w15:restartNumberingAfterBreak="0">
+  <w:abstractNum w:abstractNumId="85" w15:restartNumberingAfterBreak="0">
     <w:nsid w:val="57FB52D8"/>
     <w:multiLevelType w:val="hybridMultilevel"/>
     <w:tmpl w:val="721044B8"/>
@@ -10648,7 +15428,7 @@
       </w:rPr>
     </w:lvl>
   </w:abstractNum>
-  <w:abstractNum w:abstractNumId="79" w15:restartNumberingAfterBreak="0">
+  <w:abstractNum w:abstractNumId="86" w15:restartNumberingAfterBreak="0">
     <w:nsid w:val="583A79E9"/>
     <w:multiLevelType w:val="multilevel"/>
     <w:tmpl w:val="57409E80"/>
@@ -10762,7 +15542,7 @@
       </w:rPr>
     </w:lvl>
   </w:abstractNum>
-  <w:abstractNum w:abstractNumId="80" w15:restartNumberingAfterBreak="0">
+  <w:abstractNum w:abstractNumId="87" w15:restartNumberingAfterBreak="0">
     <w:nsid w:val="5944ED74"/>
     <w:multiLevelType w:val="hybridMultilevel"/>
     <w:tmpl w:val="BE3A2634"/>
@@ -10875,7 +15655,7 @@
       </w:rPr>
     </w:lvl>
   </w:abstractNum>
-  <w:abstractNum w:abstractNumId="81" w15:restartNumberingAfterBreak="0">
+  <w:abstractNum w:abstractNumId="88" w15:restartNumberingAfterBreak="0">
     <w:nsid w:val="59A2F70D"/>
     <w:multiLevelType w:val="hybridMultilevel"/>
     <w:tmpl w:val="1DEEA0C4"/>
@@ -10961,7 +15741,7 @@
       </w:pPr>
     </w:lvl>
   </w:abstractNum>
-  <w:abstractNum w:abstractNumId="82" w15:restartNumberingAfterBreak="0">
+  <w:abstractNum w:abstractNumId="89" w15:restartNumberingAfterBreak="0">
     <w:nsid w:val="59BA55F1"/>
     <w:multiLevelType w:val="hybridMultilevel"/>
     <w:tmpl w:val="F7B0CF44"/>
@@ -11074,7 +15854,7 @@
       </w:rPr>
     </w:lvl>
   </w:abstractNum>
-  <w:abstractNum w:abstractNumId="83" w15:restartNumberingAfterBreak="0">
+  <w:abstractNum w:abstractNumId="90" w15:restartNumberingAfterBreak="0">
     <w:nsid w:val="5A96143C"/>
     <w:multiLevelType w:val="hybridMultilevel"/>
     <w:tmpl w:val="91B67A14"/>
@@ -11187,7 +15967,7 @@
       </w:rPr>
     </w:lvl>
   </w:abstractNum>
-  <w:abstractNum w:abstractNumId="84" w15:restartNumberingAfterBreak="0">
+  <w:abstractNum w:abstractNumId="91" w15:restartNumberingAfterBreak="0">
     <w:nsid w:val="5B1F01EB"/>
     <w:multiLevelType w:val="multilevel"/>
     <w:tmpl w:val="86B412F4"/>
@@ -11336,7 +16116,7 @@
       </w:rPr>
     </w:lvl>
   </w:abstractNum>
-  <w:abstractNum w:abstractNumId="85" w15:restartNumberingAfterBreak="0">
+  <w:abstractNum w:abstractNumId="92" w15:restartNumberingAfterBreak="0">
     <w:nsid w:val="5C50AA84"/>
     <w:multiLevelType w:val="hybridMultilevel"/>
     <w:tmpl w:val="112E91B4"/>
@@ -11449,7 +16229,7 @@
       </w:rPr>
     </w:lvl>
   </w:abstractNum>
-  <w:abstractNum w:abstractNumId="86" w15:restartNumberingAfterBreak="0">
+  <w:abstractNum w:abstractNumId="93" w15:restartNumberingAfterBreak="0">
     <w:nsid w:val="5E28CF18"/>
     <w:multiLevelType w:val="hybridMultilevel"/>
     <w:tmpl w:val="F2E6ED66"/>
@@ -11562,7 +16342,7 @@
       </w:rPr>
     </w:lvl>
   </w:abstractNum>
-  <w:abstractNum w:abstractNumId="87" w15:restartNumberingAfterBreak="0">
+  <w:abstractNum w:abstractNumId="94" w15:restartNumberingAfterBreak="0">
     <w:nsid w:val="5F8E1FAA"/>
     <w:multiLevelType w:val="multilevel"/>
     <w:tmpl w:val="C316D6DC"/>
@@ -11676,7 +16456,7 @@
       </w:rPr>
     </w:lvl>
   </w:abstractNum>
-  <w:abstractNum w:abstractNumId="88" w15:restartNumberingAfterBreak="0">
+  <w:abstractNum w:abstractNumId="95" w15:restartNumberingAfterBreak="0">
     <w:nsid w:val="5FC02468"/>
     <w:multiLevelType w:val="hybridMultilevel"/>
     <w:tmpl w:val="958228E4"/>
@@ -11788,7 +16568,7 @@
       </w:rPr>
     </w:lvl>
   </w:abstractNum>
-  <w:abstractNum w:abstractNumId="89" w15:restartNumberingAfterBreak="0">
+  <w:abstractNum w:abstractNumId="96" w15:restartNumberingAfterBreak="0">
     <w:nsid w:val="6159FBFB"/>
     <w:multiLevelType w:val="hybridMultilevel"/>
     <w:tmpl w:val="BA969840"/>
@@ -11901,7 +16681,7 @@
       </w:rPr>
     </w:lvl>
   </w:abstractNum>
-  <w:abstractNum w:abstractNumId="90" w15:restartNumberingAfterBreak="0">
+  <w:abstractNum w:abstractNumId="97" w15:restartNumberingAfterBreak="0">
     <w:nsid w:val="635CDC25"/>
     <w:multiLevelType w:val="hybridMultilevel"/>
     <w:tmpl w:val="4A643056"/>
@@ -12014,7 +16794,7 @@
       </w:rPr>
     </w:lvl>
   </w:abstractNum>
-  <w:abstractNum w:abstractNumId="91" w15:restartNumberingAfterBreak="0">
+  <w:abstractNum w:abstractNumId="98" w15:restartNumberingAfterBreak="0">
     <w:nsid w:val="6436AB7C"/>
     <w:multiLevelType w:val="hybridMultilevel"/>
     <w:tmpl w:val="E3CCA4B6"/>
@@ -12100,7 +16880,7 @@
       </w:pPr>
     </w:lvl>
   </w:abstractNum>
-  <w:abstractNum w:abstractNumId="92" w15:restartNumberingAfterBreak="0">
+  <w:abstractNum w:abstractNumId="99" w15:restartNumberingAfterBreak="0">
     <w:nsid w:val="649D2281"/>
     <w:multiLevelType w:val="hybridMultilevel"/>
     <w:tmpl w:val="F67802EC"/>
@@ -12213,7 +16993,7 @@
       </w:rPr>
     </w:lvl>
   </w:abstractNum>
-  <w:abstractNum w:abstractNumId="93" w15:restartNumberingAfterBreak="0">
+  <w:abstractNum w:abstractNumId="100" w15:restartNumberingAfterBreak="0">
     <w:nsid w:val="6554DECF"/>
     <w:multiLevelType w:val="hybridMultilevel"/>
     <w:tmpl w:val="7A1A9802"/>
@@ -12299,7 +17079,7 @@
       </w:pPr>
     </w:lvl>
   </w:abstractNum>
-  <w:abstractNum w:abstractNumId="94" w15:restartNumberingAfterBreak="0">
+  <w:abstractNum w:abstractNumId="101" w15:restartNumberingAfterBreak="0">
     <w:nsid w:val="67741149"/>
     <w:multiLevelType w:val="multilevel"/>
     <w:tmpl w:val="97B6C292"/>
@@ -12413,7 +17193,7 @@
       </w:rPr>
     </w:lvl>
   </w:abstractNum>
-  <w:abstractNum w:abstractNumId="95" w15:restartNumberingAfterBreak="0">
+  <w:abstractNum w:abstractNumId="102" w15:restartNumberingAfterBreak="0">
     <w:nsid w:val="69DE9106"/>
     <w:multiLevelType w:val="hybridMultilevel"/>
     <w:tmpl w:val="318AC064"/>
@@ -12526,7 +17306,156 @@
       </w:rPr>
     </w:lvl>
   </w:abstractNum>
-  <w:abstractNum w:abstractNumId="96" w15:restartNumberingAfterBreak="0">
+  <w:abstractNum w:abstractNumId="103" w15:restartNumberingAfterBreak="0">
+    <w:nsid w:val="6B6B44D5"/>
+    <w:multiLevelType w:val="multilevel"/>
+    <w:tmpl w:val="CE066FF6"/>
+    <w:lvl w:ilvl="0">
+      <w:start w:val="1"/>
+      <w:numFmt w:val="bullet"/>
+      <w:lvlText w:val=""/>
+      <w:lvlJc w:val="left"/>
+      <w:pPr>
+        <w:tabs>
+          <w:tab w:val="num" w:pos="720"/>
+        </w:tabs>
+        <w:ind w:left="720" w:hanging="360"/>
+      </w:pPr>
+      <w:rPr>
+        <w:rFonts w:ascii="Symbol" w:hAnsi="Symbol" w:hint="default"/>
+        <w:sz w:val="20"/>
+      </w:rPr>
+    </w:lvl>
+    <w:lvl w:ilvl="1" w:tentative="1">
+      <w:start w:val="1"/>
+      <w:numFmt w:val="bullet"/>
+      <w:lvlText w:val="o"/>
+      <w:lvlJc w:val="left"/>
+      <w:pPr>
+        <w:tabs>
+          <w:tab w:val="num" w:pos="1440"/>
+        </w:tabs>
+        <w:ind w:left="1440" w:hanging="360"/>
+      </w:pPr>
+      <w:rPr>
+        <w:rFonts w:ascii="Courier New" w:hAnsi="Courier New" w:hint="default"/>
+        <w:sz w:val="20"/>
+      </w:rPr>
+    </w:lvl>
+    <w:lvl w:ilvl="2" w:tentative="1">
+      <w:start w:val="1"/>
+      <w:numFmt w:val="bullet"/>
+      <w:lvlText w:val=""/>
+      <w:lvlJc w:val="left"/>
+      <w:pPr>
+        <w:tabs>
+          <w:tab w:val="num" w:pos="2160"/>
+        </w:tabs>
+        <w:ind w:left="2160" w:hanging="360"/>
+      </w:pPr>
+      <w:rPr>
+        <w:rFonts w:ascii="Wingdings" w:hAnsi="Wingdings" w:hint="default"/>
+        <w:sz w:val="20"/>
+      </w:rPr>
+    </w:lvl>
+    <w:lvl w:ilvl="3" w:tentative="1">
+      <w:start w:val="1"/>
+      <w:numFmt w:val="bullet"/>
+      <w:lvlText w:val=""/>
+      <w:lvlJc w:val="left"/>
+      <w:pPr>
+        <w:tabs>
+          <w:tab w:val="num" w:pos="2880"/>
+        </w:tabs>
+        <w:ind w:left="2880" w:hanging="360"/>
+      </w:pPr>
+      <w:rPr>
+        <w:rFonts w:ascii="Wingdings" w:hAnsi="Wingdings" w:hint="default"/>
+        <w:sz w:val="20"/>
+      </w:rPr>
+    </w:lvl>
+    <w:lvl w:ilvl="4" w:tentative="1">
+      <w:start w:val="1"/>
+      <w:numFmt w:val="bullet"/>
+      <w:lvlText w:val=""/>
+      <w:lvlJc w:val="left"/>
+      <w:pPr>
+        <w:tabs>
+          <w:tab w:val="num" w:pos="3600"/>
+        </w:tabs>
+        <w:ind w:left="3600" w:hanging="360"/>
+      </w:pPr>
+      <w:rPr>
+        <w:rFonts w:ascii="Wingdings" w:hAnsi="Wingdings" w:hint="default"/>
+        <w:sz w:val="20"/>
+      </w:rPr>
+    </w:lvl>
+    <w:lvl w:ilvl="5" w:tentative="1">
+      <w:start w:val="1"/>
+      <w:numFmt w:val="bullet"/>
+      <w:lvlText w:val=""/>
+      <w:lvlJc w:val="left"/>
+      <w:pPr>
+        <w:tabs>
+          <w:tab w:val="num" w:pos="4320"/>
+        </w:tabs>
+        <w:ind w:left="4320" w:hanging="360"/>
+      </w:pPr>
+      <w:rPr>
+        <w:rFonts w:ascii="Wingdings" w:hAnsi="Wingdings" w:hint="default"/>
+        <w:sz w:val="20"/>
+      </w:rPr>
+    </w:lvl>
+    <w:lvl w:ilvl="6" w:tentative="1">
+      <w:start w:val="1"/>
+      <w:numFmt w:val="bullet"/>
+      <w:lvlText w:val=""/>
+      <w:lvlJc w:val="left"/>
+      <w:pPr>
+        <w:tabs>
+          <w:tab w:val="num" w:pos="5040"/>
+        </w:tabs>
+        <w:ind w:left="5040" w:hanging="360"/>
+      </w:pPr>
+      <w:rPr>
+        <w:rFonts w:ascii="Wingdings" w:hAnsi="Wingdings" w:hint="default"/>
+        <w:sz w:val="20"/>
+      </w:rPr>
+    </w:lvl>
+    <w:lvl w:ilvl="7" w:tentative="1">
+      <w:start w:val="1"/>
+      <w:numFmt w:val="bullet"/>
+      <w:lvlText w:val=""/>
+      <w:lvlJc w:val="left"/>
+      <w:pPr>
+        <w:tabs>
+          <w:tab w:val="num" w:pos="5760"/>
+        </w:tabs>
+        <w:ind w:left="5760" w:hanging="360"/>
+      </w:pPr>
+      <w:rPr>
+        <w:rFonts w:ascii="Wingdings" w:hAnsi="Wingdings" w:hint="default"/>
+        <w:sz w:val="20"/>
+      </w:rPr>
+    </w:lvl>
+    <w:lvl w:ilvl="8" w:tentative="1">
+      <w:start w:val="1"/>
+      <w:numFmt w:val="bullet"/>
+      <w:lvlText w:val=""/>
+      <w:lvlJc w:val="left"/>
+      <w:pPr>
+        <w:tabs>
+          <w:tab w:val="num" w:pos="6480"/>
+        </w:tabs>
+        <w:ind w:left="6480" w:hanging="360"/>
+      </w:pPr>
+      <w:rPr>
+        <w:rFonts w:ascii="Wingdings" w:hAnsi="Wingdings" w:hint="default"/>
+        <w:sz w:val="20"/>
+      </w:rPr>
+    </w:lvl>
+  </w:abstractNum>
+  <w:abstractNum w:abstractNumId="104" w15:restartNumberingAfterBreak="0">
     <w:nsid w:val="6C79F4C4"/>
     <w:multiLevelType w:val="hybridMultilevel"/>
     <w:tmpl w:val="6FF0A462"/>
@@ -12639,7 +17568,7 @@
       </w:rPr>
     </w:lvl>
   </w:abstractNum>
-  <w:abstractNum w:abstractNumId="97" w15:restartNumberingAfterBreak="0">
+  <w:abstractNum w:abstractNumId="105" w15:restartNumberingAfterBreak="0">
     <w:nsid w:val="6C7C329E"/>
     <w:multiLevelType w:val="hybridMultilevel"/>
     <w:tmpl w:val="0564414C"/>
@@ -12751,7 +17680,7 @@
       </w:rPr>
     </w:lvl>
   </w:abstractNum>
-  <w:abstractNum w:abstractNumId="98" w15:restartNumberingAfterBreak="0">
+  <w:abstractNum w:abstractNumId="106" w15:restartNumberingAfterBreak="0">
     <w:nsid w:val="6D9CE6C8"/>
     <w:multiLevelType w:val="hybridMultilevel"/>
     <w:tmpl w:val="0A6E5A9C"/>
@@ -12864,7 +17793,7 @@
       </w:rPr>
     </w:lvl>
   </w:abstractNum>
-  <w:abstractNum w:abstractNumId="99" w15:restartNumberingAfterBreak="0">
+  <w:abstractNum w:abstractNumId="107" w15:restartNumberingAfterBreak="0">
     <w:nsid w:val="76229E08"/>
     <w:multiLevelType w:val="hybridMultilevel"/>
     <w:tmpl w:val="E25EADC4"/>
@@ -12977,7 +17906,7 @@
       </w:rPr>
     </w:lvl>
   </w:abstractNum>
-  <w:abstractNum w:abstractNumId="100" w15:restartNumberingAfterBreak="0">
+  <w:abstractNum w:abstractNumId="108" w15:restartNumberingAfterBreak="0">
     <w:nsid w:val="76801083"/>
     <w:multiLevelType w:val="hybridMultilevel"/>
     <w:tmpl w:val="47C82116"/>
@@ -13090,7 +18019,7 @@
       </w:rPr>
     </w:lvl>
   </w:abstractNum>
-  <w:abstractNum w:abstractNumId="101" w15:restartNumberingAfterBreak="0">
+  <w:abstractNum w:abstractNumId="109" w15:restartNumberingAfterBreak="0">
     <w:nsid w:val="7A415D24"/>
     <w:multiLevelType w:val="hybridMultilevel"/>
     <w:tmpl w:val="A154BE46"/>
@@ -13202,7 +18131,7 @@
       </w:rPr>
     </w:lvl>
   </w:abstractNum>
-  <w:abstractNum w:abstractNumId="102" w15:restartNumberingAfterBreak="0">
+  <w:abstractNum w:abstractNumId="110" w15:restartNumberingAfterBreak="0">
     <w:nsid w:val="7A6C48AA"/>
     <w:multiLevelType w:val="hybridMultilevel"/>
     <w:tmpl w:val="0492A6CA"/>
@@ -13315,7 +18244,7 @@
       </w:rPr>
     </w:lvl>
   </w:abstractNum>
-  <w:abstractNum w:abstractNumId="103" w15:restartNumberingAfterBreak="0">
+  <w:abstractNum w:abstractNumId="111" w15:restartNumberingAfterBreak="0">
     <w:nsid w:val="7A7D61B7"/>
     <w:multiLevelType w:val="hybridMultilevel"/>
     <w:tmpl w:val="5CF69DB8"/>
@@ -13428,7 +18357,7 @@
       </w:rPr>
     </w:lvl>
   </w:abstractNum>
-  <w:abstractNum w:abstractNumId="104" w15:restartNumberingAfterBreak="0">
+  <w:abstractNum w:abstractNumId="112" w15:restartNumberingAfterBreak="0">
     <w:nsid w:val="7ABC854C"/>
     <w:multiLevelType w:val="hybridMultilevel"/>
     <w:tmpl w:val="C6C28C60"/>
@@ -13514,7 +18443,7 @@
       </w:pPr>
     </w:lvl>
   </w:abstractNum>
-  <w:abstractNum w:abstractNumId="105" w15:restartNumberingAfterBreak="0">
+  <w:abstractNum w:abstractNumId="113" w15:restartNumberingAfterBreak="0">
     <w:nsid w:val="7F9A1B1A"/>
     <w:multiLevelType w:val="hybridMultilevel"/>
     <w:tmpl w:val="02A86672"/>
@@ -13628,313 +18557,313 @@
     </w:lvl>
   </w:abstractNum>
   <w:num w:numId="1" w16cid:durableId="1438721852">
+    <w:abstractNumId w:val="107"/>
+  </w:num>
+  <w:num w:numId="2" w16cid:durableId="55130254">
+    <w:abstractNumId w:val="24"/>
+  </w:num>
+  <w:num w:numId="3" w16cid:durableId="1866092549">
+    <w:abstractNumId w:val="70"/>
+  </w:num>
+  <w:num w:numId="4" w16cid:durableId="1377966428">
+    <w:abstractNumId w:val="63"/>
+  </w:num>
+  <w:num w:numId="5" w16cid:durableId="1814977648">
+    <w:abstractNumId w:val="38"/>
+  </w:num>
+  <w:num w:numId="6" w16cid:durableId="630669727">
+    <w:abstractNumId w:val="53"/>
+  </w:num>
+  <w:num w:numId="7" w16cid:durableId="1008950302">
+    <w:abstractNumId w:val="61"/>
+  </w:num>
+  <w:num w:numId="8" w16cid:durableId="112751343">
+    <w:abstractNumId w:val="31"/>
+  </w:num>
+  <w:num w:numId="9" w16cid:durableId="564951415">
+    <w:abstractNumId w:val="110"/>
+  </w:num>
+  <w:num w:numId="10" w16cid:durableId="1503858875">
+    <w:abstractNumId w:val="87"/>
+  </w:num>
+  <w:num w:numId="11" w16cid:durableId="306934528">
+    <w:abstractNumId w:val="13"/>
+  </w:num>
+  <w:num w:numId="12" w16cid:durableId="1278755969">
+    <w:abstractNumId w:val="88"/>
+  </w:num>
+  <w:num w:numId="13" w16cid:durableId="855769992">
+    <w:abstractNumId w:val="17"/>
+  </w:num>
+  <w:num w:numId="14" w16cid:durableId="1068310470">
+    <w:abstractNumId w:val="83"/>
+  </w:num>
+  <w:num w:numId="15" w16cid:durableId="533034992">
+    <w:abstractNumId w:val="73"/>
+  </w:num>
+  <w:num w:numId="16" w16cid:durableId="941492841">
+    <w:abstractNumId w:val="25"/>
+  </w:num>
+  <w:num w:numId="17" w16cid:durableId="326906204">
+    <w:abstractNumId w:val="40"/>
+  </w:num>
+  <w:num w:numId="18" w16cid:durableId="306476397">
+    <w:abstractNumId w:val="22"/>
+  </w:num>
+  <w:num w:numId="19" w16cid:durableId="1282571061">
+    <w:abstractNumId w:val="32"/>
+  </w:num>
+  <w:num w:numId="20" w16cid:durableId="737172656">
+    <w:abstractNumId w:val="67"/>
+  </w:num>
+  <w:num w:numId="21" w16cid:durableId="1876385439">
+    <w:abstractNumId w:val="100"/>
+  </w:num>
+  <w:num w:numId="22" w16cid:durableId="665085327">
+    <w:abstractNumId w:val="92"/>
+  </w:num>
+  <w:num w:numId="23" w16cid:durableId="299723754">
+    <w:abstractNumId w:val="7"/>
+  </w:num>
+  <w:num w:numId="24" w16cid:durableId="2105374328">
+    <w:abstractNumId w:val="90"/>
+  </w:num>
+  <w:num w:numId="25" w16cid:durableId="1301501928">
+    <w:abstractNumId w:val="21"/>
+  </w:num>
+  <w:num w:numId="26" w16cid:durableId="1140806904">
+    <w:abstractNumId w:val="11"/>
+  </w:num>
+  <w:num w:numId="27" w16cid:durableId="801382359">
+    <w:abstractNumId w:val="19"/>
+  </w:num>
+  <w:num w:numId="28" w16cid:durableId="2129660105">
+    <w:abstractNumId w:val="50"/>
+  </w:num>
+  <w:num w:numId="29" w16cid:durableId="587662017">
+    <w:abstractNumId w:val="108"/>
+  </w:num>
+  <w:num w:numId="30" w16cid:durableId="1972637505">
+    <w:abstractNumId w:val="1"/>
+  </w:num>
+  <w:num w:numId="31" w16cid:durableId="1448155996">
+    <w:abstractNumId w:val="45"/>
+  </w:num>
+  <w:num w:numId="32" w16cid:durableId="1648701626">
+    <w:abstractNumId w:val="47"/>
+  </w:num>
+  <w:num w:numId="33" w16cid:durableId="421879170">
+    <w:abstractNumId w:val="102"/>
+  </w:num>
+  <w:num w:numId="34" w16cid:durableId="497157126">
+    <w:abstractNumId w:val="58"/>
+  </w:num>
+  <w:num w:numId="35" w16cid:durableId="628051161">
+    <w:abstractNumId w:val="51"/>
+  </w:num>
+  <w:num w:numId="36" w16cid:durableId="1193768051">
+    <w:abstractNumId w:val="14"/>
+  </w:num>
+  <w:num w:numId="37" w16cid:durableId="1896120256">
+    <w:abstractNumId w:val="112"/>
+  </w:num>
+  <w:num w:numId="38" w16cid:durableId="1865438635">
+    <w:abstractNumId w:val="93"/>
+  </w:num>
+  <w:num w:numId="39" w16cid:durableId="423039957">
+    <w:abstractNumId w:val="65"/>
+  </w:num>
+  <w:num w:numId="40" w16cid:durableId="1459297157">
+    <w:abstractNumId w:val="106"/>
+  </w:num>
+  <w:num w:numId="41" w16cid:durableId="1545557175">
+    <w:abstractNumId w:val="57"/>
+  </w:num>
+  <w:num w:numId="42" w16cid:durableId="28070488">
+    <w:abstractNumId w:val="81"/>
+  </w:num>
+  <w:num w:numId="43" w16cid:durableId="917330771">
+    <w:abstractNumId w:val="5"/>
+  </w:num>
+  <w:num w:numId="44" w16cid:durableId="112016731">
+    <w:abstractNumId w:val="49"/>
+  </w:num>
+  <w:num w:numId="45" w16cid:durableId="573931073">
+    <w:abstractNumId w:val="43"/>
+  </w:num>
+  <w:num w:numId="46" w16cid:durableId="76749312">
+    <w:abstractNumId w:val="54"/>
+  </w:num>
+  <w:num w:numId="47" w16cid:durableId="1350063049">
+    <w:abstractNumId w:val="80"/>
+  </w:num>
+  <w:num w:numId="48" w16cid:durableId="309290337">
+    <w:abstractNumId w:val="37"/>
+  </w:num>
+  <w:num w:numId="49" w16cid:durableId="1247154115">
+    <w:abstractNumId w:val="29"/>
+  </w:num>
+  <w:num w:numId="50" w16cid:durableId="1533421971">
+    <w:abstractNumId w:val="44"/>
+  </w:num>
+  <w:num w:numId="51" w16cid:durableId="1625620876">
+    <w:abstractNumId w:val="104"/>
+  </w:num>
+  <w:num w:numId="52" w16cid:durableId="309332032">
+    <w:abstractNumId w:val="3"/>
+  </w:num>
+  <w:num w:numId="53" w16cid:durableId="1861579815">
+    <w:abstractNumId w:val="56"/>
+  </w:num>
+  <w:num w:numId="54" w16cid:durableId="256060062">
+    <w:abstractNumId w:val="2"/>
+  </w:num>
+  <w:num w:numId="55" w16cid:durableId="663438770">
+    <w:abstractNumId w:val="59"/>
+  </w:num>
+  <w:num w:numId="56" w16cid:durableId="1684672375">
+    <w:abstractNumId w:val="20"/>
+  </w:num>
+  <w:num w:numId="57" w16cid:durableId="611013765">
+    <w:abstractNumId w:val="85"/>
+  </w:num>
+  <w:num w:numId="58" w16cid:durableId="45222851">
+    <w:abstractNumId w:val="97"/>
+  </w:num>
+  <w:num w:numId="59" w16cid:durableId="716855716">
+    <w:abstractNumId w:val="98"/>
+  </w:num>
+  <w:num w:numId="60" w16cid:durableId="2126536449">
+    <w:abstractNumId w:val="8"/>
+  </w:num>
+  <w:num w:numId="61" w16cid:durableId="1857500751">
+    <w:abstractNumId w:val="62"/>
+  </w:num>
+  <w:num w:numId="62" w16cid:durableId="676663894">
+    <w:abstractNumId w:val="89"/>
+  </w:num>
+  <w:num w:numId="63" w16cid:durableId="825626308">
+    <w:abstractNumId w:val="18"/>
+  </w:num>
+  <w:num w:numId="64" w16cid:durableId="1459451104">
+    <w:abstractNumId w:val="68"/>
+  </w:num>
+  <w:num w:numId="65" w16cid:durableId="187764723">
+    <w:abstractNumId w:val="96"/>
+  </w:num>
+  <w:num w:numId="66" w16cid:durableId="1279096544">
+    <w:abstractNumId w:val="15"/>
+  </w:num>
+  <w:num w:numId="67" w16cid:durableId="1737780384">
+    <w:abstractNumId w:val="64"/>
+  </w:num>
+  <w:num w:numId="68" w16cid:durableId="910653418">
+    <w:abstractNumId w:val="86"/>
+  </w:num>
+  <w:num w:numId="69" w16cid:durableId="2092191407">
+    <w:abstractNumId w:val="9"/>
+  </w:num>
+  <w:num w:numId="70" w16cid:durableId="846406230">
+    <w:abstractNumId w:val="84"/>
+  </w:num>
+  <w:num w:numId="71" w16cid:durableId="1414739805">
+    <w:abstractNumId w:val="34"/>
+  </w:num>
+  <w:num w:numId="72" w16cid:durableId="1169367139">
+    <w:abstractNumId w:val="94"/>
+  </w:num>
+  <w:num w:numId="73" w16cid:durableId="1816793136">
+    <w:abstractNumId w:val="79"/>
+  </w:num>
+  <w:num w:numId="74" w16cid:durableId="1133904794">
+    <w:abstractNumId w:val="30"/>
+  </w:num>
+  <w:num w:numId="75" w16cid:durableId="1552884216">
+    <w:abstractNumId w:val="76"/>
+  </w:num>
+  <w:num w:numId="76" w16cid:durableId="1425492092">
+    <w:abstractNumId w:val="4"/>
+  </w:num>
+  <w:num w:numId="77" w16cid:durableId="1532457482">
+    <w:abstractNumId w:val="101"/>
+  </w:num>
+  <w:num w:numId="78" w16cid:durableId="786681">
+    <w:abstractNumId w:val="109"/>
+  </w:num>
+  <w:num w:numId="79" w16cid:durableId="416439572">
+    <w:abstractNumId w:val="33"/>
+  </w:num>
+  <w:num w:numId="80" w16cid:durableId="605234607">
+    <w:abstractNumId w:val="95"/>
+  </w:num>
+  <w:num w:numId="81" w16cid:durableId="211158652">
+    <w:abstractNumId w:val="10"/>
+  </w:num>
+  <w:num w:numId="82" w16cid:durableId="321930621">
+    <w:abstractNumId w:val="69"/>
+  </w:num>
+  <w:num w:numId="83" w16cid:durableId="1038354644">
+    <w:abstractNumId w:val="74"/>
+  </w:num>
+  <w:num w:numId="84" w16cid:durableId="495804250">
+    <w:abstractNumId w:val="39"/>
+  </w:num>
+  <w:num w:numId="85" w16cid:durableId="1557282842">
+    <w:abstractNumId w:val="6"/>
+  </w:num>
+  <w:num w:numId="86" w16cid:durableId="1435903512">
+    <w:abstractNumId w:val="26"/>
+  </w:num>
+  <w:num w:numId="87" w16cid:durableId="1257205073">
+    <w:abstractNumId w:val="105"/>
+  </w:num>
+  <w:num w:numId="88" w16cid:durableId="1903910515">
+    <w:abstractNumId w:val="113"/>
+  </w:num>
+  <w:num w:numId="89" w16cid:durableId="2090034342">
+    <w:abstractNumId w:val="41"/>
+  </w:num>
+  <w:num w:numId="90" w16cid:durableId="20934044">
+    <w:abstractNumId w:val="71"/>
+  </w:num>
+  <w:num w:numId="91" w16cid:durableId="1178229075">
+    <w:abstractNumId w:val="12"/>
+  </w:num>
+  <w:num w:numId="92" w16cid:durableId="1512180850">
+    <w:abstractNumId w:val="46"/>
+  </w:num>
+  <w:num w:numId="93" w16cid:durableId="76557003">
+    <w:abstractNumId w:val="48"/>
+  </w:num>
+  <w:num w:numId="94" w16cid:durableId="1472137463">
+    <w:abstractNumId w:val="60"/>
+  </w:num>
+  <w:num w:numId="95" w16cid:durableId="1917400198">
+    <w:abstractNumId w:val="111"/>
+  </w:num>
+  <w:num w:numId="96" w16cid:durableId="479082500">
+    <w:abstractNumId w:val="52"/>
+  </w:num>
+  <w:num w:numId="97" w16cid:durableId="1683774585">
+    <w:abstractNumId w:val="82"/>
+  </w:num>
+  <w:num w:numId="98" w16cid:durableId="960838436">
+    <w:abstractNumId w:val="27"/>
+  </w:num>
+  <w:num w:numId="99" w16cid:durableId="2027978067">
     <w:abstractNumId w:val="99"/>
   </w:num>
-  <w:num w:numId="2" w16cid:durableId="55130254">
-    <w:abstractNumId w:val="23"/>
-  </w:num>
-  <w:num w:numId="3" w16cid:durableId="1866092549">
-    <w:abstractNumId w:val="66"/>
-  </w:num>
-  <w:num w:numId="4" w16cid:durableId="1377966428">
-    <w:abstractNumId w:val="60"/>
-  </w:num>
-  <w:num w:numId="5" w16cid:durableId="1814977648">
-    <w:abstractNumId w:val="37"/>
-  </w:num>
-  <w:num w:numId="6" w16cid:durableId="630669727">
-    <w:abstractNumId w:val="51"/>
-  </w:num>
-  <w:num w:numId="7" w16cid:durableId="1008950302">
-    <w:abstractNumId w:val="58"/>
-  </w:num>
-  <w:num w:numId="8" w16cid:durableId="112751343">
-    <w:abstractNumId w:val="30"/>
-  </w:num>
-  <w:num w:numId="9" w16cid:durableId="564951415">
-    <w:abstractNumId w:val="102"/>
-  </w:num>
-  <w:num w:numId="10" w16cid:durableId="1503858875">
-    <w:abstractNumId w:val="80"/>
-  </w:num>
-  <w:num w:numId="11" w16cid:durableId="306934528">
-    <w:abstractNumId w:val="12"/>
-  </w:num>
-  <w:num w:numId="12" w16cid:durableId="1278755969">
-    <w:abstractNumId w:val="81"/>
-  </w:num>
-  <w:num w:numId="13" w16cid:durableId="855769992">
+  <w:num w:numId="100" w16cid:durableId="911545745">
     <w:abstractNumId w:val="16"/>
   </w:num>
-  <w:num w:numId="14" w16cid:durableId="1068310470">
-    <w:abstractNumId w:val="76"/>
+  <w:num w:numId="101" w16cid:durableId="133254773">
+    <w:abstractNumId w:val="35"/>
   </w:num>
-  <w:num w:numId="15" w16cid:durableId="533034992">
-    <w:abstractNumId w:val="68"/>
-  </w:num>
-  <w:num w:numId="16" w16cid:durableId="941492841">
-    <w:abstractNumId w:val="24"/>
-  </w:num>
-  <w:num w:numId="17" w16cid:durableId="326906204">
-    <w:abstractNumId w:val="39"/>
-  </w:num>
-  <w:num w:numId="18" w16cid:durableId="306476397">
-    <w:abstractNumId w:val="21"/>
-  </w:num>
-  <w:num w:numId="19" w16cid:durableId="1282571061">
-    <w:abstractNumId w:val="31"/>
-  </w:num>
-  <w:num w:numId="20" w16cid:durableId="737172656">
-    <w:abstractNumId w:val="63"/>
-  </w:num>
-  <w:num w:numId="21" w16cid:durableId="1876385439">
-    <w:abstractNumId w:val="93"/>
-  </w:num>
-  <w:num w:numId="22" w16cid:durableId="665085327">
-    <w:abstractNumId w:val="85"/>
-  </w:num>
-  <w:num w:numId="23" w16cid:durableId="299723754">
-    <w:abstractNumId w:val="6"/>
-  </w:num>
-  <w:num w:numId="24" w16cid:durableId="2105374328">
-    <w:abstractNumId w:val="83"/>
-  </w:num>
-  <w:num w:numId="25" w16cid:durableId="1301501928">
-    <w:abstractNumId w:val="20"/>
-  </w:num>
-  <w:num w:numId="26" w16cid:durableId="1140806904">
-    <w:abstractNumId w:val="10"/>
-  </w:num>
-  <w:num w:numId="27" w16cid:durableId="801382359">
-    <w:abstractNumId w:val="18"/>
-  </w:num>
-  <w:num w:numId="28" w16cid:durableId="2129660105">
-    <w:abstractNumId w:val="48"/>
-  </w:num>
-  <w:num w:numId="29" w16cid:durableId="587662017">
-    <w:abstractNumId w:val="100"/>
-  </w:num>
-  <w:num w:numId="30" w16cid:durableId="1972637505">
-    <w:abstractNumId w:val="0"/>
-  </w:num>
-  <w:num w:numId="31" w16cid:durableId="1448155996">
-    <w:abstractNumId w:val="43"/>
-  </w:num>
-  <w:num w:numId="32" w16cid:durableId="1648701626">
-    <w:abstractNumId w:val="45"/>
-  </w:num>
-  <w:num w:numId="33" w16cid:durableId="421879170">
-    <w:abstractNumId w:val="95"/>
-  </w:num>
-  <w:num w:numId="34" w16cid:durableId="497157126">
-    <w:abstractNumId w:val="55"/>
-  </w:num>
-  <w:num w:numId="35" w16cid:durableId="628051161">
-    <w:abstractNumId w:val="49"/>
-  </w:num>
-  <w:num w:numId="36" w16cid:durableId="1193768051">
-    <w:abstractNumId w:val="13"/>
-  </w:num>
-  <w:num w:numId="37" w16cid:durableId="1896120256">
-    <w:abstractNumId w:val="104"/>
-  </w:num>
-  <w:num w:numId="38" w16cid:durableId="1865438635">
-    <w:abstractNumId w:val="86"/>
-  </w:num>
-  <w:num w:numId="39" w16cid:durableId="423039957">
-    <w:abstractNumId w:val="62"/>
-  </w:num>
-  <w:num w:numId="40" w16cid:durableId="1459297157">
-    <w:abstractNumId w:val="98"/>
-  </w:num>
-  <w:num w:numId="41" w16cid:durableId="1545557175">
-    <w:abstractNumId w:val="54"/>
-  </w:num>
-  <w:num w:numId="42" w16cid:durableId="28070488">
-    <w:abstractNumId w:val="74"/>
-  </w:num>
-  <w:num w:numId="43" w16cid:durableId="917330771">
-    <w:abstractNumId w:val="4"/>
-  </w:num>
-  <w:num w:numId="44" w16cid:durableId="112016731">
-    <w:abstractNumId w:val="47"/>
-  </w:num>
-  <w:num w:numId="45" w16cid:durableId="573931073">
-    <w:abstractNumId w:val="41"/>
-  </w:num>
-  <w:num w:numId="46" w16cid:durableId="76749312">
-    <w:abstractNumId w:val="52"/>
-  </w:num>
-  <w:num w:numId="47" w16cid:durableId="1350063049">
-    <w:abstractNumId w:val="73"/>
-  </w:num>
-  <w:num w:numId="48" w16cid:durableId="309290337">
-    <w:abstractNumId w:val="36"/>
-  </w:num>
-  <w:num w:numId="49" w16cid:durableId="1247154115">
+  <w:num w:numId="102" w16cid:durableId="605312429">
     <w:abstractNumId w:val="28"/>
   </w:num>
-  <w:num w:numId="50" w16cid:durableId="1533421971">
-    <w:abstractNumId w:val="42"/>
-  </w:num>
-  <w:num w:numId="51" w16cid:durableId="1625620876">
-    <w:abstractNumId w:val="96"/>
-  </w:num>
-  <w:num w:numId="52" w16cid:durableId="309332032">
-    <w:abstractNumId w:val="2"/>
-  </w:num>
-  <w:num w:numId="53" w16cid:durableId="1861579815">
-    <w:abstractNumId w:val="53"/>
-  </w:num>
-  <w:num w:numId="54" w16cid:durableId="256060062">
-    <w:abstractNumId w:val="1"/>
-  </w:num>
-  <w:num w:numId="55" w16cid:durableId="663438770">
-    <w:abstractNumId w:val="56"/>
-  </w:num>
-  <w:num w:numId="56" w16cid:durableId="1684672375">
-    <w:abstractNumId w:val="19"/>
-  </w:num>
-  <w:num w:numId="57" w16cid:durableId="611013765">
-    <w:abstractNumId w:val="78"/>
-  </w:num>
-  <w:num w:numId="58" w16cid:durableId="45222851">
-    <w:abstractNumId w:val="90"/>
-  </w:num>
-  <w:num w:numId="59" w16cid:durableId="716855716">
-    <w:abstractNumId w:val="91"/>
-  </w:num>
-  <w:num w:numId="60" w16cid:durableId="2126536449">
-    <w:abstractNumId w:val="7"/>
-  </w:num>
-  <w:num w:numId="61" w16cid:durableId="1857500751">
-    <w:abstractNumId w:val="59"/>
-  </w:num>
-  <w:num w:numId="62" w16cid:durableId="676663894">
-    <w:abstractNumId w:val="82"/>
-  </w:num>
-  <w:num w:numId="63" w16cid:durableId="825626308">
-    <w:abstractNumId w:val="17"/>
-  </w:num>
-  <w:num w:numId="64" w16cid:durableId="1459451104">
-    <w:abstractNumId w:val="64"/>
-  </w:num>
-  <w:num w:numId="65" w16cid:durableId="187764723">
-    <w:abstractNumId w:val="89"/>
-  </w:num>
-  <w:num w:numId="66" w16cid:durableId="1279096544">
-    <w:abstractNumId w:val="14"/>
-  </w:num>
-  <w:num w:numId="67" w16cid:durableId="1737780384">
-    <w:abstractNumId w:val="61"/>
-  </w:num>
-  <w:num w:numId="68" w16cid:durableId="910653418">
-    <w:abstractNumId w:val="79"/>
-  </w:num>
-  <w:num w:numId="69" w16cid:durableId="2092191407">
-    <w:abstractNumId w:val="8"/>
-  </w:num>
-  <w:num w:numId="70" w16cid:durableId="846406230">
-    <w:abstractNumId w:val="77"/>
-  </w:num>
-  <w:num w:numId="71" w16cid:durableId="1414739805">
-    <w:abstractNumId w:val="33"/>
-  </w:num>
-  <w:num w:numId="72" w16cid:durableId="1169367139">
-    <w:abstractNumId w:val="87"/>
-  </w:num>
-  <w:num w:numId="73" w16cid:durableId="1816793136">
-    <w:abstractNumId w:val="72"/>
-  </w:num>
-  <w:num w:numId="74" w16cid:durableId="1133904794">
-    <w:abstractNumId w:val="29"/>
-  </w:num>
-  <w:num w:numId="75" w16cid:durableId="1552884216">
-    <w:abstractNumId w:val="70"/>
-  </w:num>
-  <w:num w:numId="76" w16cid:durableId="1425492092">
-    <w:abstractNumId w:val="3"/>
-  </w:num>
-  <w:num w:numId="77" w16cid:durableId="1532457482">
-    <w:abstractNumId w:val="94"/>
-  </w:num>
-  <w:num w:numId="78" w16cid:durableId="786681">
-    <w:abstractNumId w:val="101"/>
-  </w:num>
-  <w:num w:numId="79" w16cid:durableId="416439572">
-    <w:abstractNumId w:val="32"/>
-  </w:num>
-  <w:num w:numId="80" w16cid:durableId="605234607">
-    <w:abstractNumId w:val="88"/>
-  </w:num>
-  <w:num w:numId="81" w16cid:durableId="211158652">
-    <w:abstractNumId w:val="9"/>
-  </w:num>
-  <w:num w:numId="82" w16cid:durableId="321930621">
-    <w:abstractNumId w:val="65"/>
-  </w:num>
-  <w:num w:numId="83" w16cid:durableId="1038354644">
-    <w:abstractNumId w:val="69"/>
-  </w:num>
-  <w:num w:numId="84" w16cid:durableId="495804250">
-    <w:abstractNumId w:val="38"/>
-  </w:num>
-  <w:num w:numId="85" w16cid:durableId="1557282842">
-    <w:abstractNumId w:val="5"/>
-  </w:num>
-  <w:num w:numId="86" w16cid:durableId="1435903512">
-    <w:abstractNumId w:val="25"/>
-  </w:num>
-  <w:num w:numId="87" w16cid:durableId="1257205073">
-    <w:abstractNumId w:val="97"/>
-  </w:num>
-  <w:num w:numId="88" w16cid:durableId="1903910515">
-    <w:abstractNumId w:val="105"/>
-  </w:num>
-  <w:num w:numId="89" w16cid:durableId="2090034342">
-    <w:abstractNumId w:val="40"/>
-  </w:num>
-  <w:num w:numId="90" w16cid:durableId="20934044">
-    <w:abstractNumId w:val="67"/>
-  </w:num>
-  <w:num w:numId="91" w16cid:durableId="1178229075">
-    <w:abstractNumId w:val="11"/>
-  </w:num>
-  <w:num w:numId="92" w16cid:durableId="1512180850">
-    <w:abstractNumId w:val="44"/>
-  </w:num>
-  <w:num w:numId="93" w16cid:durableId="76557003">
-    <w:abstractNumId w:val="46"/>
-  </w:num>
-  <w:num w:numId="94" w16cid:durableId="1472137463">
-    <w:abstractNumId w:val="57"/>
-  </w:num>
-  <w:num w:numId="95" w16cid:durableId="1917400198">
-    <w:abstractNumId w:val="103"/>
-  </w:num>
-  <w:num w:numId="96" w16cid:durableId="479082500">
-    <w:abstractNumId w:val="50"/>
-  </w:num>
-  <w:num w:numId="97" w16cid:durableId="1683774585">
-    <w:abstractNumId w:val="75"/>
-  </w:num>
-  <w:num w:numId="98" w16cid:durableId="960838436">
-    <w:abstractNumId w:val="26"/>
-  </w:num>
-  <w:num w:numId="99" w16cid:durableId="2027978067">
-    <w:abstractNumId w:val="92"/>
-  </w:num>
-  <w:num w:numId="100" w16cid:durableId="911545745">
-    <w:abstractNumId w:val="15"/>
-  </w:num>
-  <w:num w:numId="101" w16cid:durableId="133254773">
-    <w:abstractNumId w:val="34"/>
-  </w:num>
-  <w:num w:numId="102" w16cid:durableId="605312429">
-    <w:abstractNumId w:val="27"/>
-  </w:num>
   <w:num w:numId="103" w16cid:durableId="521556075">
-    <w:abstractNumId w:val="22"/>
+    <w:abstractNumId w:val="23"/>
     <w:lvlOverride w:ilvl="0">
       <w:startOverride w:val="1"/>
     </w:lvlOverride>
@@ -13964,13 +18893,37 @@
     </w:lvlOverride>
   </w:num>
   <w:num w:numId="104" w16cid:durableId="2138445186">
-    <w:abstractNumId w:val="35"/>
+    <w:abstractNumId w:val="36"/>
   </w:num>
   <w:num w:numId="105" w16cid:durableId="1152789817">
-    <w:abstractNumId w:val="71"/>
+    <w:abstractNumId w:val="77"/>
   </w:num>
   <w:num w:numId="106" w16cid:durableId="842747217">
-    <w:abstractNumId w:val="84"/>
+    <w:abstractNumId w:val="91"/>
+  </w:num>
+  <w:num w:numId="107" w16cid:durableId="1664624140">
+    <w:abstractNumId w:val="103"/>
+  </w:num>
+  <w:num w:numId="108" w16cid:durableId="348727235">
+    <w:abstractNumId w:val="66"/>
+  </w:num>
+  <w:num w:numId="109" w16cid:durableId="1295253640">
+    <w:abstractNumId w:val="0"/>
+  </w:num>
+  <w:num w:numId="110" w16cid:durableId="916982962">
+    <w:abstractNumId w:val="42"/>
+  </w:num>
+  <w:num w:numId="111" w16cid:durableId="452403299">
+    <w:abstractNumId w:val="72"/>
+  </w:num>
+  <w:num w:numId="112" w16cid:durableId="1133404255">
+    <w:abstractNumId w:val="55"/>
+  </w:num>
+  <w:num w:numId="113" w16cid:durableId="889724751">
+    <w:abstractNumId w:val="75"/>
+  </w:num>
+  <w:num w:numId="114" w16cid:durableId="2106151457">
+    <w:abstractNumId w:val="78"/>
   </w:num>
 </w:numbering>
 </file>
@@ -14589,6 +19542,7 @@
   <w:style w:type="character" w:default="1" w:styleId="DefaultParagraphFont">
     <w:name w:val="Default Paragraph Font"/>
     <w:uiPriority w:val="1"/>
+    <w:semiHidden/>
     <w:unhideWhenUsed/>
   </w:style>
   <w:style w:type="table" w:default="1" w:styleId="TableNormal">
